--- a/data/实验1-网线配线架与机柜（2025版）.docx
+++ b/data/实验1-网线配线架与机柜（2025版）.docx
@@ -1,12 +1,11 @@
 
 <file path=word/document.xml><?xml version="1.0" encoding="utf-8"?>
-<w:document xmlns:w="http://schemas.openxmlformats.org/wordprocessingml/2006/main" xmlns:wp="http://schemas.openxmlformats.org/drawingml/2006/wordprocessingDrawing" xmlns:r="http://schemas.openxmlformats.org/officeDocument/2006/relationships" xmlns:v="urn:schemas-microsoft-com:vml" xmlns:w10="urn:schemas-microsoft-com:office:word" xmlns:o="urn:schemas-microsoft-com:office:office" xmlns:wp14="http://schemas.microsoft.com/office/word/2010/wordprocessingDrawing" xmlns:w14="http://schemas.microsoft.com/office/word/2010/wordml" xmlns:mc="http://schemas.openxmlformats.org/markup-compatibility/2006" xmlns:m="http://schemas.openxmlformats.org/officeDocument/2006/math" xmlns:wps="http://schemas.microsoft.com/office/word/2010/wordprocessingShape" xmlns:wpg="http://schemas.microsoft.com/office/word/2010/wordprocessingGroup" xmlns:wpi="http://schemas.microsoft.com/office/word/2010/wordprocessingInk" xmlns:wpc="http://schemas.microsoft.com/office/word/2010/wordprocessingCanvas" xmlns:wpsCustomData="http://www.wps.cn/officeDocument/2013/wpsCustomData" mc:Ignorable="w14 wp14">
+<w:document xmlns:wpc="http://schemas.microsoft.com/office/word/2010/wordprocessingCanvas" xmlns:mc="http://schemas.openxmlformats.org/markup-compatibility/2006" xmlns:o="urn:schemas-microsoft-com:office:office" xmlns:r="http://schemas.openxmlformats.org/officeDocument/2006/relationships" xmlns:m="http://schemas.openxmlformats.org/officeDocument/2006/math" xmlns:v="urn:schemas-microsoft-com:vml" xmlns:wp14="http://schemas.microsoft.com/office/word/2010/wordprocessingDrawing" xmlns:wp="http://schemas.openxmlformats.org/drawingml/2006/wordprocessingDrawing" xmlns:w="http://schemas.openxmlformats.org/wordprocessingml/2006/main" xmlns:w14="http://schemas.microsoft.com/office/word/2010/wordml" xmlns:w10="urn:schemas-microsoft-com:office:word" xmlns:w15="http://schemas.microsoft.com/office/word/2012/wordml" xmlns:wpg="http://schemas.microsoft.com/office/word/2010/wordprocessingGroup" xmlns:wpi="http://schemas.microsoft.com/office/word/2010/wordprocessingInk" xmlns:wne="http://schemas.microsoft.com/office/word/2006/wordml" xmlns:wps="http://schemas.microsoft.com/office/word/2010/wordprocessingShape" xmlns:wpsCustomData="http://www.wps.cn/officeDocument/2013/wpsCustomData" mc:Ignorable="w14 w15 wp14">
   <w:body>
     <w:p>
       <w:pPr>
-        <w:pStyle w:val="style1"/>
+        <w:pStyle w:val="2"/>
         <w:ind w:left="0" w:firstLine="0"/>
-        <w:rPr/>
       </w:pPr>
       <w:r>
         <w:t>第1章</w:t>
@@ -23,7 +22,7 @@
     </w:p>
     <w:p>
       <w:pPr>
-        <w:pStyle w:val="style66"/>
+        <w:pStyle w:val="8"/>
         <w:rPr>
           <w:sz w:val="41"/>
         </w:rPr>
@@ -31,10 +30,9 @@
     </w:p>
     <w:p>
       <w:pPr>
-        <w:pStyle w:val="style2"/>
+        <w:pStyle w:val="3"/>
         <w:ind w:left="0" w:firstLine="0"/>
         <w:jc w:val="both"/>
-        <w:rPr/>
       </w:pPr>
       <w:r>
         <w:t>实验</w:t>
@@ -51,7 +49,7 @@
     </w:p>
     <w:p>
       <w:pPr>
-        <w:pStyle w:val="style66"/>
+        <w:pStyle w:val="8"/>
         <w:spacing w:before="9"/>
         <w:rPr>
           <w:sz w:val="36"/>
@@ -60,7 +58,7 @@
     </w:p>
     <w:p>
       <w:pPr>
-        <w:pStyle w:val="style3"/>
+        <w:pStyle w:val="4"/>
         <w:rPr>
           <w:sz w:val="33"/>
         </w:rPr>
@@ -69,16 +67,33 @@
         <w:rPr>
           <w:rFonts w:hint="eastAsia"/>
         </w:rPr>
-        <w:t>1.1</w:t>
-      </w:r>
+        <w:t>1.</w:t>
+      </w:r>
+      <w:ins w:id="0" w:author="Isabella...伊莎贝拉" w:date="2026-01-30T13:54:39Z">
+        <w:r>
+          <w:rPr>
+            <w:rFonts w:hint="eastAsia"/>
+            <w:lang w:val="en-US" w:eastAsia="zh-CN"/>
+          </w:rPr>
+          <w:t>0</w:t>
+        </w:r>
+      </w:ins>
+      <w:del w:id="1" w:author="Isabella...伊莎贝拉" w:date="2026-01-30T13:54:38Z">
+        <w:r>
+          <w:rPr>
+            <w:rFonts w:hint="eastAsia"/>
+          </w:rPr>
+          <w:delText>1</w:delText>
+        </w:r>
+      </w:del>
       <w:r>
         <w:t>问题的提出</w:t>
       </w:r>
     </w:p>
     <w:p>
       <w:pPr>
-        <w:pStyle w:val="style66"/>
-        <w:spacing w:lineRule="auto" w:line="381"/>
+        <w:pStyle w:val="8"/>
+        <w:spacing w:line="381" w:lineRule="auto"/>
         <w:ind w:left="479" w:right="483" w:firstLine="540"/>
         <w:rPr>
           <w:sz w:val="20"/>
@@ -123,30 +138,68 @@
     </w:p>
     <w:p>
       <w:pPr>
-        <w:pStyle w:val="style3"/>
+        <w:pStyle w:val="4"/>
         <w:jc w:val="both"/>
-        <w:rPr/>
-      </w:pPr>
-      <w:r>
-        <w:rPr>
-          <w:rFonts w:hint="eastAsia"/>
-        </w:rPr>
-        <w:t>1.2</w:t>
-      </w:r>
+      </w:pPr>
+      <w:r>
+        <w:rPr>
+          <w:rFonts w:hint="eastAsia"/>
+        </w:rPr>
+        <w:t>1.</w:t>
+      </w:r>
+      <w:ins w:id="2" w:author="Isabella...伊莎贝拉" w:date="2026-01-30T13:54:46Z">
+        <w:r>
+          <w:rPr>
+            <w:rFonts w:hint="eastAsia"/>
+            <w:lang w:val="en-US" w:eastAsia="zh-CN"/>
+          </w:rPr>
+          <w:t>1</w:t>
+        </w:r>
+      </w:ins>
+      <w:del w:id="3" w:author="Isabella...伊莎贝拉" w:date="2026-01-30T13:54:46Z">
+        <w:r>
+          <w:rPr>
+            <w:rFonts w:hint="eastAsia"/>
+          </w:rPr>
+          <w:delText>2</w:delText>
+        </w:r>
+      </w:del>
       <w:r>
         <w:t>实验 1-1 网线制作</w:t>
       </w:r>
     </w:p>
     <w:p>
       <w:pPr>
-        <w:pStyle w:val="style4"/>
-        <w:rPr/>
-      </w:pPr>
-      <w:r>
-        <w:rPr>
-          <w:rFonts w:hint="eastAsia"/>
-        </w:rPr>
-        <w:t xml:space="preserve">1.2.1 </w:t>
+        <w:pStyle w:val="5"/>
+      </w:pPr>
+      <w:r>
+        <w:rPr>
+          <w:rFonts w:hint="eastAsia"/>
+        </w:rPr>
+        <w:t>1.</w:t>
+      </w:r>
+      <w:ins w:id="4" w:author="Isabella...伊莎贝拉" w:date="2026-01-30T13:54:49Z">
+        <w:r>
+          <w:rPr>
+            <w:rFonts w:hint="eastAsia"/>
+            <w:lang w:val="en-US" w:eastAsia="zh-CN"/>
+          </w:rPr>
+          <w:t>1</w:t>
+        </w:r>
+      </w:ins>
+      <w:del w:id="5" w:author="Isabella...伊莎贝拉" w:date="2026-01-30T13:54:49Z">
+        <w:r>
+          <w:rPr>
+            <w:rFonts w:hint="eastAsia"/>
+          </w:rPr>
+          <w:delText>2</w:delText>
+        </w:r>
+      </w:del>
+      <w:r>
+        <w:rPr>
+          <w:rFonts w:hint="eastAsia"/>
+        </w:rPr>
+        <w:t xml:space="preserve">.1 </w:t>
       </w:r>
       <w:r>
         <w:t>实验内容</w:t>
@@ -154,7 +207,7 @@
     </w:p>
     <w:p>
       <w:pPr>
-        <w:pStyle w:val="style66"/>
+        <w:pStyle w:val="8"/>
         <w:spacing w:before="10"/>
         <w:rPr>
           <w:sz w:val="38"/>
@@ -163,10 +216,9 @@
     </w:p>
     <w:p>
       <w:pPr>
-        <w:pStyle w:val="style66"/>
-        <w:spacing w:lineRule="auto" w:line="381"/>
+        <w:pStyle w:val="8"/>
+        <w:spacing w:line="381" w:lineRule="auto"/>
         <w:ind w:left="479" w:right="575" w:firstLine="480"/>
-        <w:rPr/>
       </w:pPr>
       <w:r>
         <w:rPr>
@@ -242,21 +294,42 @@
     </w:p>
     <w:p>
       <w:pPr>
-        <w:pStyle w:val="style66"/>
+        <w:pStyle w:val="8"/>
         <w:spacing w:before="9"/>
-        <w:rPr/>
-      </w:pPr>
-    </w:p>
-    <w:p>
-      <w:pPr>
-        <w:pStyle w:val="style4"/>
-        <w:rPr/>
-      </w:pPr>
-      <w:r>
-        <w:rPr>
-          <w:rFonts w:hint="eastAsia"/>
-        </w:rPr>
-        <w:t xml:space="preserve">1.2.2 </w:t>
+      </w:pPr>
+    </w:p>
+    <w:p>
+      <w:pPr>
+        <w:pStyle w:val="5"/>
+      </w:pPr>
+      <w:r>
+        <w:rPr>
+          <w:rFonts w:hint="eastAsia"/>
+        </w:rPr>
+        <w:t>1.</w:t>
+      </w:r>
+      <w:ins w:id="6" w:author="Isabella...伊莎贝拉" w:date="2026-01-30T13:54:53Z">
+        <w:r>
+          <w:rPr>
+            <w:rFonts w:hint="eastAsia"/>
+            <w:lang w:val="en-US" w:eastAsia="zh-CN"/>
+          </w:rPr>
+          <w:t>1</w:t>
+        </w:r>
+      </w:ins>
+      <w:del w:id="7" w:author="Isabella...伊莎贝拉" w:date="2026-01-30T13:54:53Z">
+        <w:r>
+          <w:rPr>
+            <w:rFonts w:hint="eastAsia"/>
+          </w:rPr>
+          <w:delText>2</w:delText>
+        </w:r>
+      </w:del>
+      <w:r>
+        <w:rPr>
+          <w:rFonts w:hint="eastAsia"/>
+        </w:rPr>
+        <w:t xml:space="preserve">.2 </w:t>
       </w:r>
       <w:r>
         <w:t>实验目的</w:t>
@@ -264,7 +337,7 @@
     </w:p>
     <w:p>
       <w:pPr>
-        <w:pStyle w:val="style66"/>
+        <w:pStyle w:val="8"/>
         <w:rPr>
           <w:sz w:val="37"/>
         </w:rPr>
@@ -272,9 +345,8 @@
     </w:p>
     <w:p>
       <w:pPr>
-        <w:pStyle w:val="style66"/>
+        <w:pStyle w:val="8"/>
         <w:ind w:left="959"/>
-        <w:rPr/>
       </w:pPr>
       <w:r>
         <w:rPr>
@@ -320,12 +392,10 @@
     </w:p>
     <w:p>
       <w:pPr>
-        <w:pStyle w:val="style0"/>
-        <w:rPr/>
         <w:sectPr>
-          <w:footerReference w:type="default" r:id="rId2"/>
+          <w:footerReference r:id="rId5" w:type="default"/>
           <w:type w:val="continuous"/>
-          <w:pgSz w:w="11910" w:h="16840" w:orient="portrait"/>
+          <w:pgSz w:w="11910" w:h="16840"/>
           <w:pgMar w:top="1580" w:right="1220" w:bottom="1180" w:left="1320" w:header="720" w:footer="999" w:gutter="0"/>
           <w:pgNumType w:start="1"/>
           <w:cols w:space="720" w:num="1"/>
@@ -334,14 +404,36 @@
     </w:p>
     <w:p>
       <w:pPr>
-        <w:pStyle w:val="style4"/>
-        <w:rPr/>
-      </w:pPr>
-      <w:r>
-        <w:rPr>
-          <w:rFonts w:hint="eastAsia"/>
-        </w:rPr>
-        <w:t xml:space="preserve">1.2.3 </w:t>
+        <w:pStyle w:val="5"/>
+      </w:pPr>
+      <w:r>
+        <w:rPr>
+          <w:rFonts w:hint="eastAsia"/>
+        </w:rPr>
+        <w:t>1.</w:t>
+      </w:r>
+      <w:ins w:id="8" w:author="Isabella...伊莎贝拉" w:date="2026-01-30T13:54:56Z">
+        <w:r>
+          <w:rPr>
+            <w:rFonts w:hint="eastAsia"/>
+            <w:lang w:val="en-US" w:eastAsia="zh-CN"/>
+          </w:rPr>
+          <w:t>1</w:t>
+        </w:r>
+      </w:ins>
+      <w:del w:id="9" w:author="Isabella...伊莎贝拉" w:date="2026-01-30T13:54:56Z">
+        <w:r>
+          <w:rPr>
+            <w:rFonts w:hint="eastAsia"/>
+          </w:rPr>
+          <w:delText>2</w:delText>
+        </w:r>
+      </w:del>
+      <w:r>
+        <w:rPr>
+          <w:rFonts w:hint="eastAsia"/>
+        </w:rPr>
+        <w:t xml:space="preserve">.3 </w:t>
       </w:r>
       <w:r>
         <w:t>实验拓扑图</w:t>
@@ -349,48 +441,49 @@
     </w:p>
     <w:p>
       <w:pPr>
-        <w:pStyle w:val="style66"/>
+        <w:pStyle w:val="8"/>
         <w:spacing w:before="1"/>
         <w:rPr>
           <w:sz w:val="27"/>
         </w:rPr>
       </w:pPr>
       <w:r>
-        <w:rPr/>
         <w:drawing>
-          <wp:anchor distT="0" distB="0" distL="0" distR="0" simplePos="false" relativeHeight="3" behindDoc="false" locked="false" layoutInCell="true" allowOverlap="true">
+          <wp:anchor distT="0" distB="0" distL="0" distR="0" simplePos="0" relativeHeight="251659264" behindDoc="0" locked="0" layoutInCell="1" allowOverlap="1">
             <wp:simplePos x="0" y="0"/>
             <wp:positionH relativeFrom="page">
-              <wp:posOffset>1873884</wp:posOffset>
+              <wp:posOffset>1873250</wp:posOffset>
             </wp:positionH>
             <wp:positionV relativeFrom="paragraph">
               <wp:posOffset>244475</wp:posOffset>
             </wp:positionV>
-            <wp:extent cx="4565015" cy="3648709"/>
+            <wp:extent cx="4565015" cy="3648710"/>
             <wp:effectExtent l="0" t="0" r="0" b="0"/>
             <wp:wrapTopAndBottom/>
             <wp:docPr id="1026" name="image1.jpeg"/>
-            <wp:cNvGraphicFramePr>
-              <a:graphicFrameLocks xmlns:a="http://schemas.openxmlformats.org/drawingml/2006/main" noChangeAspect="false" noSelect="false" noResize="false" noGrp="false"/>
-            </wp:cNvGraphicFramePr>
+            <wp:cNvGraphicFramePr/>
             <a:graphic xmlns:a="http://schemas.openxmlformats.org/drawingml/2006/main">
               <a:graphicData uri="http://schemas.openxmlformats.org/drawingml/2006/picture">
                 <pic:pic xmlns:pic="http://schemas.openxmlformats.org/drawingml/2006/picture">
                   <pic:nvPicPr>
-                    <pic:cNvPr id="0" name="image1.jpeg"/>
+                    <pic:cNvPr id="1026" name="image1.jpeg"/>
                     <pic:cNvPicPr/>
                   </pic:nvPicPr>
                   <pic:blipFill>
-                    <a:blip r:embed="rId3" cstate="print"/>
-                    <a:srcRect l="0" t="0" r="0" b="0"/>
-                    <a:stretch/>
+                    <a:blip r:embed="rId7" cstate="print"/>
+                    <a:srcRect/>
+                    <a:stretch>
+                      <a:fillRect/>
+                    </a:stretch>
                   </pic:blipFill>
                   <pic:spPr>
-                    <a:xfrm rot="0">
+                    <a:xfrm>
                       <a:off x="0" y="0"/>
                       <a:ext cx="4565015" cy="3648709"/>
                     </a:xfrm>
-                    <a:prstGeom prst="rect"/>
+                    <a:prstGeom prst="rect">
+                      <a:avLst/>
+                    </a:prstGeom>
                   </pic:spPr>
                 </pic:pic>
               </a:graphicData>
@@ -401,7 +494,6 @@
     </w:p>
     <w:p>
       <w:pPr>
-        <w:pStyle w:val="style0"/>
         <w:spacing w:before="80"/>
         <w:ind w:left="2614" w:right="2230"/>
         <w:jc w:val="center"/>
@@ -440,7 +532,7 @@
     </w:p>
     <w:p>
       <w:pPr>
-        <w:pStyle w:val="style66"/>
+        <w:pStyle w:val="8"/>
         <w:spacing w:before="5"/>
         <w:rPr>
           <w:sz w:val="16"/>
@@ -449,14 +541,36 @@
     </w:p>
     <w:p>
       <w:pPr>
-        <w:pStyle w:val="style4"/>
-        <w:rPr/>
-      </w:pPr>
-      <w:r>
-        <w:rPr>
-          <w:rFonts w:hint="eastAsia"/>
-        </w:rPr>
-        <w:t xml:space="preserve">1.2.4 </w:t>
+        <w:pStyle w:val="5"/>
+      </w:pPr>
+      <w:r>
+        <w:rPr>
+          <w:rFonts w:hint="eastAsia"/>
+        </w:rPr>
+        <w:t>1.</w:t>
+      </w:r>
+      <w:ins w:id="10" w:author="Isabella...伊莎贝拉" w:date="2026-01-30T13:54:59Z">
+        <w:r>
+          <w:rPr>
+            <w:rFonts w:hint="eastAsia"/>
+            <w:lang w:val="en-US" w:eastAsia="zh-CN"/>
+          </w:rPr>
+          <w:t>1</w:t>
+        </w:r>
+      </w:ins>
+      <w:del w:id="11" w:author="Isabella...伊莎贝拉" w:date="2026-01-30T13:54:59Z">
+        <w:r>
+          <w:rPr>
+            <w:rFonts w:hint="eastAsia"/>
+          </w:rPr>
+          <w:delText>2</w:delText>
+        </w:r>
+      </w:del>
+      <w:r>
+        <w:rPr>
+          <w:rFonts w:hint="eastAsia"/>
+        </w:rPr>
+        <w:t xml:space="preserve">.4 </w:t>
       </w:r>
       <w:r>
         <w:t>实验设备</w:t>
@@ -464,20 +578,19 @@
     </w:p>
     <w:p>
       <w:pPr>
-        <w:pStyle w:val="style66"/>
+        <w:pStyle w:val="8"/>
         <w:spacing w:before="10"/>
         <w:rPr>
-          <w:rFonts w:eastAsia="宋体" w:hint="eastAsia"/>
+          <w:rFonts w:hint="eastAsia" w:eastAsia="宋体"/>
           <w:sz w:val="36"/>
         </w:rPr>
       </w:pPr>
     </w:p>
     <w:p>
       <w:pPr>
-        <w:pStyle w:val="style66"/>
-        <w:spacing w:lineRule="auto" w:line="333"/>
+        <w:pStyle w:val="8"/>
+        <w:spacing w:line="333" w:lineRule="auto"/>
         <w:ind w:left="479" w:right="572" w:firstLine="540"/>
-        <w:rPr/>
       </w:pPr>
       <w:r>
         <w:rPr>
@@ -507,7 +620,7 @@
       </w:r>
       <w:r>
         <w:rPr>
-          <w:rFonts w:ascii="Lucida Sans Unicode" w:eastAsia="Lucida Sans Unicode" w:hAnsi="Lucida Sans Unicode"/>
+          <w:rFonts w:ascii="Lucida Sans Unicode" w:hAnsi="Lucida Sans Unicode" w:eastAsia="Lucida Sans Unicode"/>
           <w:spacing w:val="-1"/>
         </w:rPr>
         <w:t>RJ</w:t>
@@ -520,14 +633,14 @@
       </w:r>
       <w:r>
         <w:rPr>
-          <w:rFonts w:ascii="Lucida Sans Unicode" w:eastAsia="Lucida Sans Unicode" w:hAnsi="Lucida Sans Unicode"/>
+          <w:rFonts w:ascii="Lucida Sans Unicode" w:hAnsi="Lucida Sans Unicode" w:eastAsia="Lucida Sans Unicode"/>
           <w:spacing w:val="-1"/>
         </w:rPr>
         <w:t>45</w:t>
       </w:r>
       <w:r>
         <w:rPr>
-          <w:rFonts w:ascii="Lucida Sans Unicode" w:eastAsia="Lucida Sans Unicode" w:hAnsi="Lucida Sans Unicode"/>
+          <w:rFonts w:ascii="Lucida Sans Unicode" w:hAnsi="Lucida Sans Unicode" w:eastAsia="Lucida Sans Unicode"/>
           <w:spacing w:val="-19"/>
         </w:rPr>
         <w:t xml:space="preserve"> </w:t>
@@ -544,7 +657,7 @@
     </w:p>
     <w:p>
       <w:pPr>
-        <w:pStyle w:val="style66"/>
+        <w:pStyle w:val="8"/>
         <w:spacing w:before="6"/>
         <w:rPr>
           <w:sz w:val="29"/>
@@ -553,14 +666,36 @@
     </w:p>
     <w:p>
       <w:pPr>
-        <w:pStyle w:val="style4"/>
-        <w:rPr/>
-      </w:pPr>
-      <w:r>
-        <w:rPr>
-          <w:rFonts w:hint="eastAsia"/>
-        </w:rPr>
-        <w:t xml:space="preserve">1.2.5 </w:t>
+        <w:pStyle w:val="5"/>
+      </w:pPr>
+      <w:r>
+        <w:rPr>
+          <w:rFonts w:hint="eastAsia"/>
+        </w:rPr>
+        <w:t>1.</w:t>
+      </w:r>
+      <w:ins w:id="12" w:author="Isabella...伊莎贝拉" w:date="2026-01-30T13:55:02Z">
+        <w:r>
+          <w:rPr>
+            <w:rFonts w:hint="eastAsia"/>
+            <w:lang w:val="en-US" w:eastAsia="zh-CN"/>
+          </w:rPr>
+          <w:t>1</w:t>
+        </w:r>
+      </w:ins>
+      <w:del w:id="13" w:author="Isabella...伊莎贝拉" w:date="2026-01-30T13:55:02Z">
+        <w:r>
+          <w:rPr>
+            <w:rFonts w:hint="eastAsia"/>
+          </w:rPr>
+          <w:delText>2</w:delText>
+        </w:r>
+      </w:del>
+      <w:r>
+        <w:rPr>
+          <w:rFonts w:hint="eastAsia"/>
+        </w:rPr>
+        <w:t xml:space="preserve">.5 </w:t>
       </w:r>
       <w:r>
         <w:t>实验步骤</w:t>
@@ -568,7 +703,7 @@
     </w:p>
     <w:p>
       <w:pPr>
-        <w:pStyle w:val="style66"/>
+        <w:pStyle w:val="8"/>
         <w:spacing w:before="10"/>
         <w:rPr>
           <w:sz w:val="38"/>
@@ -577,9 +712,8 @@
     </w:p>
     <w:p>
       <w:pPr>
-        <w:pStyle w:val="style66"/>
+        <w:pStyle w:val="8"/>
         <w:ind w:left="479"/>
-        <w:rPr/>
       </w:pPr>
       <w:r>
         <w:t>步骤一：</w:t>
@@ -587,10 +721,9 @@
     </w:p>
     <w:p>
       <w:pPr>
-        <w:pStyle w:val="style66"/>
+        <w:pStyle w:val="8"/>
         <w:spacing w:before="180"/>
         <w:ind w:left="0" w:leftChars="0" w:firstLine="0" w:firstLineChars="0"/>
-        <w:rPr/>
       </w:pPr>
       <w:r>
         <w:rPr>
@@ -614,13 +747,13 @@
     </w:p>
     <w:p>
       <w:pPr>
-        <w:pStyle w:val="style179"/>
+        <w:pStyle w:val="15"/>
         <w:numPr>
           <w:ilvl w:val="0"/>
           <w:numId w:val="1"/>
         </w:numPr>
         <w:tabs>
-          <w:tab w:val="left" w:leader="none" w:pos="900"/>
+          <w:tab w:val="left" w:pos="900"/>
         </w:tabs>
         <w:spacing w:before="159"/>
         <w:ind w:hanging="421"/>
@@ -637,12 +770,12 @@
     </w:p>
     <w:p>
       <w:pPr>
-        <w:pStyle w:val="style66"/>
-        <w:spacing w:before="144" w:lineRule="auto" w:line="381"/>
+        <w:pStyle w:val="8"/>
+        <w:spacing w:before="144" w:line="381" w:lineRule="auto"/>
         <w:ind w:left="839" w:right="575"/>
         <w:jc w:val="both"/>
         <w:rPr>
-          <w:rFonts w:eastAsia="宋体" w:hint="eastAsia"/>
+          <w:rFonts w:hint="eastAsia" w:eastAsia="宋体"/>
         </w:rPr>
       </w:pPr>
       <w:r>
@@ -652,19 +785,7 @@
         <w:rPr>
           <w:rFonts w:hint="eastAsia"/>
         </w:rPr>
-        <w:t>（注意不要用力过猛剪</w:t>
-      </w:r>
-      <w:r>
-        <w:rPr>
-          <w:rFonts w:hint="eastAsia"/>
-        </w:rPr>
-        <w:t>断</w:t>
-      </w:r>
-      <w:r>
-        <w:rPr>
-          <w:rFonts w:hint="eastAsia"/>
-        </w:rPr>
-        <w:t>里面的线，同时注意从2cm左右开始剪，为后面预留</w:t>
+        <w:t>（注意不要用力过猛剪断里面的线，同时注意从2cm左右开始剪，为后面预留</w:t>
       </w:r>
       <w:r>
         <w:t>前端剪齐</w:t>
@@ -678,13 +799,13 @@
     </w:p>
     <w:p>
       <w:pPr>
-        <w:pStyle w:val="style179"/>
+        <w:pStyle w:val="15"/>
         <w:numPr>
           <w:ilvl w:val="0"/>
           <w:numId w:val="1"/>
         </w:numPr>
         <w:tabs>
-          <w:tab w:val="left" w:leader="none" w:pos="900"/>
+          <w:tab w:val="left" w:pos="900"/>
         </w:tabs>
         <w:spacing w:before="52"/>
         <w:ind w:hanging="421"/>
@@ -701,10 +822,9 @@
     </w:p>
     <w:p>
       <w:pPr>
-        <w:pStyle w:val="style66"/>
-        <w:spacing w:before="121" w:lineRule="auto" w:line="316"/>
+        <w:pStyle w:val="8"/>
+        <w:spacing w:before="121" w:line="316" w:lineRule="auto"/>
         <w:ind w:left="839" w:right="572"/>
-        <w:rPr/>
       </w:pPr>
       <w:r>
         <w:rPr>
@@ -817,13 +937,13 @@
     </w:p>
     <w:p>
       <w:pPr>
-        <w:pStyle w:val="style179"/>
+        <w:pStyle w:val="15"/>
         <w:numPr>
           <w:ilvl w:val="0"/>
           <w:numId w:val="1"/>
         </w:numPr>
         <w:tabs>
-          <w:tab w:val="left" w:leader="none" w:pos="900"/>
+          <w:tab w:val="left" w:pos="900"/>
         </w:tabs>
         <w:spacing w:before="3"/>
         <w:ind w:hanging="421"/>
@@ -840,12 +960,12 @@
     </w:p>
     <w:p>
       <w:pPr>
-        <w:pStyle w:val="style66"/>
-        <w:spacing w:before="144" w:lineRule="auto" w:line="348"/>
+        <w:pStyle w:val="8"/>
+        <w:spacing w:before="144" w:line="348" w:lineRule="auto"/>
         <w:ind w:left="839" w:right="572"/>
         <w:jc w:val="both"/>
         <w:rPr>
-          <w:rFonts w:eastAsia="宋体" w:hint="eastAsia"/>
+          <w:rFonts w:hint="eastAsia" w:eastAsia="宋体"/>
         </w:rPr>
       </w:pPr>
       <w:r>
@@ -889,24 +1009,18 @@
         <w:rPr>
           <w:rFonts w:hint="eastAsia"/>
         </w:rPr>
-        <w:t>压制不到位可能导致部分导线接触不良。</w:t>
-      </w:r>
-      <w:r>
-        <w:rPr>
-          <w:rFonts w:hint="eastAsia"/>
-        </w:rPr>
-        <w:t>压制时要同时用力把线插入水晶头，否则线会被压跑，造成上述接触不良情况。</w:t>
-      </w:r>
-    </w:p>
-    <w:p>
-      <w:pPr>
-        <w:pStyle w:val="style179"/>
+        <w:t>压制不到位可能导致部分导线接触不良。压制时要同时用力把线插入水晶头，否则线会被压跑，造成上述接触不良情况。</w:t>
+      </w:r>
+    </w:p>
+    <w:p>
+      <w:pPr>
+        <w:pStyle w:val="15"/>
         <w:numPr>
           <w:ilvl w:val="0"/>
           <w:numId w:val="1"/>
         </w:numPr>
         <w:tabs>
-          <w:tab w:val="left" w:leader="none" w:pos="900"/>
+          <w:tab w:val="left" w:pos="900"/>
         </w:tabs>
         <w:spacing w:before="17"/>
         <w:ind w:hanging="421"/>
@@ -923,12 +1037,12 @@
     </w:p>
     <w:p>
       <w:pPr>
-        <w:pStyle w:val="style66"/>
-        <w:spacing w:before="144" w:lineRule="auto" w:line="372"/>
+        <w:pStyle w:val="8"/>
+        <w:spacing w:before="144" w:line="372" w:lineRule="auto"/>
         <w:ind w:left="839" w:right="570"/>
         <w:jc w:val="both"/>
         <w:rPr>
-          <w:rFonts w:eastAsia="宋体" w:hint="eastAsia"/>
+          <w:rFonts w:hint="eastAsia" w:eastAsia="宋体"/>
           <w:spacing w:val="-1"/>
         </w:rPr>
       </w:pPr>
@@ -986,33 +1100,19 @@
           <w:rFonts w:hint="eastAsia"/>
           <w:spacing w:val="-1"/>
         </w:rPr>
-        <w:t>交叉线接收器灯亮的顺序</w:t>
-      </w:r>
-      <w:r>
-        <w:rPr>
-          <w:rFonts w:hint="eastAsia"/>
+        <w:t>交叉线接收器灯亮的顺序请同学们思考，</w:t>
+      </w:r>
+      <w:r>
+        <w:rPr>
           <w:spacing w:val="-1"/>
         </w:rPr>
-        <w:t>请同学们思考</w:t>
+        <w:t>如果网线制作有</w:t>
       </w:r>
       <w:r>
         <w:rPr>
           <w:rFonts w:hint="eastAsia"/>
           <w:spacing w:val="-1"/>
         </w:rPr>
-        <w:t>，</w:t>
-      </w:r>
-      <w:r>
-        <w:rPr>
-          <w:spacing w:val="-1"/>
-        </w:rPr>
-        <w:t>如果网线制作有</w:t>
-      </w:r>
-      <w:r>
-        <w:rPr>
-          <w:rFonts w:hint="eastAsia"/>
-          <w:spacing w:val="-1"/>
-        </w:rPr>
         <w:t>问题，灯亮的顺序不可预测。</w:t>
       </w:r>
       <w:r>
@@ -1024,10 +1124,9 @@
     </w:p>
     <w:p>
       <w:pPr>
-        <w:pStyle w:val="style66"/>
+        <w:pStyle w:val="8"/>
         <w:spacing w:before="182"/>
         <w:ind w:left="479"/>
-        <w:rPr/>
       </w:pPr>
       <w:r>
         <w:t>步骤二：</w:t>
@@ -1035,39 +1134,39 @@
     </w:p>
     <w:p>
       <w:pPr>
-        <w:pStyle w:val="style66"/>
+        <w:pStyle w:val="8"/>
         <w:spacing w:before="182"/>
         <w:jc w:val="center"/>
-        <w:rPr/>
-      </w:pPr>
-      <w:r>
-        <w:rPr/>
+      </w:pPr>
+      <w:r>
         <w:drawing>
-          <wp:inline distL="0" distT="0" distB="0" distR="0">
+          <wp:inline distT="0" distB="0" distL="0" distR="0">
             <wp:extent cx="3018155" cy="2578735"/>
             <wp:effectExtent l="0" t="0" r="0" b="0"/>
             <wp:docPr id="1027" name="图片 10"/>
-            <wp:cNvGraphicFramePr>
-              <a:graphicFrameLocks xmlns:a="http://schemas.openxmlformats.org/drawingml/2006/main" noChangeAspect="false" noSelect="false" noResize="false" noGrp="false"/>
-            </wp:cNvGraphicFramePr>
+            <wp:cNvGraphicFramePr/>
             <a:graphic xmlns:a="http://schemas.openxmlformats.org/drawingml/2006/main">
               <a:graphicData uri="http://schemas.openxmlformats.org/drawingml/2006/picture">
                 <pic:pic xmlns:pic="http://schemas.openxmlformats.org/drawingml/2006/picture">
                   <pic:nvPicPr>
-                    <pic:cNvPr id="1" name="图片 10"/>
+                    <pic:cNvPr id="1027" name="图片 10"/>
                     <pic:cNvPicPr/>
                   </pic:nvPicPr>
                   <pic:blipFill>
-                    <a:blip r:embed="rId4" cstate="print"/>
-                    <a:srcRect l="13153" t="6425" r="0" b="5210"/>
-                    <a:stretch/>
+                    <a:blip r:embed="rId8" cstate="print"/>
+                    <a:srcRect l="13153" t="6425" b="5210"/>
+                    <a:stretch>
+                      <a:fillRect/>
+                    </a:stretch>
                   </pic:blipFill>
                   <pic:spPr>
-                    <a:xfrm rot="0">
+                    <a:xfrm>
                       <a:off x="0" y="0"/>
                       <a:ext cx="3018155" cy="2578735"/>
                     </a:xfrm>
-                    <a:prstGeom prst="rect"/>
+                    <a:prstGeom prst="rect">
+                      <a:avLst/>
+                    </a:prstGeom>
                     <a:ln>
                       <a:noFill/>
                     </a:ln>
@@ -1081,10 +1180,9 @@
     </w:p>
     <w:p>
       <w:pPr>
-        <w:pStyle w:val="style66"/>
+        <w:pStyle w:val="8"/>
         <w:spacing w:before="182"/>
         <w:jc w:val="center"/>
-        <w:rPr/>
       </w:pPr>
       <w:r>
         <w:rPr>
@@ -1104,10 +1202,9 @@
     </w:p>
     <w:p>
       <w:pPr>
-        <w:pStyle w:val="style66"/>
+        <w:pStyle w:val="8"/>
         <w:spacing w:before="182"/>
         <w:ind w:left="959"/>
-        <w:rPr/>
       </w:pPr>
       <w:r>
         <w:t>利用网线进行设备连接。</w:t>
@@ -1115,10 +1212,9 @@
     </w:p>
     <w:p>
       <w:pPr>
-        <w:pStyle w:val="style66"/>
-        <w:spacing w:before="156" w:lineRule="auto" w:line="333"/>
+        <w:pStyle w:val="8"/>
+        <w:spacing w:before="156" w:line="333" w:lineRule="auto"/>
         <w:ind w:left="479" w:right="452" w:firstLine="480"/>
-        <w:rPr/>
       </w:pPr>
       <w:r>
         <w:rPr>
@@ -1204,36 +1300,24 @@
     </w:p>
     <w:p>
       <w:pPr>
-        <w:pStyle w:val="style66"/>
-        <w:spacing w:before="156" w:lineRule="auto" w:line="333"/>
+        <w:pStyle w:val="8"/>
+        <w:spacing w:before="156" w:line="333" w:lineRule="auto"/>
         <w:ind w:left="479" w:right="452" w:firstLine="480"/>
         <w:rPr>
-          <w:rFonts w:eastAsia="宋体" w:hint="eastAsia"/>
-        </w:rPr>
-      </w:pPr>
-      <w:r>
-        <w:rPr>
-          <w:rFonts w:hint="eastAsia"/>
-        </w:rPr>
-        <w:t>比如，如果我们想要建立 pc 机 1 和 pc 机 2 的连接，首先在机柜上找到两台 pc 机对应的接口，用网线将它们分别连接到机柜的两个不同的交换机上，再通过一根网线将两个交换机进行连接</w:t>
-      </w:r>
-      <w:r>
-        <w:rPr>
-          <w:rFonts w:hint="eastAsia"/>
-        </w:rPr>
-        <w:t>，使两台交换机间可以通信</w:t>
-      </w:r>
-      <w:r>
-        <w:rPr>
-          <w:rFonts w:hint="eastAsia"/>
-        </w:rPr>
-        <w:t>。交换机的接口可以任选。</w:t>
-      </w:r>
-    </w:p>
-    <w:p>
-      <w:pPr>
-        <w:pStyle w:val="style66"/>
-        <w:spacing w:before="156" w:lineRule="auto" w:line="333"/>
+          <w:rFonts w:hint="eastAsia" w:eastAsia="宋体"/>
+        </w:rPr>
+      </w:pPr>
+      <w:r>
+        <w:rPr>
+          <w:rFonts w:hint="eastAsia"/>
+        </w:rPr>
+        <w:t>比如，如果我们想要建立 pc 机 1 和 pc 机 2 的连接，首先在机柜上找到两台 pc 机对应的接口，用网线将它们分别连接到机柜的两个不同的交换机上，再通过一根网线将两个交换机进行连接，使两台交换机间可以通信。交换机的接口可以任选。</w:t>
+      </w:r>
+    </w:p>
+    <w:p>
+      <w:pPr>
+        <w:pStyle w:val="8"/>
+        <w:spacing w:before="156" w:line="333" w:lineRule="auto"/>
         <w:ind w:left="880" w:leftChars="400" w:right="452" w:firstLine="0"/>
         <w:rPr>
           <w:rFonts w:hint="eastAsia"/>
@@ -1248,8 +1332,8 @@
     </w:p>
     <w:p>
       <w:pPr>
-        <w:pStyle w:val="style66"/>
-        <w:spacing w:before="156" w:lineRule="auto" w:line="333"/>
+        <w:pStyle w:val="8"/>
+        <w:spacing w:before="156" w:line="333" w:lineRule="auto"/>
         <w:ind w:left="880" w:leftChars="400" w:right="452" w:firstLine="0"/>
         <w:rPr>
           <w:rFonts w:hint="eastAsia"/>
@@ -1264,10 +1348,9 @@
     </w:p>
     <w:p>
       <w:pPr>
-        <w:pStyle w:val="style66"/>
-        <w:spacing w:before="156" w:lineRule="auto" w:line="333"/>
+        <w:pStyle w:val="8"/>
+        <w:spacing w:before="156" w:line="333" w:lineRule="auto"/>
         <w:ind w:left="479" w:right="452" w:firstLine="480"/>
-        <w:rPr/>
       </w:pPr>
       <w:r>
         <w:t>步骤三：</w:t>
@@ -1275,10 +1358,9 @@
     </w:p>
     <w:p>
       <w:pPr>
-        <w:pStyle w:val="style66"/>
+        <w:pStyle w:val="8"/>
         <w:spacing w:before="39"/>
         <w:ind w:left="959"/>
-        <w:rPr/>
       </w:pPr>
       <w:r>
         <w:rPr>
@@ -1305,10 +1387,9 @@
     </w:p>
     <w:p>
       <w:pPr>
-        <w:pStyle w:val="style66"/>
-        <w:spacing w:before="121" w:lineRule="auto" w:line="316"/>
+        <w:pStyle w:val="8"/>
+        <w:spacing w:before="121" w:line="316" w:lineRule="auto"/>
         <w:ind w:left="479" w:right="572" w:firstLine="480"/>
-        <w:rPr/>
       </w:pPr>
       <w:r>
         <w:rPr>
@@ -1369,64 +1450,34 @@
     </w:p>
     <w:p>
       <w:pPr>
-        <w:pStyle w:val="style66"/>
-        <w:spacing w:before="121" w:lineRule="auto" w:line="316"/>
+        <w:pStyle w:val="8"/>
+        <w:spacing w:before="121" w:line="316" w:lineRule="auto"/>
         <w:ind w:left="479" w:right="572" w:firstLine="480"/>
         <w:rPr>
-          <w:rFonts w:eastAsia="宋体" w:hint="eastAsia"/>
-        </w:rPr>
-      </w:pPr>
-      <w:r>
-        <w:rPr>
-          <w:rFonts w:hint="eastAsia"/>
-        </w:rPr>
-        <w:t>（注意ip地址配置时，同一交换机上的电脑不能用同一ip地址，否则会有一台无法连接，注意和同一交换机的同学沟通，避免出现ip地址相同的情况</w:t>
-      </w:r>
-      <w:r>
-        <w:rPr>
-          <w:rFonts w:hint="eastAsia"/>
-        </w:rPr>
-        <w:t>，修改100和101为其他的数字</w:t>
-      </w:r>
-      <w:r>
-        <w:rPr>
-          <w:rFonts w:hint="eastAsia"/>
-        </w:rPr>
-        <w:t>）</w:t>
-      </w:r>
-    </w:p>
-    <w:p>
-      <w:pPr>
-        <w:pStyle w:val="style66"/>
-        <w:spacing w:before="121" w:lineRule="auto" w:line="316"/>
+          <w:rFonts w:hint="eastAsia" w:eastAsia="宋体"/>
+        </w:rPr>
+      </w:pPr>
+      <w:r>
+        <w:rPr>
+          <w:rFonts w:hint="eastAsia"/>
+        </w:rPr>
+        <w:t>（注意ip地址配置时，同一交换机上的电脑不能用同一ip地址，否则会有一台无法连接，注意和同一交换机的同学沟通，避免出现ip地址相同的情况，修改100和101为其他的数字）</w:t>
+      </w:r>
+    </w:p>
+    <w:p>
+      <w:pPr>
+        <w:pStyle w:val="8"/>
+        <w:spacing w:before="121" w:line="316" w:lineRule="auto"/>
         <w:ind w:left="479" w:right="572" w:firstLine="480"/>
         <w:rPr>
-          <w:rFonts w:eastAsia="宋体" w:hint="eastAsia"/>
-        </w:rPr>
-      </w:pPr>
-      <w:r>
-        <w:rPr>
-          <w:rFonts w:hint="eastAsia"/>
-        </w:rPr>
-        <w:t>IP地址配置方法：右键电脑控制栏中的网络图标，选择“打开网络和Internet设置”，在弹出窗口中选择更改适配器选项。</w:t>
-      </w:r>
-      <w:r>
-        <w:rPr>
-          <w:rFonts w:hint="eastAsia"/>
-        </w:rPr>
-        <w:t>左键以太网，选择“禁用，右键以太网2，选择“启用”。</w:t>
-      </w:r>
-      <w:r>
-        <w:rPr>
-          <w:rFonts w:hint="eastAsia"/>
-        </w:rPr>
-        <w:t>只保留连接交换机的网卡启用，避免ping数据包从其他网卡发出。</w:t>
-      </w:r>
-      <w:r>
-        <w:rPr>
-          <w:rFonts w:hint="eastAsia"/>
-        </w:rPr>
-        <w:t>右键以太网2（一般以太网1为外网网卡，具体插网线时看哪个能亮），选择“属性”，在弹出对话框中选择“Internet协议版本</w:t>
+          <w:rFonts w:hint="eastAsia" w:eastAsia="宋体"/>
+        </w:rPr>
+      </w:pPr>
+      <w:r>
+        <w:rPr>
+          <w:rFonts w:hint="eastAsia"/>
+        </w:rPr>
+        <w:t>IP地址配置方法：右键电脑控制栏中的网络图标，选择“打开网络和Internet设置”，在弹出窗口中选择更改适配器选项。左键以太网，选择“禁用，右键以太网2，选择“启用”。只保留连接交换机的网卡启用，避免ping数据包从其他网卡发出。右键以太网2（一般以太网1为外网网卡，具体插网线时看哪个能亮），选择“属性”，在弹出对话框中选择“Internet协议版本</w:t>
       </w:r>
       <w:r>
         <w:t>4</w:t>
@@ -1485,39 +1536,39 @@
     </w:p>
     <w:p>
       <w:pPr>
-        <w:pStyle w:val="style66"/>
-        <w:spacing w:before="121" w:lineRule="auto" w:line="316"/>
+        <w:pStyle w:val="8"/>
+        <w:spacing w:before="121" w:line="316" w:lineRule="auto"/>
         <w:ind w:left="479" w:right="572" w:firstLine="480"/>
-        <w:rPr/>
-      </w:pPr>
-      <w:r>
-        <w:rPr/>
+      </w:pPr>
+      <w:r>
         <w:drawing>
-          <wp:inline distL="0" distT="0" distB="0" distR="0">
+          <wp:inline distT="0" distB="0" distL="0" distR="0">
             <wp:extent cx="5687060" cy="4064000"/>
             <wp:effectExtent l="0" t="0" r="8890" b="0"/>
             <wp:docPr id="1028" name="图片 4"/>
-            <wp:cNvGraphicFramePr>
-              <a:graphicFrameLocks xmlns:a="http://schemas.openxmlformats.org/drawingml/2006/main" noChangeAspect="false" noSelect="false" noResize="false" noGrp="false"/>
-            </wp:cNvGraphicFramePr>
+            <wp:cNvGraphicFramePr/>
             <a:graphic xmlns:a="http://schemas.openxmlformats.org/drawingml/2006/main">
               <a:graphicData uri="http://schemas.openxmlformats.org/drawingml/2006/picture">
                 <pic:pic xmlns:pic="http://schemas.openxmlformats.org/drawingml/2006/picture">
                   <pic:nvPicPr>
-                    <pic:cNvPr id="2" name="图片 4"/>
+                    <pic:cNvPr id="1028" name="图片 4"/>
                     <pic:cNvPicPr/>
                   </pic:nvPicPr>
                   <pic:blipFill>
-                    <a:blip r:embed="rId5" cstate="print"/>
-                    <a:srcRect l="0" t="0" r="0" b="0"/>
-                    <a:stretch/>
+                    <a:blip r:embed="rId9" cstate="print"/>
+                    <a:srcRect/>
+                    <a:stretch>
+                      <a:fillRect/>
+                    </a:stretch>
                   </pic:blipFill>
                   <pic:spPr>
-                    <a:xfrm rot="0">
+                    <a:xfrm>
                       <a:off x="0" y="0"/>
                       <a:ext cx="5687060" cy="4064000"/>
                     </a:xfrm>
-                    <a:prstGeom prst="rect"/>
+                    <a:prstGeom prst="rect">
+                      <a:avLst/>
+                    </a:prstGeom>
                   </pic:spPr>
                 </pic:pic>
               </a:graphicData>
@@ -1528,7 +1579,7 @@
     </w:p>
     <w:p>
       <w:pPr>
-        <w:pStyle w:val="style66"/>
+        <w:pStyle w:val="8"/>
         <w:spacing w:before="8"/>
         <w:rPr>
           <w:sz w:val="7"/>
@@ -1537,10 +1588,9 @@
     </w:p>
     <w:p>
       <w:pPr>
-        <w:pStyle w:val="style66"/>
+        <w:pStyle w:val="8"/>
         <w:spacing w:before="67"/>
         <w:ind w:left="479"/>
-        <w:rPr/>
       </w:pPr>
       <w:r>
         <w:t>步骤四：</w:t>
@@ -1548,10 +1598,9 @@
     </w:p>
     <w:p>
       <w:pPr>
-        <w:pStyle w:val="style66"/>
+        <w:pStyle w:val="8"/>
         <w:spacing w:before="67"/>
         <w:ind w:left="479" w:firstLine="241"/>
-        <w:rPr/>
       </w:pPr>
       <w:r>
         <w:rPr>
@@ -1589,10 +1638,9 @@
     </w:p>
     <w:p>
       <w:pPr>
-        <w:pStyle w:val="style66"/>
+        <w:pStyle w:val="8"/>
         <w:spacing w:before="67"/>
         <w:ind w:left="479" w:firstLine="241"/>
-        <w:rPr/>
       </w:pPr>
       <w:r>
         <w:t>右击电脑控制栏中的网络图标，找到Windows防火墙（如下图）</w:t>
@@ -1600,40 +1648,40 @@
     </w:p>
     <w:p>
       <w:pPr>
-        <w:pStyle w:val="style66"/>
+        <w:pStyle w:val="8"/>
         <w:spacing w:before="67"/>
         <w:ind w:left="479"/>
         <w:jc w:val="center"/>
-        <w:rPr/>
-      </w:pPr>
-      <w:r>
-        <w:rPr/>
+      </w:pPr>
+      <w:r>
         <w:drawing>
-          <wp:inline distL="0" distT="0" distB="0" distR="0">
+          <wp:inline distT="0" distB="0" distL="0" distR="0">
             <wp:extent cx="2751455" cy="4403725"/>
             <wp:effectExtent l="0" t="0" r="0" b="0"/>
             <wp:docPr id="1029" name="图片 3"/>
-            <wp:cNvGraphicFramePr>
-              <a:graphicFrameLocks xmlns:a="http://schemas.openxmlformats.org/drawingml/2006/main" noChangeAspect="false" noSelect="false" noResize="false" noGrp="false"/>
-            </wp:cNvGraphicFramePr>
+            <wp:cNvGraphicFramePr/>
             <a:graphic xmlns:a="http://schemas.openxmlformats.org/drawingml/2006/main">
               <a:graphicData uri="http://schemas.openxmlformats.org/drawingml/2006/picture">
                 <pic:pic xmlns:pic="http://schemas.openxmlformats.org/drawingml/2006/picture">
                   <pic:nvPicPr>
-                    <pic:cNvPr id="3" name="图片 3"/>
+                    <pic:cNvPr id="1029" name="图片 3"/>
                     <pic:cNvPicPr/>
                   </pic:nvPicPr>
                   <pic:blipFill>
-                    <a:blip r:embed="rId6" cstate="print"/>
-                    <a:srcRect l="0" t="0" r="0" b="0"/>
-                    <a:stretch/>
+                    <a:blip r:embed="rId10" cstate="print"/>
+                    <a:srcRect/>
+                    <a:stretch>
+                      <a:fillRect/>
+                    </a:stretch>
                   </pic:blipFill>
                   <pic:spPr>
-                    <a:xfrm rot="0">
+                    <a:xfrm>
                       <a:off x="0" y="0"/>
                       <a:ext cx="2751455" cy="4403725"/>
                     </a:xfrm>
-                    <a:prstGeom prst="rect"/>
+                    <a:prstGeom prst="rect">
+                      <a:avLst/>
+                    </a:prstGeom>
                   </pic:spPr>
                 </pic:pic>
               </a:graphicData>
@@ -1644,7 +1692,7 @@
     </w:p>
     <w:p>
       <w:pPr>
-        <w:pStyle w:val="style179"/>
+        <w:pStyle w:val="15"/>
         <w:widowControl/>
         <w:autoSpaceDE/>
         <w:autoSpaceDN/>
@@ -1675,40 +1723,40 @@
     </w:p>
     <w:p>
       <w:pPr>
-        <w:pStyle w:val="style66"/>
+        <w:pStyle w:val="8"/>
         <w:spacing w:before="67"/>
         <w:ind w:left="479"/>
         <w:jc w:val="center"/>
-        <w:rPr/>
-      </w:pPr>
-      <w:r>
-        <w:rPr/>
+      </w:pPr>
+      <w:r>
         <w:drawing>
-          <wp:inline distL="0" distT="0" distB="0" distR="0">
+          <wp:inline distT="0" distB="0" distL="0" distR="0">
             <wp:extent cx="2843530" cy="1559560"/>
             <wp:effectExtent l="0" t="0" r="0" b="2540"/>
             <wp:docPr id="1030" name="图片 5"/>
-            <wp:cNvGraphicFramePr>
-              <a:graphicFrameLocks xmlns:a="http://schemas.openxmlformats.org/drawingml/2006/main" noChangeAspect="false" noSelect="false" noResize="false" noGrp="false"/>
-            </wp:cNvGraphicFramePr>
+            <wp:cNvGraphicFramePr/>
             <a:graphic xmlns:a="http://schemas.openxmlformats.org/drawingml/2006/main">
               <a:graphicData uri="http://schemas.openxmlformats.org/drawingml/2006/picture">
                 <pic:pic xmlns:pic="http://schemas.openxmlformats.org/drawingml/2006/picture">
                   <pic:nvPicPr>
-                    <pic:cNvPr id="4" name="图片 5"/>
+                    <pic:cNvPr id="1030" name="图片 5"/>
                     <pic:cNvPicPr/>
                   </pic:nvPicPr>
                   <pic:blipFill>
-                    <a:blip r:embed="rId7" cstate="print"/>
-                    <a:srcRect l="0" t="0" r="0" b="0"/>
-                    <a:stretch/>
+                    <a:blip r:embed="rId11" cstate="print"/>
+                    <a:srcRect/>
+                    <a:stretch>
+                      <a:fillRect/>
+                    </a:stretch>
                   </pic:blipFill>
                   <pic:spPr>
-                    <a:xfrm rot="0">
+                    <a:xfrm>
                       <a:off x="0" y="0"/>
                       <a:ext cx="2843530" cy="1559560"/>
                     </a:xfrm>
-                    <a:prstGeom prst="rect"/>
+                    <a:prstGeom prst="rect">
+                      <a:avLst/>
+                    </a:prstGeom>
                   </pic:spPr>
                 </pic:pic>
               </a:graphicData>
@@ -1719,10 +1767,9 @@
     </w:p>
     <w:p>
       <w:pPr>
-        <w:pStyle w:val="style66"/>
+        <w:pStyle w:val="8"/>
         <w:spacing w:before="67"/>
         <w:ind w:left="479"/>
-        <w:rPr/>
       </w:pPr>
       <w:r>
         <w:tab/>
@@ -1734,13 +1781,7 @@
         <w:rPr>
           <w:rFonts w:hint="eastAsia"/>
         </w:rPr>
-        <w:t>，对应配置文件为“专用，公用”，</w:t>
-      </w:r>
-      <w:r>
-        <w:rPr>
-          <w:rFonts w:hint="eastAsia"/>
-        </w:rPr>
-        <w:t>和“域”，两个都要启用，</w:t>
+        <w:t>，对应配置文件为“专用，公用”，和“域”，两个都要启用，</w:t>
       </w:r>
       <w:r>
         <w:t>将其启用。</w:t>
@@ -1748,39 +1789,39 @@
     </w:p>
     <w:p>
       <w:pPr>
-        <w:pStyle w:val="style66"/>
+        <w:pStyle w:val="8"/>
         <w:spacing w:before="67"/>
         <w:ind w:left="479"/>
-        <w:rPr/>
-      </w:pPr>
-      <w:r>
-        <w:rPr/>
+      </w:pPr>
+      <w:r>
         <w:drawing>
-          <wp:inline distL="0" distT="0" distB="0" distR="0">
+          <wp:inline distT="0" distB="0" distL="0" distR="0">
             <wp:extent cx="5486400" cy="3247390"/>
             <wp:effectExtent l="0" t="0" r="0" b="0"/>
             <wp:docPr id="1031" name="图片 9"/>
-            <wp:cNvGraphicFramePr>
-              <a:graphicFrameLocks xmlns:a="http://schemas.openxmlformats.org/drawingml/2006/main" noChangeAspect="false" noSelect="false" noResize="false" noGrp="false"/>
-            </wp:cNvGraphicFramePr>
+            <wp:cNvGraphicFramePr/>
             <a:graphic xmlns:a="http://schemas.openxmlformats.org/drawingml/2006/main">
               <a:graphicData uri="http://schemas.openxmlformats.org/drawingml/2006/picture">
                 <pic:pic xmlns:pic="http://schemas.openxmlformats.org/drawingml/2006/picture">
                   <pic:nvPicPr>
-                    <pic:cNvPr id="5" name="图片 9"/>
+                    <pic:cNvPr id="1031" name="图片 9"/>
                     <pic:cNvPicPr/>
                   </pic:nvPicPr>
                   <pic:blipFill>
-                    <a:blip r:embed="rId8" cstate="print"/>
-                    <a:srcRect l="0" t="0" r="0" b="0"/>
-                    <a:stretch/>
+                    <a:blip r:embed="rId12" cstate="print"/>
+                    <a:srcRect/>
+                    <a:stretch>
+                      <a:fillRect/>
+                    </a:stretch>
                   </pic:blipFill>
                   <pic:spPr>
-                    <a:xfrm rot="0">
+                    <a:xfrm>
                       <a:off x="0" y="0"/>
                       <a:ext cx="5486400" cy="3247390"/>
                     </a:xfrm>
-                    <a:prstGeom prst="rect"/>
+                    <a:prstGeom prst="rect">
+                      <a:avLst/>
+                    </a:prstGeom>
                   </pic:spPr>
                 </pic:pic>
               </a:graphicData>
@@ -1791,18 +1832,16 @@
     </w:p>
     <w:p>
       <w:pPr>
-        <w:pStyle w:val="style66"/>
+        <w:pStyle w:val="8"/>
         <w:spacing w:before="67"/>
         <w:ind w:left="479"/>
-        <w:rPr/>
-      </w:pPr>
-    </w:p>
-    <w:p>
-      <w:pPr>
-        <w:pStyle w:val="style66"/>
+      </w:pPr>
+    </w:p>
+    <w:p>
+      <w:pPr>
+        <w:pStyle w:val="8"/>
         <w:spacing w:before="67"/>
         <w:ind w:left="479"/>
-        <w:rPr/>
       </w:pPr>
       <w:r>
         <w:t>步骤</w:t>
@@ -1819,10 +1858,9 @@
     </w:p>
     <w:p>
       <w:pPr>
-        <w:pStyle w:val="style66"/>
+        <w:pStyle w:val="8"/>
         <w:spacing w:before="159"/>
         <w:ind w:left="959"/>
-        <w:rPr/>
       </w:pPr>
       <w:r>
         <w:rPr>
@@ -1868,17 +1906,16 @@
     </w:p>
     <w:p>
       <w:pPr>
-        <w:pStyle w:val="style66"/>
-        <w:spacing w:before="121" w:lineRule="auto" w:line="319"/>
+        <w:pStyle w:val="8"/>
+        <w:spacing w:before="121" w:line="319" w:lineRule="auto"/>
         <w:ind w:left="479" w:right="572" w:firstLine="480"/>
         <w:rPr>
-          <w:rFonts w:ascii="微软雅黑" w:cs="微软雅黑" w:eastAsia="微软雅黑" w:hAnsi="微软雅黑" w:hint="eastAsia"/>
-        </w:rPr>
-      </w:pPr>
-      <w:r>
-        <w:rPr/>
+          <w:rFonts w:hint="eastAsia" w:ascii="微软雅黑" w:hAnsi="微软雅黑" w:eastAsia="微软雅黑" w:cs="微软雅黑"/>
+        </w:rPr>
+      </w:pPr>
+      <w:r>
         <w:drawing>
-          <wp:anchor distT="0" distB="0" distL="0" distR="0" simplePos="false" relativeHeight="6" behindDoc="false" locked="false" layoutInCell="true" allowOverlap="true">
+          <wp:anchor distT="0" distB="0" distL="0" distR="0" simplePos="0" relativeHeight="251659264" behindDoc="0" locked="0" layoutInCell="1" allowOverlap="1">
             <wp:simplePos x="0" y="0"/>
             <wp:positionH relativeFrom="column">
               <wp:posOffset>1209040</wp:posOffset>
@@ -1886,31 +1923,33 @@
             <wp:positionV relativeFrom="paragraph">
               <wp:posOffset>1517650</wp:posOffset>
             </wp:positionV>
-            <wp:extent cx="3752849" cy="2171700"/>
+            <wp:extent cx="3752850" cy="2171700"/>
             <wp:effectExtent l="0" t="0" r="0" b="0"/>
             <wp:wrapTopAndBottom/>
             <wp:docPr id="1032" name="图片 20"/>
-            <wp:cNvGraphicFramePr>
-              <a:graphicFrameLocks xmlns:a="http://schemas.openxmlformats.org/drawingml/2006/main" noChangeAspect="false" noSelect="false" noResize="false" noGrp="false"/>
-            </wp:cNvGraphicFramePr>
+            <wp:cNvGraphicFramePr/>
             <a:graphic xmlns:a="http://schemas.openxmlformats.org/drawingml/2006/main">
               <a:graphicData uri="http://schemas.openxmlformats.org/drawingml/2006/picture">
                 <pic:pic xmlns:pic="http://schemas.openxmlformats.org/drawingml/2006/picture">
                   <pic:nvPicPr>
-                    <pic:cNvPr id="6" name="图片 20"/>
+                    <pic:cNvPr id="1032" name="图片 20"/>
                     <pic:cNvPicPr/>
                   </pic:nvPicPr>
                   <pic:blipFill>
-                    <a:blip r:embed="rId9" cstate="print"/>
-                    <a:srcRect l="0" t="0" r="0" b="0"/>
-                    <a:stretch/>
+                    <a:blip r:embed="rId13" cstate="print"/>
+                    <a:srcRect/>
+                    <a:stretch>
+                      <a:fillRect/>
+                    </a:stretch>
                   </pic:blipFill>
                   <pic:spPr>
-                    <a:xfrm rot="0">
+                    <a:xfrm>
                       <a:off x="0" y="0"/>
                       <a:ext cx="3752849" cy="2171700"/>
                     </a:xfrm>
-                    <a:prstGeom prst="rect"/>
+                    <a:prstGeom prst="rect">
+                      <a:avLst/>
+                    </a:prstGeom>
                   </pic:spPr>
                 </pic:pic>
               </a:graphicData>
@@ -2083,30 +2122,29 @@
       </w:r>
       <w:r>
         <w:rPr>
-          <w:rFonts w:ascii="宋体" w:eastAsia="宋体" w:hAnsi="宋体" w:hint="eastAsia"/>
+          <w:rFonts w:hint="eastAsia" w:ascii="宋体" w:hAnsi="宋体" w:eastAsia="宋体"/>
         </w:rPr>
         <w:t>-t</w:t>
       </w:r>
       <w:r>
         <w:rPr>
-          <w:rFonts w:ascii="微软雅黑" w:cs="微软雅黑" w:eastAsia="微软雅黑" w:hAnsi="微软雅黑" w:hint="eastAsia"/>
+          <w:rFonts w:hint="eastAsia" w:ascii="微软雅黑" w:hAnsi="微软雅黑" w:eastAsia="微软雅黑" w:cs="微软雅黑"/>
         </w:rPr>
         <w:t>。</w:t>
       </w:r>
     </w:p>
     <w:p>
       <w:pPr>
-        <w:pStyle w:val="style66"/>
-        <w:spacing w:before="121" w:lineRule="auto" w:line="319"/>
+        <w:pStyle w:val="8"/>
+        <w:spacing w:before="121" w:line="319" w:lineRule="auto"/>
         <w:ind w:left="0" w:right="572" w:firstLine="720"/>
         <w:rPr>
-          <w:rFonts w:ascii="宋体" w:cs="宋体" w:eastAsia="宋体" w:hAnsi="宋体" w:hint="eastAsia"/>
-        </w:rPr>
-      </w:pPr>
-      <w:r>
-        <w:rPr/>
+          <w:rFonts w:hint="eastAsia" w:ascii="宋体" w:hAnsi="宋体" w:eastAsia="宋体" w:cs="宋体"/>
+        </w:rPr>
+      </w:pPr>
+      <w:r>
         <w:drawing>
-          <wp:anchor distT="0" distB="0" distL="0" distR="0" simplePos="false" relativeHeight="7" behindDoc="false" locked="false" layoutInCell="true" allowOverlap="true">
+          <wp:anchor distT="0" distB="0" distL="0" distR="0" simplePos="0" relativeHeight="251659264" behindDoc="0" locked="0" layoutInCell="1" allowOverlap="1">
             <wp:simplePos x="0" y="0"/>
             <wp:positionH relativeFrom="column">
               <wp:posOffset>838200</wp:posOffset>
@@ -2118,27 +2156,29 @@
             <wp:effectExtent l="0" t="0" r="0" b="9525"/>
             <wp:wrapTopAndBottom/>
             <wp:docPr id="1033" name="图片 23"/>
-            <wp:cNvGraphicFramePr>
-              <a:graphicFrameLocks xmlns:a="http://schemas.openxmlformats.org/drawingml/2006/main" noChangeAspect="false" noSelect="false" noResize="false" noGrp="false"/>
-            </wp:cNvGraphicFramePr>
+            <wp:cNvGraphicFramePr/>
             <a:graphic xmlns:a="http://schemas.openxmlformats.org/drawingml/2006/main">
               <a:graphicData uri="http://schemas.openxmlformats.org/drawingml/2006/picture">
                 <pic:pic xmlns:pic="http://schemas.openxmlformats.org/drawingml/2006/picture">
                   <pic:nvPicPr>
-                    <pic:cNvPr id="7" name="图片 23"/>
+                    <pic:cNvPr id="1033" name="图片 23"/>
                     <pic:cNvPicPr/>
                   </pic:nvPicPr>
                   <pic:blipFill>
-                    <a:blip r:embed="rId10" cstate="print"/>
-                    <a:srcRect l="0" t="0" r="0" b="0"/>
-                    <a:stretch/>
+                    <a:blip r:embed="rId14" cstate="print"/>
+                    <a:srcRect/>
+                    <a:stretch>
+                      <a:fillRect/>
+                    </a:stretch>
                   </pic:blipFill>
                   <pic:spPr>
-                    <a:xfrm rot="0">
+                    <a:xfrm>
                       <a:off x="0" y="0"/>
                       <a:ext cx="4267200" cy="1781175"/>
                     </a:xfrm>
-                    <a:prstGeom prst="rect"/>
+                    <a:prstGeom prst="rect">
+                      <a:avLst/>
+                    </a:prstGeom>
                   </pic:spPr>
                 </pic:pic>
               </a:graphicData>
@@ -2149,41 +2189,35 @@
     </w:p>
     <w:p>
       <w:pPr>
-        <w:pStyle w:val="style66"/>
-        <w:spacing w:before="121" w:lineRule="auto" w:line="319"/>
+        <w:pStyle w:val="8"/>
+        <w:spacing w:before="121" w:line="319" w:lineRule="auto"/>
         <w:ind w:left="0" w:right="572" w:firstLine="720"/>
         <w:rPr>
-          <w:rFonts w:ascii="宋体" w:cs="宋体" w:eastAsia="宋体" w:hAnsi="宋体" w:hint="eastAsia"/>
-        </w:rPr>
-      </w:pPr>
-      <w:r>
-        <w:rPr>
-          <w:rFonts w:ascii="宋体" w:cs="宋体" w:eastAsia="宋体" w:hAnsi="宋体" w:hint="eastAsia"/>
-        </w:rPr>
-        <w:t>两台PC机互通时，</w:t>
-      </w:r>
-      <w:r>
-        <w:rPr>
-          <w:rFonts w:ascii="宋体" w:cs="宋体" w:eastAsia="宋体" w:hAnsi="宋体" w:hint="eastAsia"/>
-        </w:rPr>
-        <w:t>结果如下：</w:t>
-      </w:r>
-    </w:p>
-    <w:p>
-      <w:pPr>
-        <w:pStyle w:val="style66"/>
-        <w:spacing w:before="121" w:lineRule="auto" w:line="319"/>
+          <w:rFonts w:hint="eastAsia" w:ascii="宋体" w:hAnsi="宋体" w:eastAsia="宋体" w:cs="宋体"/>
+        </w:rPr>
+      </w:pPr>
+      <w:r>
+        <w:rPr>
+          <w:rFonts w:hint="eastAsia" w:ascii="宋体" w:hAnsi="宋体" w:eastAsia="宋体" w:cs="宋体"/>
+        </w:rPr>
+        <w:t>两台PC机互通时，结果如下：</w:t>
+      </w:r>
+    </w:p>
+    <w:p>
+      <w:pPr>
+        <w:pStyle w:val="8"/>
+        <w:spacing w:before="121" w:line="319" w:lineRule="auto"/>
         <w:ind w:left="0" w:right="572" w:firstLine="0"/>
         <w:rPr>
-          <w:rFonts w:ascii="微软雅黑" w:cs="微软雅黑" w:eastAsia="微软雅黑" w:hAnsi="微软雅黑" w:hint="eastAsia"/>
-        </w:rPr>
-      </w:pPr>
-      <w:r>
-        <w:rPr>
-          <w:rFonts w:ascii="宋体" w:cs="宋体" w:eastAsia="宋体" w:hAnsi="宋体" w:hint="eastAsia"/>
+          <w:rFonts w:hint="eastAsia" w:ascii="微软雅黑" w:hAnsi="微软雅黑" w:eastAsia="微软雅黑" w:cs="微软雅黑"/>
+        </w:rPr>
+      </w:pPr>
+      <w:r>
+        <w:rPr>
+          <w:rFonts w:hint="eastAsia" w:ascii="宋体" w:hAnsi="宋体" w:eastAsia="宋体" w:cs="宋体"/>
         </w:rPr>
         <w:drawing>
-          <wp:anchor distT="0" distB="0" distL="0" distR="0" simplePos="false" relativeHeight="5" behindDoc="false" locked="false" layoutInCell="true" allowOverlap="true">
+          <wp:anchor distT="0" distB="0" distL="0" distR="0" simplePos="0" relativeHeight="251659264" behindDoc="0" locked="0" layoutInCell="1" allowOverlap="1">
             <wp:simplePos x="0" y="0"/>
             <wp:positionH relativeFrom="column">
               <wp:posOffset>1171575</wp:posOffset>
@@ -2191,31 +2225,33 @@
             <wp:positionV relativeFrom="paragraph">
               <wp:posOffset>132080</wp:posOffset>
             </wp:positionV>
-            <wp:extent cx="4084954" cy="1816100"/>
+            <wp:extent cx="4084955" cy="1816100"/>
             <wp:effectExtent l="0" t="0" r="10795" b="12700"/>
             <wp:wrapTopAndBottom/>
             <wp:docPr id="1034" name="图片 17"/>
-            <wp:cNvGraphicFramePr>
-              <a:graphicFrameLocks xmlns:a="http://schemas.openxmlformats.org/drawingml/2006/main" noChangeAspect="false" noSelect="false" noResize="false" noGrp="false"/>
-            </wp:cNvGraphicFramePr>
+            <wp:cNvGraphicFramePr/>
             <a:graphic xmlns:a="http://schemas.openxmlformats.org/drawingml/2006/main">
               <a:graphicData uri="http://schemas.openxmlformats.org/drawingml/2006/picture">
                 <pic:pic xmlns:pic="http://schemas.openxmlformats.org/drawingml/2006/picture">
                   <pic:nvPicPr>
-                    <pic:cNvPr id="8" name="图片 17"/>
+                    <pic:cNvPr id="1034" name="图片 17"/>
                     <pic:cNvPicPr/>
                   </pic:nvPicPr>
                   <pic:blipFill>
-                    <a:blip r:embed="rId11" cstate="print"/>
-                    <a:srcRect l="0" t="0" r="0" b="0"/>
-                    <a:stretch/>
+                    <a:blip r:embed="rId15" cstate="print"/>
+                    <a:srcRect/>
+                    <a:stretch>
+                      <a:fillRect/>
+                    </a:stretch>
                   </pic:blipFill>
                   <pic:spPr>
-                    <a:xfrm rot="0">
+                    <a:xfrm>
                       <a:off x="0" y="0"/>
                       <a:ext cx="4084954" cy="1816100"/>
                     </a:xfrm>
-                    <a:prstGeom prst="rect"/>
+                    <a:prstGeom prst="rect">
+                      <a:avLst/>
+                    </a:prstGeom>
                   </pic:spPr>
                 </pic:pic>
               </a:graphicData>
@@ -2225,10 +2261,10 @@
       </w:r>
       <w:r>
         <w:rPr>
-          <w:rFonts w:cs="宋体" w:hint="eastAsia"/>
+          <w:rFonts w:hint="eastAsia" w:cs="宋体"/>
           <w:b/>
           <w:bCs/>
-          <w:color w:val="ff0000"/>
+          <w:color w:val="FF0000"/>
           <w:sz w:val="28"/>
           <w:szCs w:val="28"/>
         </w:rPr>
@@ -2237,54 +2273,75 @@
     </w:p>
     <w:p>
       <w:pPr>
-        <w:pStyle w:val="style66"/>
-        <w:spacing w:before="121" w:lineRule="auto" w:line="319"/>
+        <w:pStyle w:val="8"/>
+        <w:spacing w:before="121" w:line="319" w:lineRule="auto"/>
         <w:ind w:left="1100" w:leftChars="500" w:right="572" w:firstLine="0"/>
         <w:rPr>
-          <w:rFonts w:ascii="宋体" w:cs="宋体" w:eastAsia="宋体" w:hAnsi="宋体" w:hint="eastAsia"/>
-        </w:rPr>
-      </w:pPr>
-      <w:r>
-        <w:rPr>
-          <w:rFonts w:ascii="宋体" w:cs="宋体" w:eastAsia="宋体" w:hAnsi="宋体" w:hint="eastAsia"/>
+          <w:rFonts w:hint="eastAsia" w:ascii="宋体" w:hAnsi="宋体" w:eastAsia="宋体" w:cs="宋体"/>
+        </w:rPr>
+      </w:pPr>
+      <w:r>
+        <w:rPr>
+          <w:rFonts w:hint="eastAsia" w:ascii="宋体" w:hAnsi="宋体" w:eastAsia="宋体" w:cs="宋体"/>
         </w:rPr>
         <w:t>&gt; 网络中发生了什么？</w:t>
       </w:r>
     </w:p>
     <w:p>
       <w:pPr>
-        <w:pStyle w:val="style66"/>
-        <w:spacing w:before="121" w:lineRule="auto" w:line="319"/>
+        <w:pStyle w:val="8"/>
+        <w:spacing w:before="121" w:line="319" w:lineRule="auto"/>
         <w:ind w:left="1100" w:leftChars="500" w:right="572" w:firstLine="0"/>
         <w:rPr>
-          <w:rFonts w:ascii="宋体" w:cs="宋体" w:eastAsia="宋体" w:hAnsi="宋体" w:hint="eastAsia"/>
-        </w:rPr>
-      </w:pPr>
-      <w:r>
-        <w:rPr>
-          <w:rFonts w:ascii="宋体" w:cs="宋体" w:eastAsia="宋体" w:hAnsi="宋体" w:hint="eastAsia"/>
+          <w:rFonts w:hint="eastAsia" w:ascii="宋体" w:hAnsi="宋体" w:eastAsia="宋体" w:cs="宋体"/>
+        </w:rPr>
+      </w:pPr>
+      <w:r>
+        <w:rPr>
+          <w:rFonts w:hint="eastAsia" w:ascii="宋体" w:hAnsi="宋体" w:eastAsia="宋体" w:cs="宋体"/>
         </w:rPr>
         <w:t>当第一台 pc 机执行 ping 192.168.0.101 时，事实上它会先解析这个地址，通过子网掩码，这台pc机发现他们在同一个子网中（将两个地址分别和子网掩码进行按位与操作得到的结果相同），因此它会直接尝试通过以太网构建一个双向的数据流，但是 ip 地址实际上并不是物理地址，所以它需要发送一个广播信息在网络中寻找ip为192.168.0.101的机器，并在信息中暴露自己的物理地址。交换机 1 收到这个广播信息后会将这个信息传播到每一个端口，交换机 2 会因此收到这个信息，并同样将信息传播到每一个端口，由此 pc 机 2 收到了这个广播并发现 pc 机 1 在请求一个连接，此时 pc2 会传回一个信息告诉 pc1 自己的物理位置，由此双方的连接建立。如果另一台 ip 地址不是 192.168.0.101 的电脑收到这个信息，它不会做出任何回应。</w:t>
       </w:r>
     </w:p>
     <w:p>
       <w:pPr>
-        <w:pStyle w:val="style66"/>
-        <w:spacing w:before="121" w:lineRule="auto" w:line="319"/>
+        <w:pStyle w:val="8"/>
+        <w:spacing w:before="121" w:line="319" w:lineRule="auto"/>
         <w:ind w:left="479" w:right="572" w:firstLine="480"/>
-        <w:rPr/>
-      </w:pPr>
-    </w:p>
-    <w:p>
-      <w:pPr>
-        <w:pStyle w:val="style4"/>
-        <w:rPr/>
-      </w:pPr>
-      <w:r>
-        <w:rPr>
-          <w:rFonts w:hint="eastAsia"/>
-        </w:rPr>
-        <w:t xml:space="preserve">1.2.6 </w:t>
+      </w:pPr>
+    </w:p>
+    <w:p>
+      <w:pPr>
+        <w:pStyle w:val="5"/>
+      </w:pPr>
+      <w:r>
+        <w:rPr>
+          <w:rFonts w:hint="eastAsia"/>
+        </w:rPr>
+        <w:t>1.</w:t>
+      </w:r>
+      <w:ins w:id="14" w:author="Isabella...伊莎贝拉" w:date="2026-01-30T13:55:15Z">
+        <w:r>
+          <w:rPr>
+            <w:rFonts w:hint="eastAsia"/>
+            <w:lang w:val="en-US" w:eastAsia="zh-CN"/>
+          </w:rPr>
+          <w:t>1</w:t>
+        </w:r>
+      </w:ins>
+      <w:del w:id="15" w:author="Isabella...伊莎贝拉" w:date="2026-01-30T13:55:15Z">
+        <w:r>
+          <w:rPr>
+            <w:rFonts w:hint="eastAsia"/>
+          </w:rPr>
+          <w:delText>2</w:delText>
+        </w:r>
+      </w:del>
+      <w:r>
+        <w:rPr>
+          <w:rFonts w:hint="eastAsia"/>
+        </w:rPr>
+        <w:t xml:space="preserve">.6 </w:t>
       </w:r>
       <w:r>
         <w:t>实验配置与命令</w:t>
@@ -2292,7 +2349,7 @@
     </w:p>
     <w:p>
       <w:pPr>
-        <w:pStyle w:val="style66"/>
+        <w:pStyle w:val="8"/>
         <w:rPr>
           <w:sz w:val="20"/>
         </w:rPr>
@@ -2300,7 +2357,7 @@
     </w:p>
     <w:p>
       <w:pPr>
-        <w:pStyle w:val="style66"/>
+        <w:pStyle w:val="8"/>
         <w:spacing w:before="7"/>
         <w:rPr>
           <w:sz w:val="11"/>
@@ -2309,16 +2366,16 @@
     </w:p>
     <w:tbl>
       <w:tblPr>
-        <w:tblStyle w:val="style4097"/>
+        <w:tblStyle w:val="14"/>
         <w:tblW w:w="0" w:type="auto"/>
         <w:tblInd w:w="251" w:type="dxa"/>
         <w:tblBorders>
-          <w:top w:val="single" w:sz="8" w:space="0" w:color="000000"/>
-          <w:left w:val="single" w:sz="8" w:space="0" w:color="000000"/>
-          <w:bottom w:val="single" w:sz="8" w:space="0" w:color="000000"/>
-          <w:right w:val="single" w:sz="8" w:space="0" w:color="000000"/>
-          <w:insideH w:val="single" w:sz="8" w:space="0" w:color="000000"/>
-          <w:insideV w:val="single" w:sz="8" w:space="0" w:color="000000"/>
+          <w:top w:val="single" w:color="000000" w:sz="8" w:space="0"/>
+          <w:left w:val="single" w:color="000000" w:sz="8" w:space="0"/>
+          <w:bottom w:val="single" w:color="000000" w:sz="8" w:space="0"/>
+          <w:right w:val="single" w:color="000000" w:sz="8" w:space="0"/>
+          <w:insideH w:val="single" w:color="000000" w:sz="8" w:space="0"/>
+          <w:insideV w:val="single" w:color="000000" w:sz="8" w:space="0"/>
         </w:tblBorders>
         <w:tblLayout w:type="fixed"/>
         <w:tblCellMar>
@@ -2342,14 +2399,14 @@
             <w:tcW w:w="2597" w:type="dxa"/>
             <w:tcBorders>
               <w:left w:val="nil"/>
-              <w:bottom w:val="single" w:sz="8" w:space="0" w:color="808080"/>
-              <w:right w:val="single" w:sz="8" w:space="0" w:color="808080"/>
+              <w:bottom w:val="single" w:color="808080" w:sz="8" w:space="0"/>
+              <w:right w:val="single" w:color="808080" w:sz="8" w:space="0"/>
             </w:tcBorders>
-            <w:shd w:val="clear" w:color="auto" w:fill="d9d9d9"/>
+            <w:shd w:val="clear" w:color="auto" w:fill="D9D9D9"/>
           </w:tcPr>
           <w:p>
             <w:pPr>
-              <w:pStyle w:val="style4098"/>
+              <w:pStyle w:val="16"/>
               <w:spacing w:before="6"/>
               <w:rPr>
                 <w:sz w:val="11"/>
@@ -2358,7 +2415,7 @@
           </w:p>
           <w:p>
             <w:pPr>
-              <w:pStyle w:val="style4098"/>
+              <w:pStyle w:val="16"/>
               <w:ind w:left="494"/>
               <w:rPr>
                 <w:sz w:val="15"/>
@@ -2376,15 +2433,15 @@
           <w:tcPr>
             <w:tcW w:w="2808" w:type="dxa"/>
             <w:tcBorders>
-              <w:left w:val="single" w:sz="8" w:space="0" w:color="808080"/>
-              <w:bottom w:val="single" w:sz="8" w:space="0" w:color="808080"/>
-              <w:right w:val="single" w:sz="8" w:space="0" w:color="808080"/>
+              <w:left w:val="single" w:color="808080" w:sz="8" w:space="0"/>
+              <w:bottom w:val="single" w:color="808080" w:sz="8" w:space="0"/>
+              <w:right w:val="single" w:color="808080" w:sz="8" w:space="0"/>
             </w:tcBorders>
-            <w:shd w:val="clear" w:color="auto" w:fill="d9d9d9"/>
+            <w:shd w:val="clear" w:color="auto" w:fill="D9D9D9"/>
           </w:tcPr>
           <w:p>
             <w:pPr>
-              <w:pStyle w:val="style4098"/>
+              <w:pStyle w:val="16"/>
               <w:spacing w:before="6"/>
               <w:rPr>
                 <w:sz w:val="11"/>
@@ -2393,7 +2450,7 @@
           </w:p>
           <w:p>
             <w:pPr>
-              <w:pStyle w:val="style4098"/>
+              <w:pStyle w:val="16"/>
               <w:ind w:left="577"/>
               <w:rPr>
                 <w:sz w:val="15"/>
@@ -2411,15 +2468,15 @@
           <w:tcPr>
             <w:tcW w:w="3362" w:type="dxa"/>
             <w:tcBorders>
-              <w:left w:val="single" w:sz="8" w:space="0" w:color="808080"/>
-              <w:bottom w:val="single" w:sz="8" w:space="0" w:color="808080"/>
+              <w:left w:val="single" w:color="808080" w:sz="8" w:space="0"/>
+              <w:bottom w:val="single" w:color="808080" w:sz="8" w:space="0"/>
               <w:right w:val="nil"/>
             </w:tcBorders>
-            <w:shd w:val="clear" w:color="auto" w:fill="d9d9d9"/>
+            <w:shd w:val="clear" w:color="auto" w:fill="D9D9D9"/>
           </w:tcPr>
           <w:p>
             <w:pPr>
-              <w:pStyle w:val="style4098"/>
+              <w:pStyle w:val="16"/>
               <w:spacing w:before="6"/>
               <w:rPr>
                 <w:sz w:val="11"/>
@@ -2428,7 +2485,7 @@
           </w:p>
           <w:p>
             <w:pPr>
-              <w:pStyle w:val="style4098"/>
+              <w:pStyle w:val="16"/>
               <w:ind w:left="577"/>
               <w:rPr>
                 <w:sz w:val="15"/>
@@ -2444,7 +2501,6 @@
         </w:tc>
       </w:tr>
       <w:tr>
-        <w:tblPrEx/>
         <w:trPr>
           <w:trHeight w:val="488" w:hRule="atLeast"/>
         </w:trPr>
@@ -2452,15 +2508,15 @@
           <w:tcPr>
             <w:tcW w:w="2597" w:type="dxa"/>
             <w:tcBorders>
-              <w:top w:val="single" w:sz="8" w:space="0" w:color="808080"/>
+              <w:top w:val="single" w:color="808080" w:sz="8" w:space="0"/>
               <w:left w:val="nil"/>
-              <w:bottom w:val="single" w:sz="8" w:space="0" w:color="808080"/>
-              <w:right w:val="single" w:sz="8" w:space="0" w:color="808080"/>
+              <w:bottom w:val="single" w:color="808080" w:sz="8" w:space="0"/>
+              <w:right w:val="single" w:color="808080" w:sz="8" w:space="0"/>
             </w:tcBorders>
           </w:tcPr>
           <w:p>
             <w:pPr>
-              <w:pStyle w:val="style4098"/>
+              <w:pStyle w:val="16"/>
               <w:spacing w:before="6"/>
               <w:rPr>
                 <w:sz w:val="11"/>
@@ -2469,7 +2525,7 @@
           </w:p>
           <w:p>
             <w:pPr>
-              <w:pStyle w:val="style4098"/>
+              <w:pStyle w:val="16"/>
               <w:ind w:left="494"/>
               <w:rPr>
                 <w:sz w:val="15"/>
@@ -2487,15 +2543,15 @@
           <w:tcPr>
             <w:tcW w:w="2808" w:type="dxa"/>
             <w:tcBorders>
-              <w:top w:val="single" w:sz="8" w:space="0" w:color="808080"/>
-              <w:left w:val="single" w:sz="8" w:space="0" w:color="808080"/>
-              <w:bottom w:val="single" w:sz="8" w:space="0" w:color="808080"/>
-              <w:right w:val="single" w:sz="8" w:space="0" w:color="808080"/>
+              <w:top w:val="single" w:color="808080" w:sz="8" w:space="0"/>
+              <w:left w:val="single" w:color="808080" w:sz="8" w:space="0"/>
+              <w:bottom w:val="single" w:color="808080" w:sz="8" w:space="0"/>
+              <w:right w:val="single" w:color="808080" w:sz="8" w:space="0"/>
             </w:tcBorders>
           </w:tcPr>
           <w:p>
             <w:pPr>
-              <w:pStyle w:val="style4098"/>
+              <w:pStyle w:val="16"/>
               <w:spacing w:before="132"/>
               <w:ind w:left="577"/>
               <w:rPr>
@@ -2573,15 +2629,15 @@
           <w:tcPr>
             <w:tcW w:w="3362" w:type="dxa"/>
             <w:tcBorders>
-              <w:top w:val="single" w:sz="8" w:space="0" w:color="808080"/>
-              <w:left w:val="single" w:sz="8" w:space="0" w:color="808080"/>
-              <w:bottom w:val="single" w:sz="8" w:space="0" w:color="808080"/>
+              <w:top w:val="single" w:color="808080" w:sz="8" w:space="0"/>
+              <w:left w:val="single" w:color="808080" w:sz="8" w:space="0"/>
+              <w:bottom w:val="single" w:color="808080" w:sz="8" w:space="0"/>
               <w:right w:val="nil"/>
             </w:tcBorders>
           </w:tcPr>
           <w:p>
             <w:pPr>
-              <w:pStyle w:val="style4098"/>
+              <w:pStyle w:val="16"/>
               <w:rPr>
                 <w:rFonts w:ascii="Times New Roman"/>
                 <w:sz w:val="24"/>
@@ -2593,7 +2649,7 @@
     </w:tbl>
     <w:p>
       <w:pPr>
-        <w:pStyle w:val="style66"/>
+        <w:pStyle w:val="8"/>
         <w:spacing w:before="1"/>
         <w:rPr>
           <w:sz w:val="27"/>
@@ -2602,14 +2658,36 @@
     </w:p>
     <w:p>
       <w:pPr>
-        <w:pStyle w:val="style4"/>
-        <w:rPr/>
-      </w:pPr>
-      <w:r>
-        <w:rPr>
-          <w:rFonts w:hint="eastAsia"/>
-        </w:rPr>
-        <w:t xml:space="preserve">1.2.7 </w:t>
+        <w:pStyle w:val="5"/>
+      </w:pPr>
+      <w:r>
+        <w:rPr>
+          <w:rFonts w:hint="eastAsia"/>
+        </w:rPr>
+        <w:t>1.</w:t>
+      </w:r>
+      <w:ins w:id="16" w:author="Isabella...伊莎贝拉" w:date="2026-01-30T13:55:17Z">
+        <w:r>
+          <w:rPr>
+            <w:rFonts w:hint="eastAsia"/>
+            <w:lang w:val="en-US" w:eastAsia="zh-CN"/>
+          </w:rPr>
+          <w:t>1</w:t>
+        </w:r>
+      </w:ins>
+      <w:del w:id="17" w:author="Isabella...伊莎贝拉" w:date="2026-01-30T13:55:17Z">
+        <w:r>
+          <w:rPr>
+            <w:rFonts w:hint="eastAsia"/>
+          </w:rPr>
+          <w:delText>2</w:delText>
+        </w:r>
+      </w:del>
+      <w:r>
+        <w:rPr>
+          <w:rFonts w:hint="eastAsia"/>
+        </w:rPr>
+        <w:t xml:space="preserve">.7 </w:t>
       </w:r>
       <w:r>
         <w:t>实验结果分析与总结</w:t>
@@ -2617,7 +2695,7 @@
     </w:p>
     <w:p>
       <w:pPr>
-        <w:pStyle w:val="style66"/>
+        <w:pStyle w:val="8"/>
         <w:spacing w:before="10"/>
         <w:rPr>
           <w:sz w:val="38"/>
@@ -2626,10 +2704,9 @@
     </w:p>
     <w:p>
       <w:pPr>
-        <w:pStyle w:val="style66"/>
-        <w:spacing w:lineRule="auto" w:line="381"/>
+        <w:pStyle w:val="8"/>
+        <w:spacing w:line="381" w:lineRule="auto"/>
         <w:ind w:left="479" w:right="575" w:firstLine="540"/>
-        <w:rPr/>
       </w:pPr>
       <w:r>
         <w:t>网线测试仪可以测试网线两端的连接线序，如果连接线序没有问题，网线是否一定可用，为什么？</w:t>
@@ -2637,10 +2714,9 @@
     </w:p>
     <w:p>
       <w:pPr>
-        <w:pStyle w:val="style66"/>
-        <w:spacing w:lineRule="auto" w:line="381"/>
+        <w:pStyle w:val="8"/>
+        <w:spacing w:line="381" w:lineRule="auto"/>
         <w:ind w:left="479" w:right="575" w:firstLine="540"/>
-        <w:rPr/>
       </w:pPr>
       <w:r>
         <w:t>交叉线和直通线分别用在不同的场所。本实验中步骤二中，如果将连接两台交换机的交叉线换为直通线，实验结果如何，为什么？</w:t>
@@ -2648,7 +2724,7 @@
     </w:p>
     <w:p>
       <w:pPr>
-        <w:pStyle w:val="style66"/>
+        <w:pStyle w:val="8"/>
         <w:spacing w:before="2"/>
         <w:rPr>
           <w:sz w:val="20"/>
@@ -2657,14 +2733,36 @@
     </w:p>
     <w:p>
       <w:pPr>
-        <w:pStyle w:val="style3"/>
-        <w:rPr/>
-      </w:pPr>
-      <w:r>
-        <w:rPr>
-          <w:rFonts w:hint="eastAsia"/>
-        </w:rPr>
-        <w:t xml:space="preserve">1.3 </w:t>
+        <w:pStyle w:val="4"/>
+      </w:pPr>
+      <w:r>
+        <w:rPr>
+          <w:rFonts w:hint="eastAsia"/>
+        </w:rPr>
+        <w:t>1.</w:t>
+      </w:r>
+      <w:ins w:id="18" w:author="Isabella...伊莎贝拉" w:date="2026-01-30T13:55:21Z">
+        <w:r>
+          <w:rPr>
+            <w:rFonts w:hint="eastAsia"/>
+            <w:lang w:val="en-US" w:eastAsia="zh-CN"/>
+          </w:rPr>
+          <w:t>2</w:t>
+        </w:r>
+      </w:ins>
+      <w:del w:id="19" w:author="Isabella...伊莎贝拉" w:date="2026-01-30T13:55:20Z">
+        <w:r>
+          <w:rPr>
+            <w:rFonts w:hint="eastAsia"/>
+          </w:rPr>
+          <w:delText>3</w:delText>
+        </w:r>
+      </w:del>
+      <w:r>
+        <w:rPr>
+          <w:rFonts w:hint="eastAsia"/>
+        </w:rPr>
+        <w:t xml:space="preserve"> </w:t>
       </w:r>
       <w:r>
         <w:t>实验 1-2 配线架的跳接</w:t>
@@ -2672,7 +2770,7 @@
     </w:p>
     <w:p>
       <w:pPr>
-        <w:pStyle w:val="style66"/>
+        <w:pStyle w:val="8"/>
         <w:spacing w:before="2"/>
         <w:rPr>
           <w:sz w:val="37"/>
@@ -2680,10 +2778,10 @@
       </w:pPr>
       <w:r>
         <w:rPr>
-          <w:rFonts w:cs="宋体" w:hint="eastAsia"/>
+          <w:rFonts w:hint="eastAsia" w:cs="宋体"/>
           <w:b/>
           <w:bCs/>
-          <w:color w:val="ff0000"/>
+          <w:color w:val="FF0000"/>
           <w:sz w:val="28"/>
           <w:szCs w:val="28"/>
         </w:rPr>
@@ -2692,14 +2790,36 @@
     </w:p>
     <w:p>
       <w:pPr>
-        <w:pStyle w:val="style4"/>
-        <w:rPr/>
-      </w:pPr>
-      <w:r>
-        <w:rPr>
-          <w:rFonts w:hint="eastAsia"/>
-        </w:rPr>
-        <w:t xml:space="preserve">1.3.1 </w:t>
+        <w:pStyle w:val="5"/>
+      </w:pPr>
+      <w:r>
+        <w:rPr>
+          <w:rFonts w:hint="eastAsia"/>
+        </w:rPr>
+        <w:t>1.</w:t>
+      </w:r>
+      <w:ins w:id="20" w:author="Isabella...伊莎贝拉" w:date="2026-01-30T13:55:22Z">
+        <w:r>
+          <w:rPr>
+            <w:rFonts w:hint="eastAsia"/>
+            <w:lang w:val="en-US" w:eastAsia="zh-CN"/>
+          </w:rPr>
+          <w:t>2</w:t>
+        </w:r>
+      </w:ins>
+      <w:del w:id="21" w:author="Isabella...伊莎贝拉" w:date="2026-01-30T13:55:22Z">
+        <w:r>
+          <w:rPr>
+            <w:rFonts w:hint="eastAsia"/>
+          </w:rPr>
+          <w:delText>3</w:delText>
+        </w:r>
+      </w:del>
+      <w:r>
+        <w:rPr>
+          <w:rFonts w:hint="eastAsia"/>
+        </w:rPr>
+        <w:t xml:space="preserve">.1 </w:t>
       </w:r>
       <w:r>
         <w:t>实验内容</w:t>
@@ -2707,7 +2827,7 @@
     </w:p>
     <w:p>
       <w:pPr>
-        <w:pStyle w:val="style66"/>
+        <w:pStyle w:val="8"/>
         <w:spacing w:before="11"/>
         <w:rPr>
           <w:sz w:val="38"/>
@@ -2716,10 +2836,9 @@
     </w:p>
     <w:p>
       <w:pPr>
-        <w:pStyle w:val="style66"/>
-        <w:spacing w:lineRule="auto" w:line="381"/>
+        <w:pStyle w:val="8"/>
+        <w:spacing w:line="381" w:lineRule="auto"/>
         <w:ind w:left="479" w:right="570" w:firstLine="480"/>
-        <w:rPr/>
       </w:pPr>
       <w:r>
         <w:rPr>
@@ -2733,21 +2852,42 @@
     </w:p>
     <w:p>
       <w:pPr>
-        <w:pStyle w:val="style66"/>
+        <w:pStyle w:val="8"/>
         <w:spacing w:before="11"/>
-        <w:rPr/>
-      </w:pPr>
-    </w:p>
-    <w:p>
-      <w:pPr>
-        <w:pStyle w:val="style4"/>
-        <w:rPr/>
-      </w:pPr>
-      <w:r>
-        <w:rPr>
-          <w:rFonts w:hint="eastAsia"/>
-        </w:rPr>
-        <w:t xml:space="preserve">1.3.2 </w:t>
+      </w:pPr>
+    </w:p>
+    <w:p>
+      <w:pPr>
+        <w:pStyle w:val="5"/>
+      </w:pPr>
+      <w:r>
+        <w:rPr>
+          <w:rFonts w:hint="eastAsia"/>
+        </w:rPr>
+        <w:t>1.</w:t>
+      </w:r>
+      <w:ins w:id="22" w:author="Isabella...伊莎贝拉" w:date="2026-01-30T13:55:25Z">
+        <w:r>
+          <w:rPr>
+            <w:rFonts w:hint="eastAsia"/>
+            <w:lang w:val="en-US" w:eastAsia="zh-CN"/>
+          </w:rPr>
+          <w:t>2</w:t>
+        </w:r>
+      </w:ins>
+      <w:del w:id="23" w:author="Isabella...伊莎贝拉" w:date="2026-01-30T13:55:25Z">
+        <w:r>
+          <w:rPr>
+            <w:rFonts w:hint="eastAsia"/>
+          </w:rPr>
+          <w:delText>3</w:delText>
+        </w:r>
+      </w:del>
+      <w:r>
+        <w:rPr>
+          <w:rFonts w:hint="eastAsia"/>
+        </w:rPr>
+        <w:t xml:space="preserve">.2 </w:t>
       </w:r>
       <w:r>
         <w:t>实验目的</w:t>
@@ -2755,7 +2895,7 @@
     </w:p>
     <w:p>
       <w:pPr>
-        <w:pStyle w:val="style66"/>
+        <w:pStyle w:val="8"/>
         <w:spacing w:before="8"/>
         <w:rPr>
           <w:sz w:val="38"/>
@@ -2764,9 +2904,8 @@
     </w:p>
     <w:p>
       <w:pPr>
-        <w:pStyle w:val="style66"/>
+        <w:pStyle w:val="8"/>
         <w:ind w:left="959"/>
-        <w:rPr/>
       </w:pPr>
       <w:r>
         <w:t>了解配线架的跳接的原理及操作。</w:t>
@@ -2774,42 +2913,60 @@
     </w:p>
     <w:p>
       <w:pPr>
-        <w:pStyle w:val="style66"/>
+        <w:pStyle w:val="8"/>
         <w:ind w:left="959"/>
-        <w:rPr/>
-      </w:pPr>
-    </w:p>
-    <w:p>
-      <w:pPr>
-        <w:pStyle w:val="style66"/>
+      </w:pPr>
+    </w:p>
+    <w:p>
+      <w:pPr>
+        <w:pStyle w:val="8"/>
         <w:ind w:left="959"/>
-        <w:rPr/>
-      </w:pPr>
-    </w:p>
-    <w:p>
-      <w:pPr>
-        <w:pStyle w:val="style66"/>
+      </w:pPr>
+    </w:p>
+    <w:p>
+      <w:pPr>
+        <w:pStyle w:val="8"/>
         <w:ind w:left="959"/>
-        <w:rPr/>
-      </w:pPr>
-    </w:p>
-    <w:p>
-      <w:pPr>
-        <w:pStyle w:val="style66"/>
+      </w:pPr>
+    </w:p>
+    <w:p>
+      <w:pPr>
+        <w:pStyle w:val="8"/>
         <w:ind w:left="959"/>
-        <w:rPr/>
-      </w:pPr>
-    </w:p>
-    <w:p>
-      <w:pPr>
-        <w:pStyle w:val="style4"/>
-        <w:rPr/>
-      </w:pPr>
-      <w:r>
-        <w:rPr>
-          <w:rFonts w:hint="eastAsia"/>
-        </w:rPr>
-        <w:t xml:space="preserve">1.3.3 </w:t>
+      </w:pPr>
+    </w:p>
+    <w:p>
+      <w:pPr>
+        <w:pStyle w:val="5"/>
+      </w:pPr>
+      <w:r>
+        <w:rPr>
+          <w:rFonts w:hint="eastAsia"/>
+        </w:rPr>
+        <w:t>1.</w:t>
+      </w:r>
+      <w:ins w:id="24" w:author="Isabella...伊莎贝拉" w:date="2026-01-30T13:55:29Z">
+        <w:r>
+          <w:rPr>
+            <w:rFonts w:hint="eastAsia"/>
+            <w:lang w:val="en-US" w:eastAsia="zh-CN"/>
+          </w:rPr>
+          <w:t>2</w:t>
+        </w:r>
+      </w:ins>
+      <w:del w:id="25" w:author="Isabella...伊莎贝拉" w:date="2026-01-30T13:55:29Z">
+        <w:r>
+          <w:rPr>
+            <w:rFonts w:hint="eastAsia"/>
+          </w:rPr>
+          <w:delText>3</w:delText>
+        </w:r>
+      </w:del>
+      <w:r>
+        <w:rPr>
+          <w:rFonts w:hint="eastAsia"/>
+        </w:rPr>
+        <w:t xml:space="preserve">.3 </w:t>
       </w:r>
       <w:r>
         <w:t>实验拓扑图</w:t>
@@ -2817,7 +2974,7 @@
     </w:p>
     <w:p>
       <w:pPr>
-        <w:pStyle w:val="style66"/>
+        <w:pStyle w:val="8"/>
         <w:rPr>
           <w:sz w:val="20"/>
         </w:rPr>
@@ -2825,48 +2982,49 @@
     </w:p>
     <w:p>
       <w:pPr>
-        <w:pStyle w:val="style66"/>
+        <w:pStyle w:val="8"/>
         <w:spacing w:before="3"/>
         <w:rPr>
           <w:sz w:val="10"/>
         </w:rPr>
       </w:pPr>
       <w:r>
-        <w:rPr/>
         <w:drawing>
-          <wp:anchor distT="0" distB="0" distL="0" distR="0" simplePos="false" relativeHeight="2" behindDoc="false" locked="false" layoutInCell="true" allowOverlap="true">
+          <wp:anchor distT="0" distB="0" distL="0" distR="0" simplePos="0" relativeHeight="251659264" behindDoc="0" locked="0" layoutInCell="1" allowOverlap="1">
             <wp:simplePos x="0" y="0"/>
             <wp:positionH relativeFrom="page">
-              <wp:posOffset>1798954</wp:posOffset>
+              <wp:posOffset>1798320</wp:posOffset>
             </wp:positionH>
             <wp:positionV relativeFrom="paragraph">
               <wp:posOffset>106045</wp:posOffset>
             </wp:positionV>
-            <wp:extent cx="3983354" cy="2555240"/>
+            <wp:extent cx="3983355" cy="2555240"/>
             <wp:effectExtent l="0" t="0" r="0" b="0"/>
             <wp:wrapTopAndBottom/>
             <wp:docPr id="1035" name="image4.jpeg"/>
-            <wp:cNvGraphicFramePr>
-              <a:graphicFrameLocks xmlns:a="http://schemas.openxmlformats.org/drawingml/2006/main" noChangeAspect="false" noSelect="false" noResize="false" noGrp="false"/>
-            </wp:cNvGraphicFramePr>
+            <wp:cNvGraphicFramePr/>
             <a:graphic xmlns:a="http://schemas.openxmlformats.org/drawingml/2006/main">
               <a:graphicData uri="http://schemas.openxmlformats.org/drawingml/2006/picture">
                 <pic:pic xmlns:pic="http://schemas.openxmlformats.org/drawingml/2006/picture">
                   <pic:nvPicPr>
-                    <pic:cNvPr id="9" name="image4.jpeg"/>
+                    <pic:cNvPr id="1035" name="image4.jpeg"/>
                     <pic:cNvPicPr/>
                   </pic:nvPicPr>
                   <pic:blipFill>
-                    <a:blip r:embed="rId12" cstate="print"/>
-                    <a:srcRect l="0" t="0" r="0" b="0"/>
-                    <a:stretch/>
+                    <a:blip r:embed="rId16" cstate="print"/>
+                    <a:srcRect/>
+                    <a:stretch>
+                      <a:fillRect/>
+                    </a:stretch>
                   </pic:blipFill>
                   <pic:spPr>
-                    <a:xfrm rot="0">
+                    <a:xfrm>
                       <a:off x="0" y="0"/>
                       <a:ext cx="3983354" cy="2555240"/>
                     </a:xfrm>
-                    <a:prstGeom prst="rect"/>
+                    <a:prstGeom prst="rect">
+                      <a:avLst/>
+                    </a:prstGeom>
                   </pic:spPr>
                 </pic:pic>
               </a:graphicData>
@@ -2877,7 +3035,7 @@
     </w:p>
     <w:p>
       <w:pPr>
-        <w:pStyle w:val="style66"/>
+        <w:pStyle w:val="8"/>
         <w:rPr>
           <w:sz w:val="20"/>
         </w:rPr>
@@ -2885,7 +3043,7 @@
     </w:p>
     <w:p>
       <w:pPr>
-        <w:pStyle w:val="style66"/>
+        <w:pStyle w:val="8"/>
         <w:rPr>
           <w:sz w:val="20"/>
         </w:rPr>
@@ -2893,7 +3051,7 @@
     </w:p>
     <w:p>
       <w:pPr>
-        <w:pStyle w:val="style66"/>
+        <w:pStyle w:val="8"/>
         <w:spacing w:before="2"/>
         <w:rPr>
           <w:sz w:val="18"/>
@@ -2902,7 +3060,6 @@
     </w:p>
     <w:p>
       <w:pPr>
-        <w:pStyle w:val="style0"/>
         <w:spacing w:before="81"/>
         <w:ind w:left="2614" w:right="2232"/>
         <w:jc w:val="center"/>
@@ -2939,10 +3096,9 @@
         <w:t>通过配线架连接</w:t>
       </w:r>
     </w:p>
-    <w:bookmarkStart w:id="0" w:name="_GoBack"/>
-    <w:p>
-      <w:pPr>
-        <w:pStyle w:val="style66"/>
+    <w:p>
+      <w:pPr>
+        <w:pStyle w:val="8"/>
         <w:spacing w:before="10"/>
         <w:jc w:val="center"/>
         <w:rPr>
@@ -2956,10 +3112,10 @@
         <mc:AlternateContent>
           <mc:Choice Requires="wps">
             <w:drawing>
-              <wp:anchor distT="0" distB="0" distL="0" distR="0" simplePos="false" relativeHeight="4" behindDoc="false" locked="false" layoutInCell="true" allowOverlap="true">
+              <wp:anchor distT="0" distB="0" distL="0" distR="0" simplePos="0" relativeHeight="251659264" behindDoc="0" locked="0" layoutInCell="1" allowOverlap="1">
                 <wp:simplePos x="0" y="0"/>
                 <wp:positionH relativeFrom="column">
-                  <wp:posOffset>4067174</wp:posOffset>
+                  <wp:posOffset>4066540</wp:posOffset>
                 </wp:positionH>
                 <wp:positionV relativeFrom="paragraph">
                   <wp:posOffset>2215515</wp:posOffset>
@@ -2968,47 +3124,42 @@
                 <wp:effectExtent l="12700" t="12700" r="25400" b="15875"/>
                 <wp:wrapNone/>
                 <wp:docPr id="1036" name="矩形 15"/>
-                <wp:cNvGraphicFramePr>
-                  <a:graphicFrameLocks xmlns:a="http://schemas.openxmlformats.org/drawingml/2006/main" noChangeAspect="false" noSelect="false" noResize="false" noGrp="false"/>
-                </wp:cNvGraphicFramePr>
+                <wp:cNvGraphicFramePr/>
                 <a:graphic xmlns:a="http://schemas.openxmlformats.org/drawingml/2006/main">
                   <a:graphicData uri="http://schemas.microsoft.com/office/word/2010/wordprocessingShape">
                     <wps:wsp>
                       <wps:cNvSpPr/>
                       <wps:spPr>
-                        <a:xfrm rot="0">
+                        <a:xfrm>
                           <a:off x="0" y="0"/>
                           <a:ext cx="1123950" cy="619125"/>
                         </a:xfrm>
-                        <a:prstGeom prst="rect"/>
+                        <a:prstGeom prst="rect">
+                          <a:avLst/>
+                        </a:prstGeom>
                         <a:solidFill>
-                          <a:srgbClr val="ffffff">
+                          <a:srgbClr val="FFFFFF">
                             <a:alpha val="0"/>
                           </a:srgbClr>
                         </a:solidFill>
-                        <a:ln cmpd="sng" cap="flat" w="25400">
+                        <a:ln w="25400" cap="flat" cmpd="sng">
                           <a:solidFill>
-                            <a:srgbClr val="00b050"/>
+                            <a:srgbClr val="00B050"/>
                           </a:solidFill>
                           <a:prstDash val="solid"/>
                           <a:round/>
-                          <a:headEnd/>
-                          <a:tailEnd/>
                         </a:ln>
                       </wps:spPr>
-                      <wps:txbx id="1036">
+                      <wps:txbx>
                         <w:txbxContent>
                           <w:p>
                             <w:pPr>
-                              <w:pStyle w:val="style0"/>
                               <w:jc w:val="center"/>
-                              <w:rPr/>
                             </w:pPr>
                           </w:p>
                         </w:txbxContent>
                       </wps:txbx>
-                      <wps:bodyPr lIns="91440" rIns="91440" tIns="45720" bIns="45720" vert="horz" anchor="ctr" wrap="square">
-                        <a:prstTxWarp prst="textNoShape"/>
+                      <wps:bodyPr vert="horz" wrap="square" lIns="91440" tIns="45720" rIns="91440" bIns="45720" anchor="ctr">
                         <a:noAutofit/>
                       </wps:bodyPr>
                     </wps:wsp>
@@ -3019,16 +3170,16 @@
           </mc:Choice>
           <mc:Fallback>
             <w:pict>
-              <v:rect id="1036" fillcolor="white" stroked="t" style="position:absolute;margin-left:320.25pt;margin-top:174.45pt;width:88.5pt;height:48.75pt;z-index:4;mso-position-horizontal-relative:text;mso-position-vertical-relative:text;mso-width-relative:page;mso-height-relative:page;mso-wrap-distance-left:0.0pt;mso-wrap-distance-right:0.0pt;visibility:visible;v-text-anchor:middle;">
-                <v:stroke color="#00b050" weight="2.0pt"/>
-                <v:fill opacity="0%"/>
-                <v:textbox inset="7.2pt,3.6pt,7.2pt,3.6pt">
+              <v:rect id="矩形 15" o:spid="_x0000_s1026" o:spt="1" style="position:absolute;left:0pt;margin-left:320.2pt;margin-top:174.45pt;height:48.75pt;width:88.5pt;z-index:251659264;v-text-anchor:middle;mso-width-relative:page;mso-height-relative:page;" fillcolor="#FFFFFF" filled="t" stroked="t" coordsize="21600,21600" o:gfxdata="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">
+                <v:fill on="t" opacity="0f" focussize="0,0"/>
+                <v:stroke weight="2pt" color="#00B050" joinstyle="round"/>
+                <v:imagedata o:title=""/>
+                <o:lock v:ext="edit" aspectratio="f"/>
+                <v:textbox>
                   <w:txbxContent>
                     <w:p>
                       <w:pPr>
-                        <w:pStyle w:val="style0"/>
                         <w:jc w:val="center"/>
-                        <w:rPr/>
                       </w:pPr>
                     </w:p>
                   </w:txbxContent>
@@ -3038,37 +3189,38 @@
           </mc:Fallback>
         </mc:AlternateContent>
       </w:r>
-      <w:bookmarkEnd w:id="0"/>
       <w:r>
         <w:rPr>
           <w:sz w:val="29"/>
         </w:rPr>
         <w:drawing>
-          <wp:inline distL="0" distT="0" distB="0" distR="0">
+          <wp:inline distT="0" distB="0" distL="0" distR="0">
             <wp:extent cx="4994910" cy="3991610"/>
             <wp:effectExtent l="0" t="0" r="0" b="8890"/>
             <wp:docPr id="1037" name="图片 2"/>
-            <wp:cNvGraphicFramePr>
-              <a:graphicFrameLocks xmlns:a="http://schemas.openxmlformats.org/drawingml/2006/main" noChangeAspect="false" noSelect="false" noResize="false" noGrp="false"/>
-            </wp:cNvGraphicFramePr>
+            <wp:cNvGraphicFramePr/>
             <a:graphic xmlns:a="http://schemas.openxmlformats.org/drawingml/2006/main">
               <a:graphicData uri="http://schemas.openxmlformats.org/drawingml/2006/picture">
                 <pic:pic xmlns:pic="http://schemas.openxmlformats.org/drawingml/2006/picture">
                   <pic:nvPicPr>
-                    <pic:cNvPr id="10" name="图片 2"/>
+                    <pic:cNvPr id="1037" name="图片 2"/>
                     <pic:cNvPicPr/>
                   </pic:nvPicPr>
                   <pic:blipFill>
-                    <a:blip r:embed="rId13" cstate="print"/>
-                    <a:srcRect l="0" t="0" r="0" b="0"/>
-                    <a:stretch/>
+                    <a:blip r:embed="rId17" cstate="print"/>
+                    <a:srcRect/>
+                    <a:stretch>
+                      <a:fillRect/>
+                    </a:stretch>
                   </pic:blipFill>
                   <pic:spPr>
-                    <a:xfrm rot="0">
+                    <a:xfrm>
                       <a:off x="0" y="0"/>
                       <a:ext cx="4994910" cy="3991610"/>
                     </a:xfrm>
-                    <a:prstGeom prst="rect"/>
+                    <a:prstGeom prst="rect">
+                      <a:avLst/>
+                    </a:prstGeom>
                     <a:ln>
                       <a:noFill/>
                     </a:ln>
@@ -3082,7 +3234,7 @@
     </w:p>
     <w:p>
       <w:pPr>
-        <w:pStyle w:val="style66"/>
+        <w:pStyle w:val="8"/>
         <w:rPr>
           <w:sz w:val="20"/>
         </w:rPr>
@@ -3090,7 +3242,6 @@
     </w:p>
     <w:p>
       <w:pPr>
-        <w:pStyle w:val="style0"/>
         <w:spacing w:before="81"/>
         <w:ind w:left="2614" w:right="2232"/>
         <w:jc w:val="center"/>
@@ -3129,7 +3280,6 @@
     </w:p>
     <w:p>
       <w:pPr>
-        <w:pStyle w:val="style0"/>
         <w:jc w:val="center"/>
         <w:rPr>
           <w:sz w:val="20"/>
@@ -3138,10 +3288,9 @@
     </w:p>
     <w:p>
       <w:pPr>
-        <w:pStyle w:val="style0"/>
         <w:jc w:val="center"/>
         <w:rPr>
-          <w:rFonts w:ascii="宋体" w:cs="宋体" w:eastAsia="宋体" w:hAnsi="宋体" w:hint="default"/>
+          <w:rFonts w:hint="default" w:ascii="宋体" w:hAnsi="宋体" w:eastAsia="宋体" w:cs="宋体"/>
           <w:spacing w:val="-3"/>
           <w:sz w:val="24"/>
           <w:szCs w:val="24"/>
@@ -3150,7 +3299,7 @@
       </w:pPr>
       <w:r>
         <w:rPr>
-          <w:rFonts w:ascii="宋体" w:cs="宋体" w:eastAsia="宋体" w:hAnsi="宋体" w:hint="default"/>
+          <w:rFonts w:hint="default" w:ascii="宋体" w:hAnsi="宋体" w:eastAsia="宋体" w:cs="宋体"/>
           <w:spacing w:val="-3"/>
           <w:sz w:val="24"/>
           <w:szCs w:val="24"/>
@@ -3161,14 +3310,13 @@
     </w:p>
     <w:p>
       <w:pPr>
-        <w:pStyle w:val="style0"/>
         <w:jc w:val="center"/>
         <w:rPr>
           <w:rFonts w:hint="eastAsia"/>
           <w:sz w:val="20"/>
         </w:rPr>
         <w:sectPr>
-          <w:pgSz w:w="11910" w:h="16840" w:orient="portrait"/>
+          <w:pgSz w:w="11910" w:h="16840"/>
           <w:pgMar w:top="1540" w:right="1220" w:bottom="1180" w:left="1320" w:header="0" w:footer="999" w:gutter="0"/>
           <w:cols w:space="720" w:num="1"/>
         </w:sectPr>
@@ -3176,14 +3324,36 @@
     </w:p>
     <w:p>
       <w:pPr>
-        <w:pStyle w:val="style4"/>
-        <w:rPr/>
-      </w:pPr>
-      <w:r>
-        <w:rPr>
-          <w:rFonts w:hint="eastAsia"/>
-        </w:rPr>
-        <w:t xml:space="preserve">1.3.4 </w:t>
+        <w:pStyle w:val="5"/>
+      </w:pPr>
+      <w:r>
+        <w:rPr>
+          <w:rFonts w:hint="eastAsia"/>
+        </w:rPr>
+        <w:t>1.</w:t>
+      </w:r>
+      <w:ins w:id="26" w:author="Isabella...伊莎贝拉" w:date="2026-01-30T13:55:34Z">
+        <w:r>
+          <w:rPr>
+            <w:rFonts w:hint="eastAsia"/>
+            <w:lang w:val="en-US" w:eastAsia="zh-CN"/>
+          </w:rPr>
+          <w:t>2</w:t>
+        </w:r>
+      </w:ins>
+      <w:del w:id="27" w:author="Isabella...伊莎贝拉" w:date="2026-01-30T13:55:33Z">
+        <w:r>
+          <w:rPr>
+            <w:rFonts w:hint="eastAsia"/>
+          </w:rPr>
+          <w:delText>3</w:delText>
+        </w:r>
+      </w:del>
+      <w:r>
+        <w:rPr>
+          <w:rFonts w:hint="eastAsia"/>
+        </w:rPr>
+        <w:t xml:space="preserve">.4 </w:t>
       </w:r>
       <w:r>
         <w:t>实验设备</w:t>
@@ -3191,7 +3361,7 @@
     </w:p>
     <w:p>
       <w:pPr>
-        <w:pStyle w:val="style66"/>
+        <w:pStyle w:val="8"/>
         <w:spacing w:before="11"/>
         <w:rPr>
           <w:sz w:val="36"/>
@@ -3200,9 +3370,8 @@
     </w:p>
     <w:p>
       <w:pPr>
-        <w:pStyle w:val="style66"/>
+        <w:pStyle w:val="8"/>
         <w:ind w:left="959"/>
-        <w:rPr/>
       </w:pPr>
       <w:r>
         <w:rPr>
@@ -3242,7 +3411,7 @@
     </w:p>
     <w:p>
       <w:pPr>
-        <w:pStyle w:val="style66"/>
+        <w:pStyle w:val="8"/>
         <w:rPr>
           <w:sz w:val="36"/>
         </w:rPr>
@@ -3250,14 +3419,36 @@
     </w:p>
     <w:p>
       <w:pPr>
-        <w:pStyle w:val="style4"/>
-        <w:rPr/>
-      </w:pPr>
-      <w:r>
-        <w:rPr>
-          <w:rFonts w:hint="eastAsia"/>
-        </w:rPr>
-        <w:t xml:space="preserve">1.3.5 </w:t>
+        <w:pStyle w:val="5"/>
+      </w:pPr>
+      <w:r>
+        <w:rPr>
+          <w:rFonts w:hint="eastAsia"/>
+        </w:rPr>
+        <w:t>1.</w:t>
+      </w:r>
+      <w:ins w:id="28" w:author="Isabella...伊莎贝拉" w:date="2026-01-30T13:55:36Z">
+        <w:r>
+          <w:rPr>
+            <w:rFonts w:hint="eastAsia"/>
+            <w:lang w:val="en-US" w:eastAsia="zh-CN"/>
+          </w:rPr>
+          <w:t>2</w:t>
+        </w:r>
+      </w:ins>
+      <w:del w:id="29" w:author="Isabella...伊莎贝拉" w:date="2026-01-30T13:55:36Z">
+        <w:r>
+          <w:rPr>
+            <w:rFonts w:hint="eastAsia"/>
+          </w:rPr>
+          <w:delText>3</w:delText>
+        </w:r>
+      </w:del>
+      <w:r>
+        <w:rPr>
+          <w:rFonts w:hint="eastAsia"/>
+        </w:rPr>
+        <w:t xml:space="preserve">.5 </w:t>
       </w:r>
       <w:r>
         <w:t>实验步骤</w:t>
@@ -3265,9 +3456,8 @@
     </w:p>
     <w:p>
       <w:pPr>
-        <w:pStyle w:val="style66"/>
+        <w:pStyle w:val="8"/>
         <w:ind w:left="479"/>
-        <w:rPr/>
       </w:pPr>
       <w:r>
         <w:t>步骤一：</w:t>
@@ -3275,10 +3465,10 @@
     </w:p>
     <w:p>
       <w:pPr>
-        <w:pStyle w:val="style66"/>
+        <w:pStyle w:val="8"/>
         <w:ind w:left="479" w:firstLine="715"/>
         <w:rPr>
-          <w:rFonts w:eastAsia="宋体" w:hint="eastAsia"/>
+          <w:rFonts w:hint="eastAsia" w:eastAsia="宋体"/>
         </w:rPr>
       </w:pPr>
       <w:r>
@@ -3290,10 +3480,9 @@
     </w:p>
     <w:p>
       <w:pPr>
-        <w:pStyle w:val="style66"/>
-        <w:spacing w:before="159" w:lineRule="auto" w:line="333"/>
+        <w:pStyle w:val="8"/>
+        <w:spacing w:before="159" w:line="333" w:lineRule="auto"/>
         <w:ind w:left="440" w:leftChars="200" w:right="4863" w:firstLine="0"/>
-        <w:rPr/>
       </w:pPr>
       <w:r>
         <w:t>步骤二：</w:t>
@@ -3301,7 +3490,7 @@
     </w:p>
     <w:p>
       <w:pPr>
-        <w:pStyle w:val="style66"/>
+        <w:pStyle w:val="8"/>
         <w:spacing w:before="37"/>
         <w:ind w:left="959"/>
         <w:rPr>
@@ -3325,11 +3514,11 @@
     </w:p>
     <w:p>
       <w:pPr>
-        <w:pStyle w:val="style66"/>
+        <w:pStyle w:val="8"/>
         <w:spacing w:before="37"/>
         <w:ind w:left="0" w:leftChars="0" w:firstLine="0"/>
         <w:rPr>
-          <w:rFonts w:eastAsia="宋体" w:hint="eastAsia"/>
+          <w:rFonts w:hint="eastAsia" w:eastAsia="宋体"/>
         </w:rPr>
       </w:pPr>
       <w:r>
@@ -3372,19 +3561,13 @@
         <w:rPr>
           <w:rFonts w:hint="eastAsia"/>
         </w:rPr>
-        <w:t>这种方式与实验 1-1 中的方式类似。</w:t>
-      </w:r>
-      <w:r>
-        <w:rPr>
-          <w:rFonts w:hint="eastAsia"/>
-        </w:rPr>
-        <w:t>（方式一实际上就对应着1.2.5的步骤二~步骤五，已经完成1.2.5后就不用再做方式一了。）</w:t>
-      </w:r>
-    </w:p>
-    <w:p>
-      <w:pPr>
-        <w:pStyle w:val="style66"/>
-        <w:spacing w:before="144" w:lineRule="auto" w:line="348"/>
+        <w:t>这种方式与实验 1-1 中的方式类似。（方式一实际上就对应着1.2.5的步骤二~步骤五，已经完成1.2.5后就不用再做方式一了。）</w:t>
+      </w:r>
+    </w:p>
+    <w:p>
+      <w:pPr>
+        <w:pStyle w:val="8"/>
+        <w:spacing w:before="144" w:line="348" w:lineRule="auto"/>
         <w:ind w:left="479" w:right="572" w:firstLine="480"/>
         <w:rPr>
           <w:rFonts w:hint="eastAsia"/>
@@ -3407,8 +3590,8 @@
     </w:p>
     <w:p>
       <w:pPr>
-        <w:pStyle w:val="style66"/>
-        <w:spacing w:before="144" w:lineRule="auto" w:line="348"/>
+        <w:pStyle w:val="8"/>
+        <w:spacing w:before="144" w:line="348" w:lineRule="auto"/>
         <w:ind w:left="479" w:right="572" w:firstLine="480"/>
         <w:rPr>
           <w:rFonts w:hint="eastAsia"/>
@@ -3425,8 +3608,8 @@
     </w:p>
     <w:p>
       <w:pPr>
-        <w:pStyle w:val="style66"/>
-        <w:spacing w:before="144" w:lineRule="auto" w:line="348"/>
+        <w:pStyle w:val="8"/>
+        <w:spacing w:before="144" w:line="348" w:lineRule="auto"/>
         <w:ind w:left="479" w:right="572" w:firstLine="480"/>
         <w:rPr>
           <w:rFonts w:hint="eastAsia"/>
@@ -3506,8 +3689,8 @@
     </w:p>
     <w:p>
       <w:pPr>
-        <w:pStyle w:val="style66"/>
-        <w:spacing w:before="144" w:lineRule="auto" w:line="348"/>
+        <w:pStyle w:val="8"/>
+        <w:spacing w:before="144" w:line="348" w:lineRule="auto"/>
         <w:ind w:left="479" w:right="572" w:firstLine="480"/>
         <w:rPr>
           <w:rFonts w:hint="eastAsia"/>
@@ -3522,8 +3705,8 @@
     </w:p>
     <w:p>
       <w:pPr>
-        <w:pStyle w:val="style66"/>
-        <w:spacing w:before="144" w:lineRule="auto" w:line="348"/>
+        <w:pStyle w:val="8"/>
+        <w:spacing w:before="144" w:line="348" w:lineRule="auto"/>
         <w:ind w:left="479" w:right="572" w:firstLine="480"/>
         <w:rPr>
           <w:rFonts w:hint="eastAsia"/>
@@ -3538,8 +3721,8 @@
     </w:p>
     <w:p>
       <w:pPr>
-        <w:pStyle w:val="style66"/>
-        <w:spacing w:before="144" w:lineRule="auto" w:line="348"/>
+        <w:pStyle w:val="8"/>
+        <w:spacing w:before="144" w:line="348" w:lineRule="auto"/>
         <w:ind w:left="479" w:right="572" w:firstLine="480"/>
         <w:rPr>
           <w:rFonts w:hint="eastAsia"/>
@@ -3554,8 +3737,8 @@
     </w:p>
     <w:p>
       <w:pPr>
-        <w:pStyle w:val="style66"/>
-        <w:spacing w:before="144" w:lineRule="auto" w:line="348"/>
+        <w:pStyle w:val="8"/>
+        <w:spacing w:before="144" w:line="348" w:lineRule="auto"/>
         <w:ind w:left="479" w:right="572" w:firstLine="480"/>
         <w:rPr>
           <w:rFonts w:hint="eastAsia"/>
@@ -3564,33 +3747,27 @@
     </w:p>
     <w:p>
       <w:pPr>
-        <w:pStyle w:val="style66"/>
-        <w:spacing w:before="144" w:lineRule="auto" w:line="348"/>
+        <w:pStyle w:val="8"/>
+        <w:spacing w:before="144" w:line="348" w:lineRule="auto"/>
         <w:ind w:left="479" w:right="572" w:firstLine="480"/>
         <w:rPr>
-          <w:rFonts w:eastAsia="宋体" w:hint="eastAsia"/>
-        </w:rPr>
-      </w:pPr>
-      <w:r>
-        <w:rPr>
-          <w:rFonts w:hint="eastAsia"/>
-        </w:rPr>
-        <w:t>方式三：</w:t>
-      </w:r>
-      <w:r>
-        <w:rPr>
-          <w:rFonts w:hint="eastAsia"/>
-        </w:rPr>
-        <w:t>通过 0  号机柜跳接</w:t>
-      </w:r>
-    </w:p>
-    <w:p>
-      <w:pPr>
-        <w:pStyle w:val="style66"/>
-        <w:spacing w:before="144" w:lineRule="auto" w:line="348"/>
+          <w:rFonts w:hint="eastAsia" w:eastAsia="宋体"/>
+        </w:rPr>
+      </w:pPr>
+      <w:r>
+        <w:rPr>
+          <w:rFonts w:hint="eastAsia"/>
+        </w:rPr>
+        <w:t>方式三：通过 0  号机柜跳接</w:t>
+      </w:r>
+    </w:p>
+    <w:p>
+      <w:pPr>
+        <w:pStyle w:val="8"/>
+        <w:spacing w:before="144" w:line="348" w:lineRule="auto"/>
         <w:ind w:left="479" w:right="572" w:firstLine="480"/>
         <w:rPr>
-          <w:rFonts w:eastAsia="宋体" w:hint="eastAsia"/>
+          <w:rFonts w:hint="eastAsia" w:eastAsia="宋体"/>
         </w:rPr>
       </w:pPr>
       <w:r>
@@ -3602,64 +3779,22 @@
     </w:p>
     <w:p>
       <w:pPr>
-        <w:pStyle w:val="style66"/>
-        <w:spacing w:before="144" w:lineRule="auto" w:line="348"/>
+        <w:pStyle w:val="8"/>
+        <w:spacing w:before="144" w:line="348" w:lineRule="auto"/>
         <w:ind w:left="479" w:right="572" w:firstLine="480"/>
         <w:rPr>
-          <w:rFonts w:eastAsia="宋体" w:hint="eastAsia"/>
-        </w:rPr>
-      </w:pPr>
-      <w:r>
-        <w:rPr>
-          <w:rFonts w:hint="eastAsia"/>
-        </w:rPr>
-        <w:t>在机房中，任意</w:t>
-      </w:r>
-      <w:r>
-        <w:rPr>
-          <w:rFonts w:hint="eastAsia"/>
-        </w:rPr>
-        <w:t>两个机柜</w:t>
-      </w:r>
-      <w:r>
-        <w:rPr>
-          <w:rFonts w:hint="eastAsia"/>
-        </w:rPr>
-        <w:t>都</w:t>
-      </w:r>
-      <w:r>
-        <w:rPr>
-          <w:rFonts w:hint="eastAsia"/>
-        </w:rPr>
-        <w:t>通过</w:t>
-      </w:r>
-      <w:r>
-        <w:rPr>
-          <w:rFonts w:hint="eastAsia"/>
-        </w:rPr>
-        <w:t>环网利用</w:t>
-      </w:r>
-      <w:r>
-        <w:rPr>
-          <w:rFonts w:hint="eastAsia"/>
-        </w:rPr>
-        <w:t>0号机柜进行</w:t>
-      </w:r>
-      <w:r>
-        <w:rPr>
-          <w:rFonts w:hint="eastAsia"/>
-        </w:rPr>
-        <w:t>了</w:t>
-      </w:r>
-      <w:r>
-        <w:rPr>
-          <w:rFonts w:hint="eastAsia"/>
-        </w:rPr>
-        <w:t>跳接，将两台</w:t>
-      </w:r>
-      <w:r>
-        <w:rPr>
-          <w:rFonts w:ascii="Times New Roman" w:cs="Times New Roman" w:hAnsi="Times New Roman"/>
+          <w:rFonts w:hint="eastAsia" w:eastAsia="宋体"/>
+        </w:rPr>
+      </w:pPr>
+      <w:r>
+        <w:rPr>
+          <w:rFonts w:hint="eastAsia"/>
+        </w:rPr>
+        <w:t>在机房中，任意两个机柜都通过环网利用0号机柜进行了跳接，将两台</w:t>
+      </w:r>
+      <w:r>
+        <w:rPr>
+          <w:rFonts w:ascii="Times New Roman" w:hAnsi="Times New Roman" w:cs="Times New Roman"/>
         </w:rPr>
         <w:t>PC</w:t>
       </w:r>
@@ -3667,31 +3802,13 @@
         <w:rPr>
           <w:rFonts w:hint="eastAsia"/>
         </w:rPr>
-        <w:t>机连接</w:t>
-      </w:r>
-      <w:r>
-        <w:rPr>
-          <w:rFonts w:hint="eastAsia"/>
-        </w:rPr>
-        <w:t>到两个环网接口，同样的我们需要记住我们使用的接口编号</w:t>
-      </w:r>
-      <w:r>
-        <w:rPr>
-          <w:rFonts w:hint="eastAsia"/>
-        </w:rPr>
-        <w:t>。</w:t>
-      </w:r>
-      <w:r>
-        <w:rPr>
-          <w:rFonts w:hint="eastAsia"/>
-        </w:rPr>
-        <w:t>在 0 号机柜找到对应的接口，将它们分别接到我们所希望连接的机柜在0号机柜上的对应环网接口。例如我们想要连接 5 号就找到 5 号机柜在 0 号机柜上的接口，记住这两个接口的编号，并在 5 号机柜上将这两个对应的接口连接到 5 号机柜的一个交换机上。由此，我们通过 0 号机柜建立了我们的机柜和 5 号机柜的连接，因此接入我们的机柜的两台 pc 机可以通过 5 号机柜的交换机建立连接。</w:t>
-      </w:r>
-    </w:p>
-    <w:p>
-      <w:pPr>
-        <w:pStyle w:val="style66"/>
-        <w:spacing w:before="144" w:lineRule="auto" w:line="348"/>
+        <w:t>机连接到两个环网接口，同样的我们需要记住我们使用的接口编号。在 0 号机柜找到对应的接口，将它们分别接到我们所希望连接的机柜在0号机柜上的对应环网接口。例如我们想要连接 5 号就找到 5 号机柜在 0 号机柜上的接口，记住这两个接口的编号，并在 5 号机柜上将这两个对应的接口连接到 5 号机柜的一个交换机上。由此，我们通过 0 号机柜建立了我们的机柜和 5 号机柜的连接，因此接入我们的机柜的两台 pc 机可以通过 5 号机柜的交换机建立连接。</w:t>
+      </w:r>
+    </w:p>
+    <w:p>
+      <w:pPr>
+        <w:pStyle w:val="8"/>
+        <w:spacing w:before="144" w:line="348" w:lineRule="auto"/>
         <w:ind w:left="440" w:leftChars="200" w:right="572" w:firstLine="0"/>
         <w:rPr>
           <w:rFonts w:hint="eastAsia"/>
@@ -3703,10 +3820,9 @@
     </w:p>
     <w:p>
       <w:pPr>
-        <w:pStyle w:val="style66"/>
+        <w:pStyle w:val="8"/>
         <w:spacing w:before="17"/>
         <w:ind w:left="959"/>
-        <w:rPr/>
       </w:pPr>
       <w:r>
         <w:rPr>
@@ -3752,7 +3868,7 @@
     </w:p>
     <w:p>
       <w:pPr>
-        <w:pStyle w:val="style66"/>
+        <w:pStyle w:val="8"/>
         <w:rPr>
           <w:sz w:val="36"/>
         </w:rPr>
@@ -3760,14 +3876,36 @@
     </w:p>
     <w:p>
       <w:pPr>
-        <w:pStyle w:val="style4"/>
-        <w:rPr/>
-      </w:pPr>
-      <w:r>
-        <w:rPr>
-          <w:rFonts w:hint="eastAsia"/>
-        </w:rPr>
-        <w:t xml:space="preserve">1.3.6 </w:t>
+        <w:pStyle w:val="5"/>
+      </w:pPr>
+      <w:r>
+        <w:rPr>
+          <w:rFonts w:hint="eastAsia"/>
+        </w:rPr>
+        <w:t>1.</w:t>
+      </w:r>
+      <w:ins w:id="30" w:author="Isabella...伊莎贝拉" w:date="2026-01-30T13:55:40Z">
+        <w:r>
+          <w:rPr>
+            <w:rFonts w:hint="eastAsia"/>
+            <w:lang w:val="en-US" w:eastAsia="zh-CN"/>
+          </w:rPr>
+          <w:t>2</w:t>
+        </w:r>
+      </w:ins>
+      <w:del w:id="31" w:author="Isabella...伊莎贝拉" w:date="2026-01-30T13:55:39Z">
+        <w:r>
+          <w:rPr>
+            <w:rFonts w:hint="eastAsia"/>
+          </w:rPr>
+          <w:delText>3</w:delText>
+        </w:r>
+      </w:del>
+      <w:r>
+        <w:rPr>
+          <w:rFonts w:hint="eastAsia"/>
+        </w:rPr>
+        <w:t xml:space="preserve">.6 </w:t>
       </w:r>
       <w:r>
         <w:t>实验配置与命令</w:t>
@@ -3775,7 +3913,7 @@
     </w:p>
     <w:p>
       <w:pPr>
-        <w:pStyle w:val="style66"/>
+        <w:pStyle w:val="8"/>
         <w:spacing w:before="6"/>
         <w:rPr>
           <w:sz w:val="11"/>
@@ -3784,16 +3922,16 @@
     </w:p>
     <w:tbl>
       <w:tblPr>
-        <w:tblStyle w:val="style4097"/>
+        <w:tblStyle w:val="14"/>
         <w:tblW w:w="0" w:type="auto"/>
         <w:tblInd w:w="122" w:type="dxa"/>
         <w:tblBorders>
-          <w:top w:val="single" w:sz="8" w:space="0" w:color="000000"/>
-          <w:left w:val="single" w:sz="8" w:space="0" w:color="000000"/>
-          <w:bottom w:val="single" w:sz="8" w:space="0" w:color="000000"/>
-          <w:right w:val="single" w:sz="8" w:space="0" w:color="000000"/>
-          <w:insideH w:val="single" w:sz="8" w:space="0" w:color="000000"/>
-          <w:insideV w:val="single" w:sz="8" w:space="0" w:color="000000"/>
+          <w:top w:val="single" w:color="000000" w:sz="8" w:space="0"/>
+          <w:left w:val="single" w:color="000000" w:sz="8" w:space="0"/>
+          <w:bottom w:val="single" w:color="000000" w:sz="8" w:space="0"/>
+          <w:right w:val="single" w:color="000000" w:sz="8" w:space="0"/>
+          <w:insideH w:val="single" w:color="000000" w:sz="8" w:space="0"/>
+          <w:insideV w:val="single" w:color="000000" w:sz="8" w:space="0"/>
         </w:tblBorders>
         <w:tblLayout w:type="fixed"/>
         <w:tblCellMar>
@@ -3817,14 +3955,14 @@
             <w:tcW w:w="2858" w:type="dxa"/>
             <w:tcBorders>
               <w:left w:val="nil"/>
-              <w:bottom w:val="single" w:sz="8" w:space="0" w:color="808080"/>
-              <w:right w:val="single" w:sz="8" w:space="0" w:color="808080"/>
+              <w:bottom w:val="single" w:color="808080" w:sz="8" w:space="0"/>
+              <w:right w:val="single" w:color="808080" w:sz="8" w:space="0"/>
             </w:tcBorders>
-            <w:shd w:val="clear" w:color="auto" w:fill="d9d9d9"/>
+            <w:shd w:val="clear" w:color="auto" w:fill="D9D9D9"/>
           </w:tcPr>
           <w:p>
             <w:pPr>
-              <w:pStyle w:val="style4098"/>
+              <w:pStyle w:val="16"/>
               <w:spacing w:before="6"/>
               <w:rPr>
                 <w:sz w:val="11"/>
@@ -3833,7 +3971,7 @@
           </w:p>
           <w:p>
             <w:pPr>
-              <w:pStyle w:val="style4098"/>
+              <w:pStyle w:val="16"/>
               <w:ind w:left="494"/>
               <w:rPr>
                 <w:sz w:val="15"/>
@@ -3851,15 +3989,15 @@
           <w:tcPr>
             <w:tcW w:w="2805" w:type="dxa"/>
             <w:tcBorders>
-              <w:left w:val="single" w:sz="8" w:space="0" w:color="808080"/>
-              <w:bottom w:val="single" w:sz="8" w:space="0" w:color="808080"/>
-              <w:right w:val="single" w:sz="8" w:space="0" w:color="808080"/>
+              <w:left w:val="single" w:color="808080" w:sz="8" w:space="0"/>
+              <w:bottom w:val="single" w:color="808080" w:sz="8" w:space="0"/>
+              <w:right w:val="single" w:color="808080" w:sz="8" w:space="0"/>
             </w:tcBorders>
-            <w:shd w:val="clear" w:color="auto" w:fill="d9d9d9"/>
+            <w:shd w:val="clear" w:color="auto" w:fill="D9D9D9"/>
           </w:tcPr>
           <w:p>
             <w:pPr>
-              <w:pStyle w:val="style4098"/>
+              <w:pStyle w:val="16"/>
               <w:spacing w:before="6"/>
               <w:rPr>
                 <w:sz w:val="11"/>
@@ -3868,7 +4006,7 @@
           </w:p>
           <w:p>
             <w:pPr>
-              <w:pStyle w:val="style4098"/>
+              <w:pStyle w:val="16"/>
               <w:ind w:left="578"/>
               <w:rPr>
                 <w:sz w:val="15"/>
@@ -3886,15 +4024,15 @@
           <w:tcPr>
             <w:tcW w:w="3364" w:type="dxa"/>
             <w:tcBorders>
-              <w:left w:val="single" w:sz="8" w:space="0" w:color="808080"/>
-              <w:bottom w:val="single" w:sz="8" w:space="0" w:color="808080"/>
+              <w:left w:val="single" w:color="808080" w:sz="8" w:space="0"/>
+              <w:bottom w:val="single" w:color="808080" w:sz="8" w:space="0"/>
               <w:right w:val="nil"/>
             </w:tcBorders>
-            <w:shd w:val="clear" w:color="auto" w:fill="d9d9d9"/>
+            <w:shd w:val="clear" w:color="auto" w:fill="D9D9D9"/>
           </w:tcPr>
           <w:p>
             <w:pPr>
-              <w:pStyle w:val="style4098"/>
+              <w:pStyle w:val="16"/>
               <w:spacing w:before="6"/>
               <w:rPr>
                 <w:sz w:val="11"/>
@@ -3903,7 +4041,7 @@
           </w:p>
           <w:p>
             <w:pPr>
-              <w:pStyle w:val="style4098"/>
+              <w:pStyle w:val="16"/>
               <w:ind w:left="578"/>
               <w:rPr>
                 <w:sz w:val="15"/>
@@ -3919,7 +4057,6 @@
         </w:tc>
       </w:tr>
       <w:tr>
-        <w:tblPrEx/>
         <w:trPr>
           <w:trHeight w:val="491" w:hRule="atLeast"/>
         </w:trPr>
@@ -3927,15 +4064,15 @@
           <w:tcPr>
             <w:tcW w:w="2858" w:type="dxa"/>
             <w:tcBorders>
-              <w:top w:val="single" w:sz="8" w:space="0" w:color="808080"/>
+              <w:top w:val="single" w:color="808080" w:sz="8" w:space="0"/>
               <w:left w:val="nil"/>
-              <w:bottom w:val="single" w:sz="8" w:space="0" w:color="808080"/>
-              <w:right w:val="single" w:sz="8" w:space="0" w:color="808080"/>
+              <w:bottom w:val="single" w:color="808080" w:sz="8" w:space="0"/>
+              <w:right w:val="single" w:color="808080" w:sz="8" w:space="0"/>
             </w:tcBorders>
           </w:tcPr>
           <w:p>
             <w:pPr>
-              <w:pStyle w:val="style4098"/>
+              <w:pStyle w:val="16"/>
               <w:spacing w:before="6"/>
               <w:rPr>
                 <w:sz w:val="11"/>
@@ -3944,7 +4081,7 @@
           </w:p>
           <w:p>
             <w:pPr>
-              <w:pStyle w:val="style4098"/>
+              <w:pStyle w:val="16"/>
               <w:ind w:left="494"/>
               <w:rPr>
                 <w:sz w:val="15"/>
@@ -3962,15 +4099,15 @@
           <w:tcPr>
             <w:tcW w:w="2805" w:type="dxa"/>
             <w:tcBorders>
-              <w:top w:val="single" w:sz="8" w:space="0" w:color="808080"/>
-              <w:left w:val="single" w:sz="8" w:space="0" w:color="808080"/>
-              <w:bottom w:val="single" w:sz="8" w:space="0" w:color="808080"/>
-              <w:right w:val="single" w:sz="8" w:space="0" w:color="808080"/>
+              <w:top w:val="single" w:color="808080" w:sz="8" w:space="0"/>
+              <w:left w:val="single" w:color="808080" w:sz="8" w:space="0"/>
+              <w:bottom w:val="single" w:color="808080" w:sz="8" w:space="0"/>
+              <w:right w:val="single" w:color="808080" w:sz="8" w:space="0"/>
             </w:tcBorders>
           </w:tcPr>
           <w:p>
             <w:pPr>
-              <w:pStyle w:val="style4098"/>
+              <w:pStyle w:val="16"/>
               <w:spacing w:before="137"/>
               <w:ind w:left="578"/>
               <w:rPr>
@@ -3991,15 +4128,15 @@
           <w:tcPr>
             <w:tcW w:w="3364" w:type="dxa"/>
             <w:tcBorders>
-              <w:top w:val="single" w:sz="8" w:space="0" w:color="808080"/>
-              <w:left w:val="single" w:sz="8" w:space="0" w:color="808080"/>
-              <w:bottom w:val="single" w:sz="8" w:space="0" w:color="808080"/>
+              <w:top w:val="single" w:color="808080" w:sz="8" w:space="0"/>
+              <w:left w:val="single" w:color="808080" w:sz="8" w:space="0"/>
+              <w:bottom w:val="single" w:color="808080" w:sz="8" w:space="0"/>
               <w:right w:val="nil"/>
             </w:tcBorders>
           </w:tcPr>
           <w:p>
             <w:pPr>
-              <w:pStyle w:val="style4098"/>
+              <w:pStyle w:val="16"/>
               <w:rPr>
                 <w:rFonts w:ascii="Times New Roman"/>
               </w:rPr>
@@ -4008,7 +4145,6 @@
         </w:tc>
       </w:tr>
       <w:tr>
-        <w:tblPrEx/>
         <w:trPr>
           <w:trHeight w:val="488" w:hRule="atLeast"/>
         </w:trPr>
@@ -4016,15 +4152,15 @@
           <w:tcPr>
             <w:tcW w:w="2858" w:type="dxa"/>
             <w:tcBorders>
-              <w:top w:val="single" w:sz="8" w:space="0" w:color="808080"/>
+              <w:top w:val="single" w:color="808080" w:sz="8" w:space="0"/>
               <w:left w:val="nil"/>
-              <w:bottom w:val="single" w:sz="8" w:space="0" w:color="808080"/>
-              <w:right w:val="single" w:sz="8" w:space="0" w:color="808080"/>
+              <w:bottom w:val="single" w:color="808080" w:sz="8" w:space="0"/>
+              <w:right w:val="single" w:color="808080" w:sz="8" w:space="0"/>
             </w:tcBorders>
           </w:tcPr>
           <w:p>
             <w:pPr>
-              <w:pStyle w:val="style4098"/>
+              <w:pStyle w:val="16"/>
               <w:spacing w:before="6"/>
               <w:rPr>
                 <w:sz w:val="11"/>
@@ -4033,7 +4169,7 @@
           </w:p>
           <w:p>
             <w:pPr>
-              <w:pStyle w:val="style4098"/>
+              <w:pStyle w:val="16"/>
               <w:ind w:left="494"/>
               <w:rPr>
                 <w:sz w:val="15"/>
@@ -4051,15 +4187,15 @@
           <w:tcPr>
             <w:tcW w:w="2805" w:type="dxa"/>
             <w:tcBorders>
-              <w:top w:val="single" w:sz="8" w:space="0" w:color="808080"/>
-              <w:left w:val="single" w:sz="8" w:space="0" w:color="808080"/>
-              <w:bottom w:val="single" w:sz="8" w:space="0" w:color="808080"/>
-              <w:right w:val="single" w:sz="8" w:space="0" w:color="808080"/>
+              <w:top w:val="single" w:color="808080" w:sz="8" w:space="0"/>
+              <w:left w:val="single" w:color="808080" w:sz="8" w:space="0"/>
+              <w:bottom w:val="single" w:color="808080" w:sz="8" w:space="0"/>
+              <w:right w:val="single" w:color="808080" w:sz="8" w:space="0"/>
             </w:tcBorders>
           </w:tcPr>
           <w:p>
             <w:pPr>
-              <w:pStyle w:val="style4098"/>
+              <w:pStyle w:val="16"/>
               <w:spacing w:before="132"/>
               <w:ind w:left="578"/>
               <w:rPr>
@@ -4137,15 +4273,15 @@
           <w:tcPr>
             <w:tcW w:w="3364" w:type="dxa"/>
             <w:tcBorders>
-              <w:top w:val="single" w:sz="8" w:space="0" w:color="808080"/>
-              <w:left w:val="single" w:sz="8" w:space="0" w:color="808080"/>
-              <w:bottom w:val="single" w:sz="8" w:space="0" w:color="808080"/>
+              <w:top w:val="single" w:color="808080" w:sz="8" w:space="0"/>
+              <w:left w:val="single" w:color="808080" w:sz="8" w:space="0"/>
+              <w:bottom w:val="single" w:color="808080" w:sz="8" w:space="0"/>
               <w:right w:val="nil"/>
             </w:tcBorders>
           </w:tcPr>
           <w:p>
             <w:pPr>
-              <w:pStyle w:val="style4098"/>
+              <w:pStyle w:val="16"/>
               <w:spacing w:before="137"/>
               <w:ind w:left="578"/>
               <w:rPr>
@@ -4167,7 +4303,7 @@
     </w:tbl>
     <w:p>
       <w:pPr>
-        <w:pStyle w:val="style66"/>
+        <w:pStyle w:val="8"/>
         <w:spacing w:before="1"/>
         <w:rPr>
           <w:sz w:val="27"/>
@@ -4176,14 +4312,36 @@
     </w:p>
     <w:p>
       <w:pPr>
-        <w:pStyle w:val="style4"/>
-        <w:rPr/>
-      </w:pPr>
-      <w:r>
-        <w:rPr>
-          <w:rFonts w:hint="eastAsia"/>
-        </w:rPr>
-        <w:t xml:space="preserve">1.3.7 </w:t>
+        <w:pStyle w:val="5"/>
+      </w:pPr>
+      <w:r>
+        <w:rPr>
+          <w:rFonts w:hint="eastAsia"/>
+        </w:rPr>
+        <w:t>1.</w:t>
+      </w:r>
+      <w:ins w:id="32" w:author="Isabella...伊莎贝拉" w:date="2026-01-30T13:55:42Z">
+        <w:r>
+          <w:rPr>
+            <w:rFonts w:hint="eastAsia"/>
+            <w:lang w:val="en-US" w:eastAsia="zh-CN"/>
+          </w:rPr>
+          <w:t>2</w:t>
+        </w:r>
+      </w:ins>
+      <w:del w:id="33" w:author="Isabella...伊莎贝拉" w:date="2026-01-30T13:55:42Z">
+        <w:r>
+          <w:rPr>
+            <w:rFonts w:hint="eastAsia"/>
+          </w:rPr>
+          <w:delText>3</w:delText>
+        </w:r>
+      </w:del>
+      <w:r>
+        <w:rPr>
+          <w:rFonts w:hint="eastAsia"/>
+        </w:rPr>
+        <w:t xml:space="preserve">.7 </w:t>
       </w:r>
       <w:r>
         <w:t>实验结果分析与总结</w:t>
@@ -4191,9 +4349,8 @@
     </w:p>
     <w:p>
       <w:pPr>
-        <w:pStyle w:val="style0"/>
         <w:tabs>
-          <w:tab w:val="left" w:leader="none" w:pos="2160"/>
+          <w:tab w:val="left" w:pos="2160"/>
         </w:tabs>
         <w:spacing w:before="62"/>
         <w:ind w:left="958"/>
@@ -4204,10 +4361,9 @@
     </w:p>
     <w:p>
       <w:pPr>
-        <w:pStyle w:val="style66"/>
-        <w:spacing w:before="1" w:lineRule="auto" w:line="364"/>
+        <w:pStyle w:val="8"/>
+        <w:spacing w:before="1" w:line="364" w:lineRule="auto"/>
         <w:ind w:left="479" w:right="570" w:firstLine="480"/>
-        <w:rPr/>
       </w:pPr>
       <w:r>
         <w:rPr>
@@ -4246,14 +4402,36 @@
     </w:p>
     <w:p>
       <w:pPr>
-        <w:pStyle w:val="style3"/>
-        <w:rPr/>
-      </w:pPr>
-      <w:r>
-        <w:rPr>
-          <w:rFonts w:hint="eastAsia"/>
-        </w:rPr>
-        <w:t xml:space="preserve">1.4 </w:t>
+        <w:pStyle w:val="4"/>
+      </w:pPr>
+      <w:r>
+        <w:rPr>
+          <w:rFonts w:hint="eastAsia"/>
+        </w:rPr>
+        <w:t>1.</w:t>
+      </w:r>
+      <w:ins w:id="34" w:author="Isabella...伊莎贝拉" w:date="2026-01-30T13:55:46Z">
+        <w:r>
+          <w:rPr>
+            <w:rFonts w:hint="eastAsia"/>
+            <w:lang w:val="en-US" w:eastAsia="zh-CN"/>
+          </w:rPr>
+          <w:t>3</w:t>
+        </w:r>
+      </w:ins>
+      <w:del w:id="35" w:author="Isabella...伊莎贝拉" w:date="2026-01-30T13:55:45Z">
+        <w:r>
+          <w:rPr>
+            <w:rFonts w:hint="eastAsia"/>
+          </w:rPr>
+          <w:delText>4</w:delText>
+        </w:r>
+      </w:del>
+      <w:r>
+        <w:rPr>
+          <w:rFonts w:hint="eastAsia"/>
+        </w:rPr>
+        <w:t xml:space="preserve"> </w:t>
       </w:r>
       <w:r>
         <w:t>相关知识</w:t>
@@ -4261,8 +4439,8 @@
     </w:p>
     <w:p>
       <w:pPr>
-        <w:pStyle w:val="style66"/>
-        <w:spacing w:lineRule="auto" w:line="331"/>
+        <w:pStyle w:val="8"/>
+        <w:spacing w:line="331" w:lineRule="auto"/>
         <w:ind w:left="959" w:right="452"/>
         <w:jc w:val="both"/>
         <w:rPr>
@@ -4427,7 +4605,7 @@
     </w:p>
     <w:p>
       <w:pPr>
-        <w:pStyle w:val="style66"/>
+        <w:pStyle w:val="8"/>
         <w:spacing w:before="68"/>
         <w:ind w:left="959"/>
         <w:rPr>
@@ -4482,7 +4660,7 @@
     </w:p>
     <w:p>
       <w:pPr>
-        <w:pStyle w:val="style66"/>
+        <w:pStyle w:val="8"/>
         <w:spacing w:before="68"/>
         <w:ind w:left="0"/>
         <w:rPr>
@@ -4492,7 +4670,7 @@
     </w:p>
     <w:p>
       <w:pPr>
-        <w:pStyle w:val="style3"/>
+        <w:pStyle w:val="4"/>
         <w:rPr>
           <w:rFonts w:hint="eastAsia"/>
         </w:rPr>
@@ -4503,108 +4681,115 @@
         </w:rPr>
         <w:t>1.</w:t>
       </w:r>
-      <w:r>
-        <w:rPr>
-          <w:rFonts w:hint="eastAsia"/>
-        </w:rPr>
-        <w:t>5</w:t>
-      </w:r>
-      <w:r>
-        <w:rPr>
-          <w:rFonts w:hint="eastAsia"/>
-        </w:rPr>
-        <w:t xml:space="preserve"> </w:t>
-      </w:r>
-      <w:r>
-        <w:rPr>
-          <w:rFonts w:hint="eastAsia"/>
-        </w:rPr>
-        <w:t>验收标准</w:t>
-      </w:r>
-    </w:p>
-    <w:p>
-      <w:pPr>
-        <w:pStyle w:val="style66"/>
+      <w:ins w:id="36" w:author="Isabella...伊莎贝拉" w:date="2026-01-30T13:55:50Z">
+        <w:r>
+          <w:rPr>
+            <w:rFonts w:hint="eastAsia"/>
+            <w:lang w:val="en-US" w:eastAsia="zh-CN"/>
+          </w:rPr>
+          <w:t>4</w:t>
+        </w:r>
+      </w:ins>
+      <w:del w:id="37" w:author="Isabella...伊莎贝拉" w:date="2026-01-30T13:55:48Z">
+        <w:bookmarkStart w:id="0" w:name="_GoBack"/>
+        <w:bookmarkEnd w:id="0"/>
+        <w:r>
+          <w:rPr>
+            <w:rFonts w:hint="eastAsia"/>
+          </w:rPr>
+          <w:delText>5</w:delText>
+        </w:r>
+      </w:del>
+      <w:r>
+        <w:rPr>
+          <w:rFonts w:hint="eastAsia"/>
+        </w:rPr>
+        <w:t xml:space="preserve"> 验收标准</w:t>
+      </w:r>
+    </w:p>
+    <w:p>
+      <w:pPr>
+        <w:pStyle w:val="8"/>
         <w:spacing w:before="68"/>
         <w:ind w:left="0"/>
         <w:rPr>
-          <w:rFonts w:ascii="Arial MT" w:hint="eastAsia"/>
-        </w:rPr>
-      </w:pPr>
-      <w:r>
-        <w:rPr>
-          <w:rFonts w:ascii="Arial MT" w:hint="eastAsia"/>
+          <w:rFonts w:hint="eastAsia" w:ascii="Arial MT"/>
+        </w:rPr>
+      </w:pPr>
+      <w:r>
+        <w:rPr>
+          <w:rFonts w:hint="eastAsia" w:ascii="Arial MT"/>
         </w:rPr>
         <w:t>1、卫生分，满分10分</w:t>
       </w:r>
     </w:p>
     <w:p>
       <w:pPr>
-        <w:pStyle w:val="style66"/>
+        <w:pStyle w:val="8"/>
         <w:spacing w:before="68"/>
         <w:ind w:left="0" w:firstLine="720"/>
         <w:rPr>
-          <w:rFonts w:ascii="Arial MT" w:hint="eastAsia"/>
-        </w:rPr>
-      </w:pPr>
-      <w:r>
-        <w:rPr>
-          <w:rFonts w:ascii="Arial MT" w:hint="eastAsia"/>
+          <w:rFonts w:hint="eastAsia" w:ascii="Arial MT"/>
+        </w:rPr>
+      </w:pPr>
+      <w:r>
+        <w:rPr>
+          <w:rFonts w:hint="eastAsia" w:ascii="Arial MT"/>
         </w:rPr>
         <w:t>完成实验后座位干净整洁此项记10分，其他情况酌情给分</w:t>
       </w:r>
     </w:p>
     <w:p>
       <w:pPr>
-        <w:pStyle w:val="style66"/>
+        <w:pStyle w:val="8"/>
         <w:spacing w:before="68"/>
         <w:ind w:left="0"/>
         <w:rPr>
-          <w:rFonts w:ascii="Arial MT" w:hint="eastAsia"/>
-        </w:rPr>
-      </w:pPr>
-      <w:r>
-        <w:rPr>
-          <w:rFonts w:ascii="Arial MT" w:hint="eastAsia"/>
+          <w:rFonts w:hint="eastAsia" w:ascii="Arial MT"/>
+        </w:rPr>
+      </w:pPr>
+      <w:r>
+        <w:rPr>
+          <w:rFonts w:hint="eastAsia" w:ascii="Arial MT"/>
         </w:rPr>
         <w:t>2、网线制作部分，满分40分</w:t>
       </w:r>
     </w:p>
     <w:p>
       <w:pPr>
-        <w:pStyle w:val="style66"/>
+        <w:pStyle w:val="8"/>
         <w:spacing w:before="68"/>
         <w:ind w:left="0" w:firstLine="720"/>
         <w:rPr>
-          <w:rFonts w:ascii="Arial MT" w:hint="eastAsia"/>
-        </w:rPr>
-      </w:pPr>
-      <w:r>
-        <w:rPr>
-          <w:rFonts w:ascii="Arial MT" w:hint="eastAsia"/>
+          <w:rFonts w:hint="eastAsia" w:ascii="Arial MT"/>
+        </w:rPr>
+      </w:pPr>
+      <w:r>
+        <w:rPr>
+          <w:rFonts w:hint="eastAsia" w:ascii="Arial MT"/>
         </w:rPr>
         <w:t>网线接好不松动+35分</w:t>
       </w:r>
     </w:p>
     <w:p>
       <w:pPr>
-        <w:pStyle w:val="style66"/>
+        <w:pStyle w:val="8"/>
         <w:spacing w:before="68"/>
         <w:ind w:left="0" w:firstLine="720"/>
         <w:rPr>
-          <w:rFonts w:ascii="Arial MT" w:hint="eastAsia"/>
-        </w:rPr>
-      </w:pPr>
-      <w:r>
-        <w:rPr>
-          <w:rFonts w:ascii="Arial MT" w:hint="eastAsia"/>
+          <w:rFonts w:hint="eastAsia" w:ascii="Arial MT"/>
+        </w:rPr>
+      </w:pPr>
+      <w:r>
+        <w:rPr>
+          <w:rFonts w:hint="eastAsia" w:ascii="Arial MT"/>
         </w:rPr>
         <w:t>直连线/交叉线亮灯顺序正确+5分</w:t>
       </w:r>
     </w:p>
     <w:p>
       <w:pPr>
-        <w:pStyle w:val="style66"/>
+        <w:pStyle w:val="8"/>
         <w:numPr>
           <w:ilvl w:val="0"/>
           <w:numId w:val="2"/>
@@ -4612,19 +4797,19 @@
         <w:spacing w:before="68"/>
         <w:ind w:left="0"/>
         <w:rPr>
-          <w:rFonts w:ascii="Arial MT" w:hint="eastAsia"/>
-        </w:rPr>
-      </w:pPr>
-      <w:r>
-        <w:rPr>
-          <w:rFonts w:ascii="Arial MT" w:hint="eastAsia"/>
+          <w:rFonts w:hint="eastAsia" w:ascii="Arial MT"/>
+        </w:rPr>
+      </w:pPr>
+      <w:r>
+        <w:rPr>
+          <w:rFonts w:hint="eastAsia" w:ascii="Arial MT"/>
         </w:rPr>
         <w:t>跳接部分，满分40分</w:t>
       </w:r>
     </w:p>
     <w:p>
       <w:pPr>
-        <w:pStyle w:val="style66"/>
+        <w:pStyle w:val="8"/>
         <w:numPr>
           <w:ilvl w:val="-1"/>
           <w:numId w:val="0"/>
@@ -4632,19 +4817,19 @@
         <w:spacing w:before="68"/>
         <w:ind w:left="0" w:firstLine="720"/>
         <w:rPr>
-          <w:rFonts w:ascii="Arial MT" w:hint="eastAsia"/>
-        </w:rPr>
-      </w:pPr>
-      <w:r>
-        <w:rPr>
-          <w:rFonts w:ascii="Arial MT" w:hint="eastAsia"/>
+          <w:rFonts w:hint="eastAsia" w:ascii="Arial MT"/>
+        </w:rPr>
+      </w:pPr>
+      <w:r>
+        <w:rPr>
+          <w:rFonts w:hint="eastAsia" w:ascii="Arial MT"/>
         </w:rPr>
         <w:t>任意两台机器ping通+30分</w:t>
       </w:r>
     </w:p>
     <w:p>
       <w:pPr>
-        <w:pStyle w:val="style66"/>
+        <w:pStyle w:val="8"/>
         <w:numPr>
           <w:ilvl w:val="-1"/>
           <w:numId w:val="0"/>
@@ -4652,19 +4837,19 @@
         <w:spacing w:before="68"/>
         <w:ind w:left="0" w:firstLine="720"/>
         <w:rPr>
-          <w:rFonts w:ascii="Arial MT" w:hint="eastAsia"/>
-        </w:rPr>
-      </w:pPr>
-      <w:r>
-        <w:rPr>
-          <w:rFonts w:ascii="Arial MT" w:hint="eastAsia"/>
+          <w:rFonts w:hint="eastAsia" w:ascii="Arial MT"/>
+        </w:rPr>
+      </w:pPr>
+      <w:r>
+        <w:rPr>
+          <w:rFonts w:hint="eastAsia" w:ascii="Arial MT"/>
         </w:rPr>
         <w:t>完成跨机柜跳接+5分</w:t>
       </w:r>
     </w:p>
     <w:p>
       <w:pPr>
-        <w:pStyle w:val="style66"/>
+        <w:pStyle w:val="8"/>
         <w:numPr>
           <w:ilvl w:val="-1"/>
           <w:numId w:val="0"/>
@@ -4672,19 +4857,19 @@
         <w:spacing w:before="68"/>
         <w:ind w:left="0" w:firstLine="720"/>
         <w:rPr>
-          <w:rFonts w:ascii="Arial MT" w:hint="eastAsia"/>
-        </w:rPr>
-      </w:pPr>
-      <w:r>
-        <w:rPr>
-          <w:rFonts w:ascii="Arial MT" w:hint="eastAsia"/>
+          <w:rFonts w:hint="eastAsia" w:ascii="Arial MT"/>
+        </w:rPr>
+      </w:pPr>
+      <w:r>
+        <w:rPr>
+          <w:rFonts w:hint="eastAsia" w:ascii="Arial MT"/>
         </w:rPr>
         <w:t>完成环网跳接+5分</w:t>
       </w:r>
     </w:p>
     <w:p>
       <w:pPr>
-        <w:pStyle w:val="style66"/>
+        <w:pStyle w:val="8"/>
         <w:numPr>
           <w:ilvl w:val="0"/>
           <w:numId w:val="2"/>
@@ -4692,19 +4877,19 @@
         <w:spacing w:before="68"/>
         <w:ind w:left="0" w:firstLine="0"/>
         <w:rPr>
-          <w:rFonts w:ascii="Arial MT" w:hint="eastAsia"/>
-        </w:rPr>
-      </w:pPr>
-      <w:r>
-        <w:rPr>
-          <w:rFonts w:ascii="Arial MT" w:hint="eastAsia"/>
+          <w:rFonts w:hint="eastAsia" w:ascii="Arial MT"/>
+        </w:rPr>
+      </w:pPr>
+      <w:r>
+        <w:rPr>
+          <w:rFonts w:hint="eastAsia" w:ascii="Arial MT"/>
         </w:rPr>
         <w:t>个人分，满分10分</w:t>
       </w:r>
     </w:p>
     <w:p>
       <w:pPr>
-        <w:pStyle w:val="style66"/>
+        <w:pStyle w:val="8"/>
         <w:numPr>
           <w:ilvl w:val="-1"/>
           <w:numId w:val="0"/>
@@ -4712,18 +4897,18 @@
         <w:spacing w:before="68"/>
         <w:ind w:left="0" w:firstLine="720"/>
         <w:rPr>
-          <w:rFonts w:ascii="Arial MT" w:hint="eastAsia"/>
-        </w:rPr>
-      </w:pPr>
-      <w:r>
-        <w:rPr>
-          <w:rFonts w:ascii="Arial MT" w:hint="eastAsia"/>
+          <w:rFonts w:hint="eastAsia" w:ascii="Arial MT"/>
+        </w:rPr>
+      </w:pPr>
+      <w:r>
+        <w:rPr>
+          <w:rFonts w:hint="eastAsia" w:ascii="Arial MT"/>
         </w:rPr>
         <w:t>根据实际表现情况给分（积极性、对实验的熟悉度、工作参与度等）</w:t>
       </w:r>
     </w:p>
     <w:sectPr>
-      <w:pgSz w:w="11910" w:h="16840" w:orient="portrait"/>
+      <w:pgSz w:w="11910" w:h="16840"/>
       <w:pgMar w:top="1460" w:right="1220" w:bottom="1180" w:left="1320" w:header="0" w:footer="999" w:gutter="0"/>
       <w:cols w:space="720" w:num="1"/>
     </w:sectPr>
@@ -4731,22 +4916,46 @@
 </w:document>
 </file>
 
+<file path=word/endnotes.xml><?xml version="1.0" encoding="utf-8"?>
+<w:endnotes xmlns:wpc="http://schemas.microsoft.com/office/word/2010/wordprocessingCanvas" xmlns:mc="http://schemas.openxmlformats.org/markup-compatibility/2006" xmlns:o="urn:schemas-microsoft-com:office:office" xmlns:r="http://schemas.openxmlformats.org/officeDocument/2006/relationships" xmlns:m="http://schemas.openxmlformats.org/officeDocument/2006/math" xmlns:v="urn:schemas-microsoft-com:vml" xmlns:wp14="http://schemas.microsoft.com/office/word/2010/wordprocessingDrawing" xmlns:wp="http://schemas.openxmlformats.org/drawingml/2006/wordprocessingDrawing" xmlns:w="http://schemas.openxmlformats.org/wordprocessingml/2006/main" xmlns:w14="http://schemas.microsoft.com/office/word/2010/wordml" xmlns:w15="http://schemas.microsoft.com/office/word/2012/wordml" xmlns:w10="urn:schemas-microsoft-com:office:word" xmlns:wpg="http://schemas.microsoft.com/office/word/2010/wordprocessingGroup" xmlns:wpi="http://schemas.microsoft.com/office/word/2010/wordprocessingInk" xmlns:wne="http://schemas.microsoft.com/office/word/2006/wordml" xmlns:wps="http://schemas.microsoft.com/office/word/2010/wordprocessingShape" xmlns:wpsCustomData="http://www.wps.cn/officeDocument/2013/wpsCustomData" mc:Ignorable="w14 w15 wp14">
+  <w:endnote w:type="separator" w:id="0">
+    <w:p>
+      <w:pPr>
+        <w:spacing w:line="240" w:lineRule="auto"/>
+      </w:pPr>
+      <w:r>
+        <w:separator/>
+      </w:r>
+    </w:p>
+  </w:endnote>
+  <w:endnote w:type="continuationSeparator" w:id="1">
+    <w:p>
+      <w:pPr>
+        <w:spacing w:line="240" w:lineRule="auto"/>
+      </w:pPr>
+      <w:r>
+        <w:continuationSeparator/>
+      </w:r>
+    </w:p>
+  </w:endnote>
+</w:endnotes>
+</file>
+
 <file path=word/footer1.xml><?xml version="1.0" encoding="utf-8"?>
-<w:ftr xmlns:w="http://schemas.openxmlformats.org/wordprocessingml/2006/main" xmlns:wp="http://schemas.openxmlformats.org/drawingml/2006/wordprocessingDrawing" xmlns:r="http://schemas.openxmlformats.org/officeDocument/2006/relationships" xmlns:v="urn:schemas-microsoft-com:vml" xmlns:w10="urn:schemas-microsoft-com:office:word" xmlns:o="urn:schemas-microsoft-com:office:office" xmlns:wp14="http://schemas.microsoft.com/office/word/2010/wordprocessingDrawing" xmlns:w14="http://schemas.microsoft.com/office/word/2010/wordml" xmlns:mc="http://schemas.openxmlformats.org/markup-compatibility/2006" xmlns:m="http://schemas.openxmlformats.org/officeDocument/2006/math" xmlns:wps="http://schemas.microsoft.com/office/word/2010/wordprocessingShape" xmlns:wpg="http://schemas.microsoft.com/office/word/2010/wordprocessingGroup" xmlns:wpi="http://schemas.microsoft.com/office/word/2010/wordprocessingInk" xmlns:wpc="http://schemas.microsoft.com/office/word/2010/wordprocessingCanvas" xmlns:wpsCustomData="http://www.wps.cn/officeDocument/2013/wpsCustomData" mc:Ignorable="w14 wp14">
+<w:ftr xmlns:wpc="http://schemas.microsoft.com/office/word/2010/wordprocessingCanvas" xmlns:mc="http://schemas.openxmlformats.org/markup-compatibility/2006" xmlns:o="urn:schemas-microsoft-com:office:office" xmlns:r="http://schemas.openxmlformats.org/officeDocument/2006/relationships" xmlns:m="http://schemas.openxmlformats.org/officeDocument/2006/math" xmlns:v="urn:schemas-microsoft-com:vml" xmlns:wp14="http://schemas.microsoft.com/office/word/2010/wordprocessingDrawing" xmlns:wp="http://schemas.openxmlformats.org/drawingml/2006/wordprocessingDrawing" xmlns:w10="urn:schemas-microsoft-com:office:word" xmlns:w="http://schemas.openxmlformats.org/wordprocessingml/2006/main" xmlns:w14="http://schemas.microsoft.com/office/word/2010/wordml" xmlns:w15="http://schemas.microsoft.com/office/word/2012/wordml" xmlns:wpg="http://schemas.microsoft.com/office/word/2010/wordprocessingGroup" xmlns:wpi="http://schemas.microsoft.com/office/word/2010/wordprocessingInk" xmlns:wne="http://schemas.microsoft.com/office/word/2006/wordml" xmlns:wps="http://schemas.microsoft.com/office/word/2010/wordprocessingShape" xmlns:wpsCustomData="http://www.wps.cn/officeDocument/2013/wpsCustomData" mc:Ignorable="w14 w15 wp14">
   <w:p>
     <w:pPr>
-      <w:pStyle w:val="style66"/>
-      <w:spacing w:lineRule="auto" w:line="14"/>
+      <w:pStyle w:val="8"/>
+      <w:spacing w:line="14" w:lineRule="auto"/>
       <w:rPr>
         <w:sz w:val="20"/>
       </w:rPr>
     </w:pPr>
     <w:r>
-      <w:rPr/>
       <mc:AlternateContent>
         <mc:Choice Requires="wps">
           <w:drawing>
-            <wp:anchor distT="0" distB="0" distL="0" distR="0" simplePos="false" relativeHeight="2" behindDoc="true" locked="false" layoutInCell="true" allowOverlap="true">
+            <wp:anchor distT="0" distB="0" distL="0" distR="0" simplePos="0" relativeHeight="251659264" behindDoc="1" locked="0" layoutInCell="1" allowOverlap="1">
               <wp:simplePos x="0" y="0"/>
               <wp:positionH relativeFrom="page">
                 <wp:posOffset>6309360</wp:posOffset>
@@ -4754,33 +4963,32 @@
               <wp:positionV relativeFrom="page">
                 <wp:posOffset>9918065</wp:posOffset>
               </wp:positionV>
-              <wp:extent cx="148590" cy="160019"/>
+              <wp:extent cx="148590" cy="160020"/>
               <wp:effectExtent l="0" t="0" r="0" b="0"/>
               <wp:wrapNone/>
               <wp:docPr id="4097" name="Text Box 1"/>
-              <wp:cNvGraphicFramePr>
-                <a:graphicFrameLocks xmlns:a="http://schemas.openxmlformats.org/drawingml/2006/main" noChangeAspect="false" noSelect="false" noResize="false" noGrp="false"/>
-              </wp:cNvGraphicFramePr>
+              <wp:cNvGraphicFramePr/>
               <a:graphic xmlns:a="http://schemas.openxmlformats.org/drawingml/2006/main">
                 <a:graphicData uri="http://schemas.microsoft.com/office/word/2010/wordprocessingShape">
                   <wps:wsp>
                     <wps:cNvSpPr/>
                     <wps:spPr>
-                      <a:xfrm rot="0">
+                      <a:xfrm>
                         <a:off x="0" y="0"/>
                         <a:ext cx="148590" cy="160019"/>
                       </a:xfrm>
-                      <a:prstGeom prst="rect"/>
+                      <a:prstGeom prst="rect">
+                        <a:avLst/>
+                      </a:prstGeom>
                       <a:ln>
                         <a:noFill/>
                       </a:ln>
                     </wps:spPr>
-                    <wps:txbx id="4097">
+                    <wps:txbx>
                       <w:txbxContent>
                         <w:p>
                           <w:pPr>
-                            <w:pStyle w:val="style0"/>
-                            <w:spacing w:lineRule="exact" w:line="252"/>
+                            <w:spacing w:line="252" w:lineRule="exact"/>
                             <w:ind w:left="60"/>
                             <w:rPr>
                               <w:rFonts w:ascii="Lucida Sans Unicode"/>
@@ -4788,7 +4996,6 @@
                             </w:rPr>
                           </w:pPr>
                           <w:r>
-                            <w:rPr/>
                             <w:fldChar w:fldCharType="begin"/>
                           </w:r>
                           <w:r>
@@ -4799,7 +5006,6 @@
                             <w:instrText xml:space="preserve"> PAGE </w:instrText>
                           </w:r>
                           <w:r>
-                            <w:rPr/>
                             <w:fldChar w:fldCharType="separate"/>
                           </w:r>
                           <w:r>
@@ -4810,14 +5016,12 @@
                             <w:t>2</w:t>
                           </w:r>
                           <w:r>
-                            <w:rPr/>
                             <w:fldChar w:fldCharType="end"/>
                           </w:r>
                         </w:p>
                       </w:txbxContent>
                     </wps:txbx>
-                    <wps:bodyPr lIns="0" rIns="0" tIns="0" bIns="0" vert="horz" anchor="t" wrap="square" upright="true">
-                      <a:prstTxWarp prst="textNoShape"/>
+                    <wps:bodyPr vert="horz" wrap="square" lIns="0" tIns="0" rIns="0" bIns="0" anchor="t" upright="1">
                       <a:noAutofit/>
                     </wps:bodyPr>
                   </wps:wsp>
@@ -4828,15 +5032,16 @@
         </mc:Choice>
         <mc:Fallback>
           <w:pict>
-            <v:rect id="4097" filled="f" stroked="f" style="position:absolute;margin-left:496.8pt;margin-top:780.95pt;width:11.7pt;height:12.6pt;z-index:-2147483645;mso-position-horizontal-relative:page;mso-position-vertical-relative:page;mso-width-relative:page;mso-height-relative:page;mso-wrap-distance-left:0.0pt;mso-wrap-distance-right:0.0pt;visibility:visible;">
+            <v:rect id="Text Box 1" o:spid="_x0000_s1026" o:spt="1" style="position:absolute;left:0pt;margin-left:496.8pt;margin-top:780.95pt;height:12.6pt;width:11.7pt;mso-position-horizontal-relative:page;mso-position-vertical-relative:page;z-index:-251657216;mso-width-relative:page;mso-height-relative:page;" filled="f" stroked="f" coordsize="21600,21600" o:gfxdata="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">
+              <v:fill on="f" focussize="0,0"/>
               <v:stroke on="f"/>
-              <v:fill/>
-              <v:textbox inset="0.0pt,0.0pt,0.0pt,0.0pt">
+              <v:imagedata o:title=""/>
+              <o:lock v:ext="edit" aspectratio="f"/>
+              <v:textbox inset="0mm,0mm,0mm,0mm">
                 <w:txbxContent>
                   <w:p>
                     <w:pPr>
-                      <w:pStyle w:val="style0"/>
-                      <w:spacing w:lineRule="exact" w:line="252"/>
+                      <w:spacing w:line="252" w:lineRule="exact"/>
                       <w:ind w:left="60"/>
                       <w:rPr>
                         <w:rFonts w:ascii="Lucida Sans Unicode"/>
@@ -4844,7 +5049,6 @@
                       </w:rPr>
                     </w:pPr>
                     <w:r>
-                      <w:rPr/>
                       <w:fldChar w:fldCharType="begin"/>
                     </w:r>
                     <w:r>
@@ -4855,7 +5059,6 @@
                       <w:instrText xml:space="preserve"> PAGE </w:instrText>
                     </w:r>
                     <w:r>
-                      <w:rPr/>
                       <w:fldChar w:fldCharType="separate"/>
                     </w:r>
                     <w:r>
@@ -4866,7 +5069,6 @@
                       <w:t>2</w:t>
                     </w:r>
                     <w:r>
-                      <w:rPr/>
                       <w:fldChar w:fldCharType="end"/>
                     </w:r>
                   </w:p>
@@ -4881,26 +5083,50 @@
 </w:ftr>
 </file>
 
+<file path=word/footnotes.xml><?xml version="1.0" encoding="utf-8"?>
+<w:footnotes xmlns:wpc="http://schemas.microsoft.com/office/word/2010/wordprocessingCanvas" xmlns:mc="http://schemas.openxmlformats.org/markup-compatibility/2006" xmlns:o="urn:schemas-microsoft-com:office:office" xmlns:r="http://schemas.openxmlformats.org/officeDocument/2006/relationships" xmlns:m="http://schemas.openxmlformats.org/officeDocument/2006/math" xmlns:v="urn:schemas-microsoft-com:vml" xmlns:wp14="http://schemas.microsoft.com/office/word/2010/wordprocessingDrawing" xmlns:wp="http://schemas.openxmlformats.org/drawingml/2006/wordprocessingDrawing" xmlns:w="http://schemas.openxmlformats.org/wordprocessingml/2006/main" xmlns:w14="http://schemas.microsoft.com/office/word/2010/wordml" xmlns:w15="http://schemas.microsoft.com/office/word/2012/wordml" xmlns:w10="urn:schemas-microsoft-com:office:word" xmlns:wpg="http://schemas.microsoft.com/office/word/2010/wordprocessingGroup" xmlns:wpi="http://schemas.microsoft.com/office/word/2010/wordprocessingInk" xmlns:wne="http://schemas.microsoft.com/office/word/2006/wordml" xmlns:wps="http://schemas.microsoft.com/office/word/2010/wordprocessingShape" xmlns:wpsCustomData="http://www.wps.cn/officeDocument/2013/wpsCustomData" mc:Ignorable="w14 w15 wp14">
+  <w:footnote w:type="separator" w:id="0">
+    <w:p>
+      <w:pPr>
+        <w:spacing w:before="0" w:after="0" w:line="259" w:lineRule="auto"/>
+      </w:pPr>
+      <w:r>
+        <w:separator/>
+      </w:r>
+    </w:p>
+  </w:footnote>
+  <w:footnote w:type="continuationSeparator" w:id="1">
+    <w:p>
+      <w:pPr>
+        <w:spacing w:before="0" w:after="0" w:line="259" w:lineRule="auto"/>
+      </w:pPr>
+      <w:r>
+        <w:continuationSeparator/>
+      </w:r>
+    </w:p>
+  </w:footnote>
+</w:footnotes>
+</file>
+
 <file path=word/numbering.xml><?xml version="1.0" encoding="utf-8"?>
-<w:numbering xmlns:wpc="http://schemas.microsoft.com/office/word/2010/wordprocessingCanvas" xmlns:mc="http://schemas.openxmlformats.org/markup-compatibility/2006" xmlns:o="urn:schemas-microsoft-com:office:office" xmlns:r="http://schemas.openxmlformats.org/package/2006/relationships" xmlns:m="http://schemas.openxmlformats.org/officeDocument/2006/math" xmlns:v="urn:schemas-microsoft-com:vml" xmlns:wp14="http://schemas.microsoft.com/office/word/2010/wordprocessingDrawing" xmlns:wp="http://schemas.openxmlformats.org/drawingml/2006/wordprocessingDrawing" xmlns:w10="urn:schemas-microsoft-com:office:word" xmlns:w="http://schemas.openxmlformats.org/wordprocessingml/2006/main" xmlns:w14="http://schemas.microsoft.com/office/word/2010/wordml" xmlns:wpg="http://schemas.microsoft.com/office/word/2010/wordprocessingGroup" xmlns:wpi="http://schemas.microsoft.com/office/word/2010/wordprocessingInk" xmlns:wne="http://schemas.microsoft.com/office/word/2006/wordml" xmlns:wps="http://schemas.microsoft.com/office/word/2010/wordprocessingShape" mc:Ignorable="w14 wp14">
+<w:numbering xmlns:wpc="http://schemas.microsoft.com/office/word/2010/wordprocessingCanvas" xmlns:mc="http://schemas.openxmlformats.org/markup-compatibility/2006" xmlns:o="urn:schemas-microsoft-com:office:office" xmlns:r="http://schemas.openxmlformats.org/officeDocument/2006/relationships" xmlns:m="http://schemas.openxmlformats.org/officeDocument/2006/math" xmlns:v="urn:schemas-microsoft-com:vml" xmlns:wp14="http://schemas.microsoft.com/office/word/2010/wordprocessingDrawing" xmlns:wp="http://schemas.openxmlformats.org/drawingml/2006/wordprocessingDrawing" xmlns:w10="urn:schemas-microsoft-com:office:word" xmlns:w="http://schemas.openxmlformats.org/wordprocessingml/2006/main" xmlns:w14="http://schemas.microsoft.com/office/word/2010/wordml" xmlns:wpg="http://schemas.microsoft.com/office/word/2010/wordprocessingGroup" xmlns:wpi="http://schemas.microsoft.com/office/word/2010/wordprocessingInk" xmlns:wne="http://schemas.microsoft.com/office/word/2006/wordml" xmlns:wps="http://schemas.microsoft.com/office/word/2010/wordprocessingShape" xmlns:wpsCustomData="http://www.wps.cn/officeDocument/2013/wpsCustomData" mc:Ignorable="w14 wp14">
   <w:abstractNum w:abstractNumId="0">
     <w:nsid w:val="00000000"/>
     <w:multiLevelType w:val="singleLevel"/>
-    <w:tmpl w:val="FFFE4E6C"/>
-    <w:lvl w:ilvl="0">
+    <w:tmpl w:val="00000000"/>
+    <w:lvl w:ilvl="0" w:tentative="0">
       <w:start w:val="3"/>
       <w:numFmt w:val="decimal"/>
       <w:suff w:val="nothing"/>
       <w:lvlText w:val="%1、"/>
       <w:lvlJc w:val="left"/>
-      <w:pPr/>
     </w:lvl>
   </w:abstractNum>
   <w:abstractNum w:abstractNumId="1">
     <w:nsid w:val="00000001"/>
     <w:multiLevelType w:val="multilevel"/>
-    <w:tmpl w:val="684607EA"/>
-    <w:lvl w:ilvl="0">
+    <w:tmpl w:val="00000001"/>
+    <w:lvl w:ilvl="0" w:tentative="0">
       <w:start w:val="1"/>
       <w:numFmt w:val="decimal"/>
       <w:lvlText w:val="%1）"/>
@@ -4909,15 +5135,15 @@
         <w:ind w:left="899" w:hanging="420"/>
       </w:pPr>
       <w:rPr>
-        <w:rFonts w:ascii="Lucida Sans Unicode" w:cs="Lucida Sans Unicode" w:eastAsia="Lucida Sans Unicode" w:hAnsi="Lucida Sans Unicode" w:hint="default"/>
+        <w:rFonts w:hint="default" w:ascii="Lucida Sans Unicode" w:hAnsi="Lucida Sans Unicode" w:eastAsia="Lucida Sans Unicode" w:cs="Lucida Sans Unicode"/>
         <w:spacing w:val="-1"/>
         <w:w w:val="100"/>
         <w:sz w:val="24"/>
         <w:szCs w:val="24"/>
-        <w:lang w:val="en-US" w:bidi="ar-SA" w:eastAsia="zh-CN"/>
+        <w:lang w:val="en-US" w:eastAsia="zh-CN" w:bidi="ar-SA"/>
       </w:rPr>
     </w:lvl>
-    <w:lvl w:ilvl="1">
+    <w:lvl w:ilvl="1" w:tentative="0">
       <w:start w:val="0"/>
       <w:numFmt w:val="bullet"/>
       <w:lvlText w:val="•"/>
@@ -4927,10 +5153,10 @@
       </w:pPr>
       <w:rPr>
         <w:rFonts w:hint="default"/>
-        <w:lang w:val="en-US" w:bidi="ar-SA" w:eastAsia="zh-CN"/>
+        <w:lang w:val="en-US" w:eastAsia="zh-CN" w:bidi="ar-SA"/>
       </w:rPr>
     </w:lvl>
-    <w:lvl w:ilvl="2">
+    <w:lvl w:ilvl="2" w:tentative="0">
       <w:start w:val="0"/>
       <w:numFmt w:val="bullet"/>
       <w:lvlText w:val="•"/>
@@ -4940,10 +5166,10 @@
       </w:pPr>
       <w:rPr>
         <w:rFonts w:hint="default"/>
-        <w:lang w:val="en-US" w:bidi="ar-SA" w:eastAsia="zh-CN"/>
+        <w:lang w:val="en-US" w:eastAsia="zh-CN" w:bidi="ar-SA"/>
       </w:rPr>
     </w:lvl>
-    <w:lvl w:ilvl="3">
+    <w:lvl w:ilvl="3" w:tentative="0">
       <w:start w:val="0"/>
       <w:numFmt w:val="bullet"/>
       <w:lvlText w:val="•"/>
@@ -4953,10 +5179,10 @@
       </w:pPr>
       <w:rPr>
         <w:rFonts w:hint="default"/>
-        <w:lang w:val="en-US" w:bidi="ar-SA" w:eastAsia="zh-CN"/>
+        <w:lang w:val="en-US" w:eastAsia="zh-CN" w:bidi="ar-SA"/>
       </w:rPr>
     </w:lvl>
-    <w:lvl w:ilvl="4">
+    <w:lvl w:ilvl="4" w:tentative="0">
       <w:start w:val="0"/>
       <w:numFmt w:val="bullet"/>
       <w:lvlText w:val="•"/>
@@ -4966,10 +5192,10 @@
       </w:pPr>
       <w:rPr>
         <w:rFonts w:hint="default"/>
-        <w:lang w:val="en-US" w:bidi="ar-SA" w:eastAsia="zh-CN"/>
+        <w:lang w:val="en-US" w:eastAsia="zh-CN" w:bidi="ar-SA"/>
       </w:rPr>
     </w:lvl>
-    <w:lvl w:ilvl="5">
+    <w:lvl w:ilvl="5" w:tentative="0">
       <w:start w:val="0"/>
       <w:numFmt w:val="bullet"/>
       <w:lvlText w:val="•"/>
@@ -4979,10 +5205,10 @@
       </w:pPr>
       <w:rPr>
         <w:rFonts w:hint="default"/>
-        <w:lang w:val="en-US" w:bidi="ar-SA" w:eastAsia="zh-CN"/>
+        <w:lang w:val="en-US" w:eastAsia="zh-CN" w:bidi="ar-SA"/>
       </w:rPr>
     </w:lvl>
-    <w:lvl w:ilvl="6">
+    <w:lvl w:ilvl="6" w:tentative="0">
       <w:start w:val="0"/>
       <w:numFmt w:val="bullet"/>
       <w:lvlText w:val="•"/>
@@ -4992,10 +5218,10 @@
       </w:pPr>
       <w:rPr>
         <w:rFonts w:hint="default"/>
-        <w:lang w:val="en-US" w:bidi="ar-SA" w:eastAsia="zh-CN"/>
+        <w:lang w:val="en-US" w:eastAsia="zh-CN" w:bidi="ar-SA"/>
       </w:rPr>
     </w:lvl>
-    <w:lvl w:ilvl="7">
+    <w:lvl w:ilvl="7" w:tentative="0">
       <w:start w:val="0"/>
       <w:numFmt w:val="bullet"/>
       <w:lvlText w:val="•"/>
@@ -5005,10 +5231,10 @@
       </w:pPr>
       <w:rPr>
         <w:rFonts w:hint="default"/>
-        <w:lang w:val="en-US" w:bidi="ar-SA" w:eastAsia="zh-CN"/>
+        <w:lang w:val="en-US" w:eastAsia="zh-CN" w:bidi="ar-SA"/>
       </w:rPr>
     </w:lvl>
-    <w:lvl w:ilvl="8">
+    <w:lvl w:ilvl="8" w:tentative="0">
       <w:start w:val="0"/>
       <w:numFmt w:val="bullet"/>
       <w:lvlText w:val="•"/>
@@ -5018,7 +5244,7 @@
       </w:pPr>
       <w:rPr>
         <w:rFonts w:hint="default"/>
-        <w:lang w:val="en-US" w:bidi="ar-SA" w:eastAsia="zh-CN"/>
+        <w:lang w:val="en-US" w:eastAsia="zh-CN" w:bidi="ar-SA"/>
       </w:rPr>
     </w:lvl>
   </w:abstractNum>
@@ -5031,40 +5257,296 @@
 </w:numbering>
 </file>
 
+<file path=word/people.xml><?xml version="1.0" encoding="utf-8"?>
+<w15:people xmlns:wpc="http://schemas.microsoft.com/office/word/2010/wordprocessingCanvas" xmlns:mc="http://schemas.openxmlformats.org/markup-compatibility/2006" xmlns:o="urn:schemas-microsoft-com:office:office" xmlns:r="http://schemas.openxmlformats.org/officeDocument/2006/relationships" xmlns:m="http://schemas.openxmlformats.org/officeDocument/2006/math" xmlns:v="urn:schemas-microsoft-com:vml" xmlns:wp14="http://schemas.microsoft.com/office/word/2010/wordprocessingDrawing" xmlns:wp="http://schemas.openxmlformats.org/drawingml/2006/wordprocessingDrawing" xmlns:w="http://schemas.openxmlformats.org/wordprocessingml/2006/main" xmlns:w14="http://schemas.microsoft.com/office/word/2010/wordml" xmlns:w15="http://schemas.microsoft.com/office/word/2012/wordml" xmlns:w10="urn:schemas-microsoft-com:office:word" xmlns:wpg="http://schemas.microsoft.com/office/word/2010/wordprocessingGroup" xmlns:wpi="http://schemas.microsoft.com/office/word/2010/wordprocessingInk" xmlns:wne="http://schemas.microsoft.com/office/word/2006/wordml" xmlns:wps="http://schemas.microsoft.com/office/word/2010/wordprocessingShape" xmlns:wpsCustomData="http://www.wps.cn/officeDocument/2013/wpsCustomData" mc:Ignorable="w14 w15 wp14">
+  <w15:person w15:author="Isabella...伊莎贝拉">
+    <w15:presenceInfo w15:providerId="WPS Office" w15:userId="1278884283"/>
+  </w15:person>
+</w15:people>
+</file>
+
 <file path=word/styles.xml><?xml version="1.0" encoding="utf-8"?>
-<w:styles xmlns:mc="http://schemas.openxmlformats.org/markup-compatibility/2006" xmlns:w="http://schemas.openxmlformats.org/wordprocessingml/2006/main" xmlns:w14="http://schemas.microsoft.com/office/word/2010/wordml" mc:Ignorable="w14">
+<w:styles xmlns:mc="http://schemas.openxmlformats.org/markup-compatibility/2006" xmlns:o="urn:schemas-microsoft-com:office:office" xmlns:r="http://schemas.openxmlformats.org/officeDocument/2006/relationships" xmlns:m="http://schemas.openxmlformats.org/officeDocument/2006/math" xmlns:v="urn:schemas-microsoft-com:vml" xmlns:w="http://schemas.openxmlformats.org/wordprocessingml/2006/main" xmlns:w14="http://schemas.microsoft.com/office/word/2010/wordml" xmlns:w10="urn:schemas-microsoft-com:office:word" xmlns:sl="http://schemas.openxmlformats.org/schemaLibrary/2006/main" xmlns:wpsCustomData="http://www.wps.cn/officeDocument/2013/wpsCustomData" mc:Ignorable="w14">
   <w:docDefaults>
     <w:rPrDefault>
       <w:rPr>
-        <w:rFonts w:ascii="Calibri" w:cs="宋体" w:eastAsia="宋体" w:hAnsi="Calibri"/>
+        <w:rFonts w:ascii="Calibri" w:hAnsi="Calibri" w:eastAsia="宋体" w:cs="宋体"/>
       </w:rPr>
     </w:rPrDefault>
-    <w:pPrDefault>
-      <w:pPr/>
-    </w:pPrDefault>
+    <w:pPrDefault/>
   </w:docDefaults>
-  <w:style w:type="paragraph" w:default="1" w:styleId="style0">
+  <w:latentStyles w:count="260" w:defQFormat="0" w:defUnhideWhenUsed="1" w:defSemiHidden="1" w:defUIPriority="99" w:defLockedState="0">
+    <w:lsdException w:qFormat="1" w:unhideWhenUsed="0" w:uiPriority="0" w:semiHidden="0" w:name="Normal"/>
+    <w:lsdException w:qFormat="1" w:unhideWhenUsed="0" w:uiPriority="9" w:semiHidden="0" w:name="heading 1"/>
+    <w:lsdException w:qFormat="1" w:unhideWhenUsed="0" w:uiPriority="9" w:semiHidden="0" w:name="heading 2"/>
+    <w:lsdException w:qFormat="1" w:unhideWhenUsed="0" w:uiPriority="9" w:semiHidden="0" w:name="heading 3"/>
+    <w:lsdException w:qFormat="1" w:unhideWhenUsed="0" w:uiPriority="9" w:semiHidden="0" w:name="heading 4"/>
+    <w:lsdException w:qFormat="1" w:unhideWhenUsed="0" w:uiPriority="9" w:semiHidden="0" w:name="heading 5"/>
+    <w:lsdException w:qFormat="1" w:uiPriority="0" w:name="heading 6"/>
+    <w:lsdException w:qFormat="1" w:uiPriority="0" w:name="heading 7"/>
+    <w:lsdException w:qFormat="1" w:uiPriority="0" w:name="heading 8"/>
+    <w:lsdException w:qFormat="1" w:uiPriority="0" w:name="heading 9"/>
+    <w:lsdException w:unhideWhenUsed="0" w:uiPriority="0" w:semiHidden="0" w:name="index 1"/>
+    <w:lsdException w:unhideWhenUsed="0" w:uiPriority="0" w:semiHidden="0" w:name="index 2"/>
+    <w:lsdException w:unhideWhenUsed="0" w:uiPriority="0" w:semiHidden="0" w:name="index 3"/>
+    <w:lsdException w:unhideWhenUsed="0" w:uiPriority="0" w:semiHidden="0" w:name="index 4"/>
+    <w:lsdException w:unhideWhenUsed="0" w:uiPriority="0" w:semiHidden="0" w:name="index 5"/>
+    <w:lsdException w:unhideWhenUsed="0" w:uiPriority="0" w:semiHidden="0" w:name="index 6"/>
+    <w:lsdException w:unhideWhenUsed="0" w:uiPriority="0" w:semiHidden="0" w:name="index 7"/>
+    <w:lsdException w:unhideWhenUsed="0" w:uiPriority="0" w:semiHidden="0" w:name="index 8"/>
+    <w:lsdException w:unhideWhenUsed="0" w:uiPriority="0" w:semiHidden="0" w:name="index 9"/>
+    <w:lsdException w:unhideWhenUsed="0" w:uiPriority="0" w:semiHidden="0" w:name="toc 1"/>
+    <w:lsdException w:unhideWhenUsed="0" w:uiPriority="0" w:semiHidden="0" w:name="toc 2"/>
+    <w:lsdException w:unhideWhenUsed="0" w:uiPriority="0" w:semiHidden="0" w:name="toc 3"/>
+    <w:lsdException w:unhideWhenUsed="0" w:uiPriority="0" w:semiHidden="0" w:name="toc 4"/>
+    <w:lsdException w:unhideWhenUsed="0" w:uiPriority="0" w:semiHidden="0" w:name="toc 5"/>
+    <w:lsdException w:unhideWhenUsed="0" w:uiPriority="0" w:semiHidden="0" w:name="toc 6"/>
+    <w:lsdException w:unhideWhenUsed="0" w:uiPriority="0" w:semiHidden="0" w:name="toc 7"/>
+    <w:lsdException w:unhideWhenUsed="0" w:uiPriority="0" w:semiHidden="0" w:name="toc 8"/>
+    <w:lsdException w:unhideWhenUsed="0" w:uiPriority="0" w:semiHidden="0" w:name="toc 9"/>
+    <w:lsdException w:unhideWhenUsed="0" w:uiPriority="0" w:semiHidden="0" w:name="Normal Indent"/>
+    <w:lsdException w:unhideWhenUsed="0" w:uiPriority="0" w:semiHidden="0" w:name="footnote text"/>
+    <w:lsdException w:qFormat="1" w:unhideWhenUsed="0" w:uiPriority="99" w:semiHidden="0" w:name="annotation text"/>
+    <w:lsdException w:qFormat="1" w:unhideWhenUsed="0" w:uiPriority="99" w:semiHidden="0" w:name="header"/>
+    <w:lsdException w:qFormat="1" w:unhideWhenUsed="0" w:uiPriority="99" w:semiHidden="0" w:name="footer"/>
+    <w:lsdException w:unhideWhenUsed="0" w:uiPriority="0" w:semiHidden="0" w:name="index heading"/>
+    <w:lsdException w:qFormat="1" w:uiPriority="0" w:name="caption"/>
+    <w:lsdException w:unhideWhenUsed="0" w:uiPriority="0" w:semiHidden="0" w:name="table of figures"/>
+    <w:lsdException w:unhideWhenUsed="0" w:uiPriority="0" w:semiHidden="0" w:name="envelope address"/>
+    <w:lsdException w:unhideWhenUsed="0" w:uiPriority="0" w:semiHidden="0" w:name="envelope return"/>
+    <w:lsdException w:unhideWhenUsed="0" w:uiPriority="0" w:semiHidden="0" w:name="footnote reference"/>
+    <w:lsdException w:unhideWhenUsed="0" w:uiPriority="0" w:semiHidden="0" w:name="annotation reference"/>
+    <w:lsdException w:unhideWhenUsed="0" w:uiPriority="0" w:semiHidden="0" w:name="line number"/>
+    <w:lsdException w:unhideWhenUsed="0" w:uiPriority="0" w:semiHidden="0" w:name="page number"/>
+    <w:lsdException w:unhideWhenUsed="0" w:uiPriority="0" w:semiHidden="0" w:name="endnote reference"/>
+    <w:lsdException w:unhideWhenUsed="0" w:uiPriority="0" w:semiHidden="0" w:name="endnote text"/>
+    <w:lsdException w:unhideWhenUsed="0" w:uiPriority="0" w:semiHidden="0" w:name="table of authorities"/>
+    <w:lsdException w:unhideWhenUsed="0" w:uiPriority="0" w:semiHidden="0" w:name="macro"/>
+    <w:lsdException w:unhideWhenUsed="0" w:uiPriority="0" w:semiHidden="0" w:name="toa heading"/>
+    <w:lsdException w:unhideWhenUsed="0" w:uiPriority="0" w:semiHidden="0" w:name="List"/>
+    <w:lsdException w:unhideWhenUsed="0" w:uiPriority="0" w:semiHidden="0" w:name="List Bullet"/>
+    <w:lsdException w:unhideWhenUsed="0" w:uiPriority="0" w:semiHidden="0" w:name="List Number"/>
+    <w:lsdException w:unhideWhenUsed="0" w:uiPriority="0" w:semiHidden="0" w:name="List 2"/>
+    <w:lsdException w:unhideWhenUsed="0" w:uiPriority="0" w:semiHidden="0" w:name="List 3"/>
+    <w:lsdException w:unhideWhenUsed="0" w:uiPriority="0" w:semiHidden="0" w:name="List 4"/>
+    <w:lsdException w:unhideWhenUsed="0" w:uiPriority="0" w:semiHidden="0" w:name="List 5"/>
+    <w:lsdException w:unhideWhenUsed="0" w:uiPriority="0" w:semiHidden="0" w:name="List Bullet 2"/>
+    <w:lsdException w:unhideWhenUsed="0" w:uiPriority="0" w:semiHidden="0" w:name="List Bullet 3"/>
+    <w:lsdException w:unhideWhenUsed="0" w:uiPriority="0" w:semiHidden="0" w:name="List Bullet 4"/>
+    <w:lsdException w:unhideWhenUsed="0" w:uiPriority="0" w:semiHidden="0" w:name="List Bullet 5"/>
+    <w:lsdException w:unhideWhenUsed="0" w:uiPriority="0" w:semiHidden="0" w:name="List Number 2"/>
+    <w:lsdException w:unhideWhenUsed="0" w:uiPriority="0" w:semiHidden="0" w:name="List Number 3"/>
+    <w:lsdException w:unhideWhenUsed="0" w:uiPriority="0" w:semiHidden="0" w:name="List Number 4"/>
+    <w:lsdException w:unhideWhenUsed="0" w:uiPriority="0" w:semiHidden="0" w:name="List Number 5"/>
+    <w:lsdException w:qFormat="1" w:unhideWhenUsed="0" w:uiPriority="10" w:semiHidden="0" w:name="Title"/>
+    <w:lsdException w:unhideWhenUsed="0" w:uiPriority="0" w:semiHidden="0" w:name="Closing"/>
+    <w:lsdException w:unhideWhenUsed="0" w:uiPriority="0" w:semiHidden="0" w:name="Signature"/>
+    <w:lsdException w:qFormat="1" w:unhideWhenUsed="0" w:uiPriority="1" w:semiHidden="0" w:name="Default Paragraph Font"/>
+    <w:lsdException w:qFormat="1" w:unhideWhenUsed="0" w:uiPriority="1" w:semiHidden="0" w:name="Body Text"/>
+    <w:lsdException w:unhideWhenUsed="0" w:uiPriority="0" w:semiHidden="0" w:name="Body Text Indent"/>
+    <w:lsdException w:unhideWhenUsed="0" w:uiPriority="0" w:semiHidden="0" w:name="List Continue"/>
+    <w:lsdException w:unhideWhenUsed="0" w:uiPriority="0" w:semiHidden="0" w:name="List Continue 2"/>
+    <w:lsdException w:unhideWhenUsed="0" w:uiPriority="0" w:semiHidden="0" w:name="List Continue 3"/>
+    <w:lsdException w:unhideWhenUsed="0" w:uiPriority="0" w:semiHidden="0" w:name="List Continue 4"/>
+    <w:lsdException w:unhideWhenUsed="0" w:uiPriority="0" w:semiHidden="0" w:name="List Continue 5"/>
+    <w:lsdException w:unhideWhenUsed="0" w:uiPriority="0" w:semiHidden="0" w:name="Message Header"/>
+    <w:lsdException w:qFormat="1" w:unhideWhenUsed="0" w:uiPriority="0" w:semiHidden="0" w:name="Subtitle"/>
+    <w:lsdException w:unhideWhenUsed="0" w:uiPriority="0" w:semiHidden="0" w:name="Salutation"/>
+    <w:lsdException w:unhideWhenUsed="0" w:uiPriority="0" w:semiHidden="0" w:name="Date"/>
+    <w:lsdException w:unhideWhenUsed="0" w:uiPriority="0" w:semiHidden="0" w:name="Body Text First Indent"/>
+    <w:lsdException w:unhideWhenUsed="0" w:uiPriority="0" w:semiHidden="0" w:name="Body Text First Indent 2"/>
+    <w:lsdException w:unhideWhenUsed="0" w:uiPriority="0" w:semiHidden="0" w:name="Note Heading"/>
+    <w:lsdException w:unhideWhenUsed="0" w:uiPriority="0" w:semiHidden="0" w:name="Body Text 2"/>
+    <w:lsdException w:unhideWhenUsed="0" w:uiPriority="0" w:semiHidden="0" w:name="Body Text 3"/>
+    <w:lsdException w:unhideWhenUsed="0" w:uiPriority="0" w:semiHidden="0" w:name="Body Text Indent 2"/>
+    <w:lsdException w:unhideWhenUsed="0" w:uiPriority="0" w:semiHidden="0" w:name="Body Text Indent 3"/>
+    <w:lsdException w:unhideWhenUsed="0" w:uiPriority="0" w:semiHidden="0" w:name="Block Text"/>
+    <w:lsdException w:unhideWhenUsed="0" w:uiPriority="0" w:semiHidden="0" w:name="Hyperlink"/>
+    <w:lsdException w:unhideWhenUsed="0" w:uiPriority="0" w:semiHidden="0" w:name="FollowedHyperlink"/>
+    <w:lsdException w:qFormat="1" w:unhideWhenUsed="0" w:uiPriority="0" w:semiHidden="0" w:name="Strong"/>
+    <w:lsdException w:qFormat="1" w:unhideWhenUsed="0" w:uiPriority="0" w:semiHidden="0" w:name="Emphasis"/>
+    <w:lsdException w:unhideWhenUsed="0" w:uiPriority="0" w:semiHidden="0" w:name="Document Map"/>
+    <w:lsdException w:unhideWhenUsed="0" w:uiPriority="0" w:semiHidden="0" w:name="Plain Text"/>
+    <w:lsdException w:unhideWhenUsed="0" w:uiPriority="0" w:semiHidden="0" w:name="E-mail Signature"/>
+    <w:lsdException w:unhideWhenUsed="0" w:uiPriority="0" w:semiHidden="0" w:name="Normal (Web)"/>
+    <w:lsdException w:unhideWhenUsed="0" w:uiPriority="0" w:semiHidden="0" w:name="HTML Acronym"/>
+    <w:lsdException w:unhideWhenUsed="0" w:uiPriority="0" w:semiHidden="0" w:name="HTML Address"/>
+    <w:lsdException w:unhideWhenUsed="0" w:uiPriority="0" w:semiHidden="0" w:name="HTML Cite"/>
+    <w:lsdException w:unhideWhenUsed="0" w:uiPriority="0" w:semiHidden="0" w:name="HTML Code"/>
+    <w:lsdException w:unhideWhenUsed="0" w:uiPriority="0" w:semiHidden="0" w:name="HTML Definition"/>
+    <w:lsdException w:unhideWhenUsed="0" w:uiPriority="0" w:semiHidden="0" w:name="HTML Keyboard"/>
+    <w:lsdException w:unhideWhenUsed="0" w:uiPriority="0" w:semiHidden="0" w:name="HTML Preformatted"/>
+    <w:lsdException w:unhideWhenUsed="0" w:uiPriority="0" w:semiHidden="0" w:name="HTML Sample"/>
+    <w:lsdException w:unhideWhenUsed="0" w:uiPriority="0" w:semiHidden="0" w:name="HTML Typewriter"/>
+    <w:lsdException w:unhideWhenUsed="0" w:uiPriority="0" w:semiHidden="0" w:name="HTML Variable"/>
+    <w:lsdException w:qFormat="1" w:unhideWhenUsed="0" w:uiPriority="99" w:semiHidden="0" w:name="Normal Table"/>
+    <w:lsdException w:unhideWhenUsed="0" w:uiPriority="0" w:semiHidden="0" w:name="annotation subject"/>
+    <w:lsdException w:unhideWhenUsed="0" w:uiPriority="0" w:semiHidden="0" w:name="Table Simple 1"/>
+    <w:lsdException w:unhideWhenUsed="0" w:uiPriority="0" w:semiHidden="0" w:name="Table Simple 2"/>
+    <w:lsdException w:unhideWhenUsed="0" w:uiPriority="0" w:semiHidden="0" w:name="Table Simple 3"/>
+    <w:lsdException w:unhideWhenUsed="0" w:uiPriority="0" w:semiHidden="0" w:name="Table Classic 1"/>
+    <w:lsdException w:unhideWhenUsed="0" w:uiPriority="0" w:semiHidden="0" w:name="Table Classic 2"/>
+    <w:lsdException w:unhideWhenUsed="0" w:uiPriority="0" w:semiHidden="0" w:name="Table Classic 3"/>
+    <w:lsdException w:unhideWhenUsed="0" w:uiPriority="0" w:semiHidden="0" w:name="Table Classic 4"/>
+    <w:lsdException w:unhideWhenUsed="0" w:uiPriority="0" w:semiHidden="0" w:name="Table Colorful 1"/>
+    <w:lsdException w:unhideWhenUsed="0" w:uiPriority="0" w:semiHidden="0" w:name="Table Colorful 2"/>
+    <w:lsdException w:unhideWhenUsed="0" w:uiPriority="0" w:semiHidden="0" w:name="Table Colorful 3"/>
+    <w:lsdException w:unhideWhenUsed="0" w:uiPriority="0" w:semiHidden="0" w:name="Table Columns 1"/>
+    <w:lsdException w:unhideWhenUsed="0" w:uiPriority="0" w:semiHidden="0" w:name="Table Columns 2"/>
+    <w:lsdException w:unhideWhenUsed="0" w:uiPriority="0" w:semiHidden="0" w:name="Table Columns 3"/>
+    <w:lsdException w:unhideWhenUsed="0" w:uiPriority="0" w:semiHidden="0" w:name="Table Columns 4"/>
+    <w:lsdException w:unhideWhenUsed="0" w:uiPriority="0" w:semiHidden="0" w:name="Table Columns 5"/>
+    <w:lsdException w:unhideWhenUsed="0" w:uiPriority="0" w:semiHidden="0" w:name="Table Grid 1"/>
+    <w:lsdException w:unhideWhenUsed="0" w:uiPriority="0" w:semiHidden="0" w:name="Table Grid 2"/>
+    <w:lsdException w:unhideWhenUsed="0" w:uiPriority="0" w:semiHidden="0" w:name="Table Grid 3"/>
+    <w:lsdException w:unhideWhenUsed="0" w:uiPriority="0" w:semiHidden="0" w:name="Table Grid 4"/>
+    <w:lsdException w:unhideWhenUsed="0" w:uiPriority="0" w:semiHidden="0" w:name="Table Grid 5"/>
+    <w:lsdException w:unhideWhenUsed="0" w:uiPriority="0" w:semiHidden="0" w:name="Table Grid 6"/>
+    <w:lsdException w:unhideWhenUsed="0" w:uiPriority="0" w:semiHidden="0" w:name="Table Grid 7"/>
+    <w:lsdException w:unhideWhenUsed="0" w:uiPriority="0" w:semiHidden="0" w:name="Table Grid 8"/>
+    <w:lsdException w:unhideWhenUsed="0" w:uiPriority="0" w:semiHidden="0" w:name="Table List 1"/>
+    <w:lsdException w:unhideWhenUsed="0" w:uiPriority="0" w:semiHidden="0" w:name="Table List 2"/>
+    <w:lsdException w:unhideWhenUsed="0" w:uiPriority="0" w:semiHidden="0" w:name="Table List 3"/>
+    <w:lsdException w:unhideWhenUsed="0" w:uiPriority="0" w:semiHidden="0" w:name="Table List 4"/>
+    <w:lsdException w:unhideWhenUsed="0" w:uiPriority="0" w:semiHidden="0" w:name="Table List 5"/>
+    <w:lsdException w:unhideWhenUsed="0" w:uiPriority="0" w:semiHidden="0" w:name="Table List 6"/>
+    <w:lsdException w:unhideWhenUsed="0" w:uiPriority="0" w:semiHidden="0" w:name="Table List 7"/>
+    <w:lsdException w:unhideWhenUsed="0" w:uiPriority="0" w:semiHidden="0" w:name="Table List 8"/>
+    <w:lsdException w:unhideWhenUsed="0" w:uiPriority="0" w:semiHidden="0" w:name="Table 3D effects 1"/>
+    <w:lsdException w:unhideWhenUsed="0" w:uiPriority="0" w:semiHidden="0" w:name="Table 3D effects 2"/>
+    <w:lsdException w:unhideWhenUsed="0" w:uiPriority="0" w:semiHidden="0" w:name="Table 3D effects 3"/>
+    <w:lsdException w:unhideWhenUsed="0" w:uiPriority="0" w:semiHidden="0" w:name="Table Contemporary"/>
+    <w:lsdException w:unhideWhenUsed="0" w:uiPriority="0" w:semiHidden="0" w:name="Table Elegant"/>
+    <w:lsdException w:unhideWhenUsed="0" w:uiPriority="0" w:semiHidden="0" w:name="Table Professional"/>
+    <w:lsdException w:unhideWhenUsed="0" w:uiPriority="0" w:semiHidden="0" w:name="Table Subtle 1"/>
+    <w:lsdException w:unhideWhenUsed="0" w:uiPriority="0" w:semiHidden="0" w:name="Table Subtle 2"/>
+    <w:lsdException w:unhideWhenUsed="0" w:uiPriority="0" w:semiHidden="0" w:name="Table Web 1"/>
+    <w:lsdException w:unhideWhenUsed="0" w:uiPriority="0" w:semiHidden="0" w:name="Table Web 2"/>
+    <w:lsdException w:unhideWhenUsed="0" w:uiPriority="0" w:semiHidden="0" w:name="Table Web 3"/>
+    <w:lsdException w:unhideWhenUsed="0" w:uiPriority="0" w:semiHidden="0" w:name="Balloon Text"/>
+    <w:lsdException w:unhideWhenUsed="0" w:uiPriority="0" w:semiHidden="0" w:name="Table Grid"/>
+    <w:lsdException w:unhideWhenUsed="0" w:uiPriority="0" w:semiHidden="0" w:name="Table Theme"/>
+    <w:lsdException w:unhideWhenUsed="0" w:uiPriority="60" w:semiHidden="0" w:name="Light Shading"/>
+    <w:lsdException w:unhideWhenUsed="0" w:uiPriority="61" w:semiHidden="0" w:name="Light List"/>
+    <w:lsdException w:unhideWhenUsed="0" w:uiPriority="62" w:semiHidden="0" w:name="Light Grid"/>
+    <w:lsdException w:unhideWhenUsed="0" w:uiPriority="63" w:semiHidden="0" w:name="Medium Shading 1"/>
+    <w:lsdException w:unhideWhenUsed="0" w:uiPriority="64" w:semiHidden="0" w:name="Medium Shading 2"/>
+    <w:lsdException w:unhideWhenUsed="0" w:uiPriority="65" w:semiHidden="0" w:name="Medium List 1"/>
+    <w:lsdException w:unhideWhenUsed="0" w:uiPriority="66" w:semiHidden="0" w:name="Medium List 2"/>
+    <w:lsdException w:unhideWhenUsed="0" w:uiPriority="67" w:semiHidden="0" w:name="Medium Grid 1"/>
+    <w:lsdException w:unhideWhenUsed="0" w:uiPriority="68" w:semiHidden="0" w:name="Medium Grid 2"/>
+    <w:lsdException w:unhideWhenUsed="0" w:uiPriority="69" w:semiHidden="0" w:name="Medium Grid 3"/>
+    <w:lsdException w:unhideWhenUsed="0" w:uiPriority="70" w:semiHidden="0" w:name="Dark List"/>
+    <w:lsdException w:unhideWhenUsed="0" w:uiPriority="71" w:semiHidden="0" w:name="Colorful Shading"/>
+    <w:lsdException w:unhideWhenUsed="0" w:uiPriority="72" w:semiHidden="0" w:name="Colorful List"/>
+    <w:lsdException w:unhideWhenUsed="0" w:uiPriority="73" w:semiHidden="0" w:name="Colorful Grid"/>
+    <w:lsdException w:unhideWhenUsed="0" w:uiPriority="60" w:semiHidden="0" w:name="Light Shading Accent 1"/>
+    <w:lsdException w:unhideWhenUsed="0" w:uiPriority="61" w:semiHidden="0" w:name="Light List Accent 1"/>
+    <w:lsdException w:unhideWhenUsed="0" w:uiPriority="62" w:semiHidden="0" w:name="Light Grid Accent 1"/>
+    <w:lsdException w:unhideWhenUsed="0" w:uiPriority="63" w:semiHidden="0" w:name="Medium Shading 1 Accent 1"/>
+    <w:lsdException w:unhideWhenUsed="0" w:uiPriority="64" w:semiHidden="0" w:name="Medium Shading 2 Accent 1"/>
+    <w:lsdException w:unhideWhenUsed="0" w:uiPriority="65" w:semiHidden="0" w:name="Medium List 1 Accent 1"/>
+    <w:lsdException w:qFormat="1" w:unhideWhenUsed="0" w:uiPriority="34" w:semiHidden="0" w:name="List Paragraph"/>
+    <w:lsdException w:unhideWhenUsed="0" w:uiPriority="66" w:semiHidden="0" w:name="Medium List 2 Accent 1"/>
+    <w:lsdException w:unhideWhenUsed="0" w:uiPriority="67" w:semiHidden="0" w:name="Medium Grid 1 Accent 1"/>
+    <w:lsdException w:unhideWhenUsed="0" w:uiPriority="68" w:semiHidden="0" w:name="Medium Grid 2 Accent 1"/>
+    <w:lsdException w:unhideWhenUsed="0" w:uiPriority="69" w:semiHidden="0" w:name="Medium Grid 3 Accent 1"/>
+    <w:lsdException w:unhideWhenUsed="0" w:uiPriority="70" w:semiHidden="0" w:name="Dark List Accent 1"/>
+    <w:lsdException w:unhideWhenUsed="0" w:uiPriority="71" w:semiHidden="0" w:name="Colorful Shading Accent 1"/>
+    <w:lsdException w:unhideWhenUsed="0" w:uiPriority="72" w:semiHidden="0" w:name="Colorful List Accent 1"/>
+    <w:lsdException w:unhideWhenUsed="0" w:uiPriority="73" w:semiHidden="0" w:name="Colorful Grid Accent 1"/>
+    <w:lsdException w:unhideWhenUsed="0" w:uiPriority="60" w:semiHidden="0" w:name="Light Shading Accent 2"/>
+    <w:lsdException w:unhideWhenUsed="0" w:uiPriority="61" w:semiHidden="0" w:name="Light List Accent 2"/>
+    <w:lsdException w:unhideWhenUsed="0" w:uiPriority="62" w:semiHidden="0" w:name="Light Grid Accent 2"/>
+    <w:lsdException w:unhideWhenUsed="0" w:uiPriority="63" w:semiHidden="0" w:name="Medium Shading 1 Accent 2"/>
+    <w:lsdException w:unhideWhenUsed="0" w:uiPriority="64" w:semiHidden="0" w:name="Medium Shading 2 Accent 2"/>
+    <w:lsdException w:unhideWhenUsed="0" w:uiPriority="65" w:semiHidden="0" w:name="Medium List 1 Accent 2"/>
+    <w:lsdException w:unhideWhenUsed="0" w:uiPriority="66" w:semiHidden="0" w:name="Medium List 2 Accent 2"/>
+    <w:lsdException w:unhideWhenUsed="0" w:uiPriority="67" w:semiHidden="0" w:name="Medium Grid 1 Accent 2"/>
+    <w:lsdException w:unhideWhenUsed="0" w:uiPriority="68" w:semiHidden="0" w:name="Medium Grid 2 Accent 2"/>
+    <w:lsdException w:unhideWhenUsed="0" w:uiPriority="69" w:semiHidden="0" w:name="Medium Grid 3 Accent 2"/>
+    <w:lsdException w:unhideWhenUsed="0" w:uiPriority="70" w:semiHidden="0" w:name="Dark List Accent 2"/>
+    <w:lsdException w:unhideWhenUsed="0" w:uiPriority="71" w:semiHidden="0" w:name="Colorful Shading Accent 2"/>
+    <w:lsdException w:unhideWhenUsed="0" w:uiPriority="72" w:semiHidden="0" w:name="Colorful List Accent 2"/>
+    <w:lsdException w:unhideWhenUsed="0" w:uiPriority="73" w:semiHidden="0" w:name="Colorful Grid Accent 2"/>
+    <w:lsdException w:unhideWhenUsed="0" w:uiPriority="60" w:semiHidden="0" w:name="Light Shading Accent 3"/>
+    <w:lsdException w:unhideWhenUsed="0" w:uiPriority="61" w:semiHidden="0" w:name="Light List Accent 3"/>
+    <w:lsdException w:unhideWhenUsed="0" w:uiPriority="62" w:semiHidden="0" w:name="Light Grid Accent 3"/>
+    <w:lsdException w:unhideWhenUsed="0" w:uiPriority="63" w:semiHidden="0" w:name="Medium Shading 1 Accent 3"/>
+    <w:lsdException w:unhideWhenUsed="0" w:uiPriority="64" w:semiHidden="0" w:name="Medium Shading 2 Accent 3"/>
+    <w:lsdException w:unhideWhenUsed="0" w:uiPriority="65" w:semiHidden="0" w:name="Medium List 1 Accent 3"/>
+    <w:lsdException w:unhideWhenUsed="0" w:uiPriority="66" w:semiHidden="0" w:name="Medium List 2 Accent 3"/>
+    <w:lsdException w:unhideWhenUsed="0" w:uiPriority="67" w:semiHidden="0" w:name="Medium Grid 1 Accent 3"/>
+    <w:lsdException w:unhideWhenUsed="0" w:uiPriority="68" w:semiHidden="0" w:name="Medium Grid 2 Accent 3"/>
+    <w:lsdException w:unhideWhenUsed="0" w:uiPriority="69" w:semiHidden="0" w:name="Medium Grid 3 Accent 3"/>
+    <w:lsdException w:unhideWhenUsed="0" w:uiPriority="70" w:semiHidden="0" w:name="Dark List Accent 3"/>
+    <w:lsdException w:unhideWhenUsed="0" w:uiPriority="71" w:semiHidden="0" w:name="Colorful Shading Accent 3"/>
+    <w:lsdException w:unhideWhenUsed="0" w:uiPriority="72" w:semiHidden="0" w:name="Colorful List Accent 3"/>
+    <w:lsdException w:unhideWhenUsed="0" w:uiPriority="73" w:semiHidden="0" w:name="Colorful Grid Accent 3"/>
+    <w:lsdException w:unhideWhenUsed="0" w:uiPriority="60" w:semiHidden="0" w:name="Light Shading Accent 4"/>
+    <w:lsdException w:unhideWhenUsed="0" w:uiPriority="61" w:semiHidden="0" w:name="Light List Accent 4"/>
+    <w:lsdException w:unhideWhenUsed="0" w:uiPriority="62" w:semiHidden="0" w:name="Light Grid Accent 4"/>
+    <w:lsdException w:unhideWhenUsed="0" w:uiPriority="63" w:semiHidden="0" w:name="Medium Shading 1 Accent 4"/>
+    <w:lsdException w:unhideWhenUsed="0" w:uiPriority="64" w:semiHidden="0" w:name="Medium Shading 2 Accent 4"/>
+    <w:lsdException w:unhideWhenUsed="0" w:uiPriority="65" w:semiHidden="0" w:name="Medium List 1 Accent 4"/>
+    <w:lsdException w:unhideWhenUsed="0" w:uiPriority="66" w:semiHidden="0" w:name="Medium List 2 Accent 4"/>
+    <w:lsdException w:unhideWhenUsed="0" w:uiPriority="67" w:semiHidden="0" w:name="Medium Grid 1 Accent 4"/>
+    <w:lsdException w:unhideWhenUsed="0" w:uiPriority="68" w:semiHidden="0" w:name="Medium Grid 2 Accent 4"/>
+    <w:lsdException w:unhideWhenUsed="0" w:uiPriority="69" w:semiHidden="0" w:name="Medium Grid 3 Accent 4"/>
+    <w:lsdException w:unhideWhenUsed="0" w:uiPriority="70" w:semiHidden="0" w:name="Dark List Accent 4"/>
+    <w:lsdException w:unhideWhenUsed="0" w:uiPriority="71" w:semiHidden="0" w:name="Colorful Shading Accent 4"/>
+    <w:lsdException w:unhideWhenUsed="0" w:uiPriority="72" w:semiHidden="0" w:name="Colorful List Accent 4"/>
+    <w:lsdException w:unhideWhenUsed="0" w:uiPriority="73" w:semiHidden="0" w:name="Colorful Grid Accent 4"/>
+    <w:lsdException w:unhideWhenUsed="0" w:uiPriority="60" w:semiHidden="0" w:name="Light Shading Accent 5"/>
+    <w:lsdException w:unhideWhenUsed="0" w:uiPriority="61" w:semiHidden="0" w:name="Light List Accent 5"/>
+    <w:lsdException w:unhideWhenUsed="0" w:uiPriority="62" w:semiHidden="0" w:name="Light Grid Accent 5"/>
+    <w:lsdException w:unhideWhenUsed="0" w:uiPriority="63" w:semiHidden="0" w:name="Medium Shading 1 Accent 5"/>
+    <w:lsdException w:unhideWhenUsed="0" w:uiPriority="64" w:semiHidden="0" w:name="Medium Shading 2 Accent 5"/>
+    <w:lsdException w:unhideWhenUsed="0" w:uiPriority="65" w:semiHidden="0" w:name="Medium List 1 Accent 5"/>
+    <w:lsdException w:unhideWhenUsed="0" w:uiPriority="66" w:semiHidden="0" w:name="Medium List 2 Accent 5"/>
+    <w:lsdException w:unhideWhenUsed="0" w:uiPriority="67" w:semiHidden="0" w:name="Medium Grid 1 Accent 5"/>
+    <w:lsdException w:unhideWhenUsed="0" w:uiPriority="68" w:semiHidden="0" w:name="Medium Grid 2 Accent 5"/>
+    <w:lsdException w:unhideWhenUsed="0" w:uiPriority="69" w:semiHidden="0" w:name="Medium Grid 3 Accent 5"/>
+    <w:lsdException w:unhideWhenUsed="0" w:uiPriority="70" w:semiHidden="0" w:name="Dark List Accent 5"/>
+    <w:lsdException w:unhideWhenUsed="0" w:uiPriority="71" w:semiHidden="0" w:name="Colorful Shading Accent 5"/>
+    <w:lsdException w:unhideWhenUsed="0" w:uiPriority="72" w:semiHidden="0" w:name="Colorful List Accent 5"/>
+    <w:lsdException w:unhideWhenUsed="0" w:uiPriority="73" w:semiHidden="0" w:name="Colorful Grid Accent 5"/>
+    <w:lsdException w:unhideWhenUsed="0" w:uiPriority="60" w:semiHidden="0" w:name="Light Shading Accent 6"/>
+    <w:lsdException w:unhideWhenUsed="0" w:uiPriority="61" w:semiHidden="0" w:name="Light List Accent 6"/>
+    <w:lsdException w:unhideWhenUsed="0" w:uiPriority="62" w:semiHidden="0" w:name="Light Grid Accent 6"/>
+    <w:lsdException w:unhideWhenUsed="0" w:uiPriority="63" w:semiHidden="0" w:name="Medium Shading 1 Accent 6"/>
+    <w:lsdException w:unhideWhenUsed="0" w:uiPriority="64" w:semiHidden="0" w:name="Medium Shading 2 Accent 6"/>
+    <w:lsdException w:unhideWhenUsed="0" w:uiPriority="65" w:semiHidden="0" w:name="Medium List 1 Accent 6"/>
+    <w:lsdException w:unhideWhenUsed="0" w:uiPriority="66" w:semiHidden="0" w:name="Medium List 2 Accent 6"/>
+    <w:lsdException w:unhideWhenUsed="0" w:uiPriority="67" w:semiHidden="0" w:name="Medium Grid 1 Accent 6"/>
+    <w:lsdException w:unhideWhenUsed="0" w:uiPriority="68" w:semiHidden="0" w:name="Medium Grid 2 Accent 6"/>
+    <w:lsdException w:unhideWhenUsed="0" w:uiPriority="69" w:semiHidden="0" w:name="Medium Grid 3 Accent 6"/>
+    <w:lsdException w:unhideWhenUsed="0" w:uiPriority="70" w:semiHidden="0" w:name="Dark List Accent 6"/>
+    <w:lsdException w:unhideWhenUsed="0" w:uiPriority="71" w:semiHidden="0" w:name="Colorful Shading Accent 6"/>
+    <w:lsdException w:unhideWhenUsed="0" w:uiPriority="72" w:semiHidden="0" w:name="Colorful List Accent 6"/>
+    <w:lsdException w:unhideWhenUsed="0" w:uiPriority="73" w:semiHidden="0" w:name="Colorful Grid Accent 6"/>
+  </w:latentStyles>
+  <w:style w:type="paragraph" w:default="1" w:styleId="1">
     <w:name w:val="Normal"/>
-    <w:next w:val="style0"/>
     <w:qFormat/>
     <w:uiPriority w:val="0"/>
     <w:pPr>
-      <w:widowControl w:val="false"/>
-      <w:autoSpaceDE w:val="false"/>
-      <w:autoSpaceDN w:val="false"/>
-      <w:spacing w:after="160" w:lineRule="auto" w:line="259"/>
+      <w:widowControl w:val="0"/>
+      <w:autoSpaceDE w:val="0"/>
+      <w:autoSpaceDN w:val="0"/>
+      <w:spacing w:after="160" w:line="259" w:lineRule="auto"/>
     </w:pPr>
     <w:rPr>
-      <w:rFonts w:ascii="宋体" w:cs="宋体" w:eastAsia="宋体" w:hAnsi="宋体"/>
+      <w:rFonts w:ascii="宋体" w:hAnsi="宋体" w:eastAsia="宋体" w:cs="宋体"/>
       <w:sz w:val="22"/>
       <w:szCs w:val="22"/>
-      <w:lang w:val="en-US" w:bidi="ar-SA" w:eastAsia="zh-CN"/>
+      <w:lang w:val="en-US" w:eastAsia="zh-CN" w:bidi="ar-SA"/>
     </w:rPr>
   </w:style>
-  <w:style w:type="paragraph" w:styleId="style1">
+  <w:style w:type="paragraph" w:styleId="2">
     <w:name w:val="heading 1"/>
-    <w:basedOn w:val="style0"/>
-    <w:next w:val="style0"/>
+    <w:basedOn w:val="1"/>
+    <w:next w:val="1"/>
     <w:qFormat/>
     <w:uiPriority w:val="9"/>
     <w:pPr>
@@ -5076,10 +5558,10 @@
       <w:szCs w:val="32"/>
     </w:rPr>
   </w:style>
-  <w:style w:type="paragraph" w:styleId="style2">
+  <w:style w:type="paragraph" w:styleId="3">
     <w:name w:val="heading 2"/>
-    <w:basedOn w:val="style0"/>
-    <w:next w:val="style0"/>
+    <w:basedOn w:val="1"/>
+    <w:next w:val="1"/>
     <w:qFormat/>
     <w:uiPriority w:val="9"/>
     <w:pPr>
@@ -5091,16 +5573,16 @@
       <w:szCs w:val="28"/>
     </w:rPr>
   </w:style>
-  <w:style w:type="paragraph" w:styleId="style3">
+  <w:style w:type="paragraph" w:styleId="4">
     <w:name w:val="heading 3"/>
-    <w:basedOn w:val="style0"/>
-    <w:next w:val="style0"/>
+    <w:basedOn w:val="1"/>
+    <w:next w:val="1"/>
     <w:qFormat/>
     <w:uiPriority w:val="9"/>
     <w:pPr>
       <w:keepNext/>
       <w:keepLines/>
-      <w:spacing w:before="260" w:after="260" w:lineRule="auto" w:line="413"/>
+      <w:spacing w:before="260" w:after="260" w:line="413" w:lineRule="auto"/>
       <w:outlineLvl w:val="2"/>
     </w:pPr>
     <w:rPr>
@@ -5108,34 +5590,34 @@
       <w:sz w:val="32"/>
     </w:rPr>
   </w:style>
-  <w:style w:type="paragraph" w:styleId="style4">
+  <w:style w:type="paragraph" w:styleId="5">
     <w:name w:val="heading 4"/>
-    <w:basedOn w:val="style0"/>
-    <w:next w:val="style0"/>
+    <w:basedOn w:val="1"/>
+    <w:next w:val="1"/>
     <w:qFormat/>
     <w:uiPriority w:val="9"/>
     <w:pPr>
       <w:keepNext/>
       <w:keepLines/>
-      <w:spacing w:before="280" w:after="290" w:lineRule="auto" w:line="372"/>
+      <w:spacing w:before="280" w:after="290" w:line="372" w:lineRule="auto"/>
       <w:outlineLvl w:val="3"/>
     </w:pPr>
     <w:rPr>
-      <w:rFonts w:ascii="Arial" w:eastAsia="黑体" w:hAnsi="Arial"/>
+      <w:rFonts w:ascii="Arial" w:hAnsi="Arial" w:eastAsia="黑体"/>
       <w:b/>
       <w:sz w:val="28"/>
     </w:rPr>
   </w:style>
-  <w:style w:type="paragraph" w:styleId="style5">
+  <w:style w:type="paragraph" w:styleId="6">
     <w:name w:val="heading 5"/>
-    <w:basedOn w:val="style0"/>
-    <w:next w:val="style0"/>
+    <w:basedOn w:val="1"/>
+    <w:next w:val="1"/>
     <w:qFormat/>
     <w:uiPriority w:val="9"/>
     <w:pPr>
       <w:keepNext/>
       <w:keepLines/>
-      <w:spacing w:before="280" w:after="290" w:lineRule="auto" w:line="372"/>
+      <w:spacing w:before="280" w:after="290" w:line="372" w:lineRule="auto"/>
       <w:outlineLvl w:val="4"/>
     </w:pPr>
     <w:rPr>
@@ -5143,19 +5625,15 @@
       <w:sz w:val="28"/>
     </w:rPr>
   </w:style>
-  <w:style w:type="character" w:default="1" w:styleId="style65">
+  <w:style w:type="character" w:default="1" w:styleId="13">
     <w:name w:val="Default Paragraph Font"/>
-    <w:next w:val="style65"/>
     <w:qFormat/>
     <w:uiPriority w:val="1"/>
   </w:style>
-  <w:style w:type="table" w:default="1" w:styleId="style105">
+  <w:style w:type="table" w:default="1" w:styleId="12">
     <w:name w:val="Normal Table"/>
-    <w:next w:val="style105"/>
     <w:qFormat/>
     <w:uiPriority w:val="99"/>
-    <w:pPr/>
-    <w:rPr/>
     <w:tblPr>
       <w:tblCellMar>
         <w:top w:w="0" w:type="dxa"/>
@@ -5164,68 +5642,59 @@
         <w:right w:w="108" w:type="dxa"/>
       </w:tblCellMar>
     </w:tblPr>
-    <w:tcPr>
-      <w:tcBorders/>
-    </w:tcPr>
   </w:style>
-  <w:style w:type="paragraph" w:styleId="style30">
+  <w:style w:type="paragraph" w:styleId="7">
     <w:name w:val="annotation text"/>
-    <w:basedOn w:val="style0"/>
-    <w:next w:val="style30"/>
+    <w:basedOn w:val="1"/>
     <w:qFormat/>
     <w:uiPriority w:val="99"/>
     <w:pPr>
       <w:jc w:val="left"/>
     </w:pPr>
-    <w:rPr/>
   </w:style>
-  <w:style w:type="paragraph" w:styleId="style66">
+  <w:style w:type="paragraph" w:styleId="8">
     <w:name w:val="Body Text"/>
-    <w:basedOn w:val="style0"/>
-    <w:next w:val="style66"/>
+    <w:basedOn w:val="1"/>
     <w:qFormat/>
     <w:uiPriority w:val="1"/>
-    <w:pPr/>
     <w:rPr>
       <w:sz w:val="24"/>
       <w:szCs w:val="24"/>
     </w:rPr>
   </w:style>
-  <w:style w:type="paragraph" w:styleId="style32">
+  <w:style w:type="paragraph" w:styleId="9">
     <w:name w:val="footer"/>
-    <w:basedOn w:val="style0"/>
-    <w:next w:val="style32"/>
-    <w:link w:val="style4100"/>
+    <w:basedOn w:val="1"/>
+    <w:link w:val="18"/>
     <w:qFormat/>
     <w:uiPriority w:val="99"/>
     <w:pPr>
       <w:tabs>
-        <w:tab w:val="center" w:leader="none" w:pos="4153"/>
-        <w:tab w:val="right" w:leader="none" w:pos="8306"/>
+        <w:tab w:val="center" w:pos="4153"/>
+        <w:tab w:val="right" w:pos="8306"/>
       </w:tabs>
-      <w:snapToGrid w:val="false"/>
+      <w:snapToGrid w:val="0"/>
     </w:pPr>
     <w:rPr>
       <w:sz w:val="18"/>
       <w:szCs w:val="18"/>
     </w:rPr>
   </w:style>
-  <w:style w:type="paragraph" w:styleId="style31">
+  <w:style w:type="paragraph" w:styleId="10">
     <w:name w:val="header"/>
-    <w:basedOn w:val="style0"/>
-    <w:next w:val="style31"/>
-    <w:link w:val="style4099"/>
+    <w:basedOn w:val="1"/>
+    <w:link w:val="17"/>
     <w:qFormat/>
     <w:uiPriority w:val="99"/>
     <w:pPr>
       <w:pBdr>
-        <w:bottom w:val="single" w:sz="6" w:space="1" w:color="auto"/>
+        <w:bottom w:val="single" w:color="auto" w:sz="6" w:space="1"/>
       </w:pBdr>
       <w:tabs>
-        <w:tab w:val="center" w:leader="none" w:pos="4153"/>
-        <w:tab w:val="right" w:leader="none" w:pos="8306"/>
+        <w:tab w:val="center" w:pos="4153"/>
+        <w:tab w:val="right" w:pos="8306"/>
       </w:tabs>
-      <w:snapToGrid w:val="false"/>
+      <w:snapToGrid w:val="0"/>
       <w:jc w:val="center"/>
     </w:pPr>
     <w:rPr>
@@ -5233,10 +5702,9 @@
       <w:szCs w:val="18"/>
     </w:rPr>
   </w:style>
-  <w:style w:type="paragraph" w:styleId="style62">
+  <w:style w:type="paragraph" w:styleId="11">
     <w:name w:val="Title"/>
-    <w:basedOn w:val="style0"/>
-    <w:next w:val="style62"/>
+    <w:basedOn w:val="1"/>
     <w:qFormat/>
     <w:uiPriority w:val="10"/>
     <w:pPr>
@@ -5248,13 +5716,10 @@
       <w:szCs w:val="44"/>
     </w:rPr>
   </w:style>
-  <w:style w:type="table" w:customStyle="1" w:styleId="style4097">
+  <w:style w:type="table" w:customStyle="1" w:styleId="14">
     <w:name w:val="Table Normal"/>
-    <w:next w:val="style4097"/>
     <w:qFormat/>
     <w:uiPriority w:val="2"/>
-    <w:pPr/>
-    <w:rPr/>
     <w:tblPr>
       <w:tblCellMar>
         <w:top w:w="0" w:type="dxa"/>
@@ -5263,52 +5728,43 @@
         <w:right w:w="0" w:type="dxa"/>
       </w:tblCellMar>
     </w:tblPr>
-    <w:tcPr>
-      <w:tcBorders/>
-    </w:tcPr>
   </w:style>
-  <w:style w:type="paragraph" w:styleId="style179">
+  <w:style w:type="paragraph" w:styleId="15">
     <w:name w:val="List Paragraph"/>
-    <w:basedOn w:val="style0"/>
-    <w:next w:val="style179"/>
+    <w:basedOn w:val="1"/>
     <w:qFormat/>
     <w:uiPriority w:val="34"/>
     <w:pPr>
       <w:ind w:left="2159" w:hanging="1201"/>
     </w:pPr>
-    <w:rPr/>
   </w:style>
-  <w:style w:type="paragraph" w:customStyle="1" w:styleId="style4098">
+  <w:style w:type="paragraph" w:customStyle="1" w:styleId="16">
     <w:name w:val="Table Paragraph"/>
-    <w:basedOn w:val="style0"/>
-    <w:next w:val="style4098"/>
+    <w:basedOn w:val="1"/>
     <w:qFormat/>
     <w:uiPriority w:val="1"/>
-    <w:pPr/>
   </w:style>
-  <w:style w:type="character" w:customStyle="1" w:styleId="style4099">
+  <w:style w:type="character" w:customStyle="1" w:styleId="17">
     <w:name w:val="页眉 字符"/>
-    <w:basedOn w:val="style65"/>
-    <w:next w:val="style4099"/>
-    <w:link w:val="style31"/>
+    <w:basedOn w:val="13"/>
+    <w:link w:val="10"/>
     <w:qFormat/>
     <w:uiPriority w:val="99"/>
     <w:rPr>
-      <w:rFonts w:ascii="宋体" w:cs="宋体" w:hAnsi="宋体"/>
+      <w:rFonts w:ascii="宋体" w:hAnsi="宋体" w:cs="宋体"/>
       <w:sz w:val="18"/>
       <w:szCs w:val="18"/>
       <w:lang w:eastAsia="zh-CN"/>
     </w:rPr>
   </w:style>
-  <w:style w:type="character" w:customStyle="1" w:styleId="style4100">
+  <w:style w:type="character" w:customStyle="1" w:styleId="18">
     <w:name w:val="页脚 字符"/>
-    <w:basedOn w:val="style65"/>
-    <w:next w:val="style4100"/>
-    <w:link w:val="style32"/>
+    <w:basedOn w:val="13"/>
+    <w:link w:val="9"/>
     <w:qFormat/>
     <w:uiPriority w:val="99"/>
     <w:rPr>
-      <w:rFonts w:ascii="宋体" w:cs="宋体" w:hAnsi="宋体"/>
+      <w:rFonts w:ascii="宋体" w:hAnsi="宋体" w:cs="宋体"/>
       <w:sz w:val="18"/>
       <w:szCs w:val="18"/>
       <w:lang w:eastAsia="zh-CN"/>
@@ -5598,7 +6054,6 @@
     </a:fmtScheme>
   </a:themeElements>
   <a:objectDefaults/>
-  <a:extraClrSchemeLst/>
 </a:theme>
 </file>
 

--- a/data/实验1-网线配线架与机柜（2025版）.docx
+++ b/data/实验1-网线配线架与机柜（2025版）.docx
@@ -7,6 +7,8 @@
         <w:pStyle w:val="2"/>
         <w:ind w:left="0" w:firstLine="0"/>
       </w:pPr>
+      <w:bookmarkStart w:id="0" w:name="_GoBack"/>
+      <w:bookmarkEnd w:id="0"/>
       <w:r>
         <w:t>第1章</w:t>
       </w:r>
@@ -4691,8 +4693,6 @@
         </w:r>
       </w:ins>
       <w:del w:id="37" w:author="Isabella...伊莎贝拉" w:date="2026-01-30T13:55:48Z">
-        <w:bookmarkStart w:id="0" w:name="_GoBack"/>
-        <w:bookmarkEnd w:id="0"/>
         <w:r>
           <w:rPr>
             <w:rFonts w:hint="eastAsia"/>
